--- a/P1/Memoria prac1.docx
+++ b/P1/Memoria prac1.docx
@@ -9,7 +9,11 @@
       </w:pPr>
       <w:r>
         <w:rPr/>
-        <w:t>PRÁCTICA 1: SISTEMAS OPERATIVOS.</w:t>
+        <w:t xml:space="preserve">PRÁCTICA 1: SISTEMAS OPERATIVOS. </w:t>
+      </w:r>
+      <w:r>
+        <w:rPr/>
+        <w:t>Gestión de procesos y archivos-</w:t>
       </w:r>
     </w:p>
     <w:p>
@@ -19,6 +23,7 @@
       </w:pPr>
       <w:r>
         <w:rPr/>
+        <w:t>Marcos Sánchez García</w:t>
       </w:r>
     </w:p>
     <w:p>
@@ -33,42 +38,19 @@
     <w:p>
       <w:pPr>
         <w:pStyle w:val="normal1"/>
-        <w:rPr/>
-      </w:pPr>
-      <w:r>
-        <w:rPr/>
-      </w:r>
-    </w:p>
-    <w:p>
-      <w:pPr>
-        <w:pStyle w:val="normal1"/>
-        <w:rPr/>
-      </w:pPr>
-      <w:r>
-        <w:rPr/>
-      </w:r>
-    </w:p>
-    <w:p>
-      <w:pPr>
-        <w:pStyle w:val="normal1"/>
-        <w:rPr/>
-      </w:pPr>
-      <w:r>
-        <w:rPr/>
-      </w:r>
-    </w:p>
-    <w:p>
-      <w:pPr>
-        <w:pStyle w:val="normal1"/>
-        <w:rPr>
+        <w:rPr>
+          <w:b/>
+          <w:bCs/>
+          <w:u w:val="single"/>
+        </w:rPr>
+      </w:pPr>
+      <w:r>
+        <w:rPr>
+          <w:b/>
+          <w:bCs/>
           <w:sz w:val="56"/>
           <w:szCs w:val="56"/>
-        </w:rPr>
-      </w:pPr>
-      <w:r>
-        <w:rPr>
-          <w:sz w:val="56"/>
-          <w:szCs w:val="56"/>
+          <w:u w:val="single"/>
         </w:rPr>
         <w:t>ÍNDICE</w:t>
       </w:r>
@@ -77,74 +59,87 @@
       <w:pPr>
         <w:pStyle w:val="normal1"/>
         <w:rPr>
-          <w:sz w:val="56"/>
-          <w:szCs w:val="56"/>
-        </w:rPr>
-      </w:pPr>
-      <w:r>
-        <w:rPr>
-          <w:sz w:val="56"/>
-          <w:szCs w:val="56"/>
-        </w:rPr>
+          <w:sz w:val="40"/>
+          <w:szCs w:val="40"/>
+        </w:rPr>
+      </w:pPr>
+      <w:r>
+        <w:rPr>
+          <w:sz w:val="40"/>
+          <w:szCs w:val="40"/>
+        </w:rPr>
+        <w:t>1. Ejercicio malla.c……………….pág 2</w:t>
       </w:r>
     </w:p>
     <w:p>
       <w:pPr>
         <w:pStyle w:val="normal1"/>
         <w:rPr>
-          <w:sz w:val="56"/>
-          <w:szCs w:val="56"/>
-        </w:rPr>
-      </w:pPr>
-      <w:r>
-        <w:rPr>
-          <w:sz w:val="56"/>
-          <w:szCs w:val="56"/>
-        </w:rPr>
+          <w:sz w:val="40"/>
+          <w:szCs w:val="40"/>
+        </w:rPr>
+      </w:pPr>
+      <w:r>
+        <w:rPr>
+          <w:sz w:val="40"/>
+          <w:szCs w:val="40"/>
+        </w:rPr>
+        <w:tab/>
+      </w:r>
+      <w:r>
+        <w:rPr>
+          <w:sz w:val="30"/>
+          <w:szCs w:val="30"/>
+        </w:rPr>
+        <w:t xml:space="preserve">1.1. Enunciado………………………….pág 2 </w:t>
       </w:r>
     </w:p>
     <w:p>
       <w:pPr>
         <w:pStyle w:val="normal1"/>
         <w:rPr>
-          <w:sz w:val="56"/>
-          <w:szCs w:val="56"/>
-        </w:rPr>
-      </w:pPr>
-      <w:r>
-        <w:rPr>
-          <w:sz w:val="56"/>
-          <w:szCs w:val="56"/>
-        </w:rPr>
+          <w:sz w:val="40"/>
+          <w:szCs w:val="40"/>
+        </w:rPr>
+      </w:pPr>
+      <w:r>
+        <w:rPr>
+          <w:sz w:val="30"/>
+          <w:szCs w:val="30"/>
+        </w:rPr>
+        <w:tab/>
+        <w:t>1.2. Tareas y justificación……………...pág 2</w:t>
       </w:r>
     </w:p>
     <w:p>
       <w:pPr>
         <w:pStyle w:val="normal1"/>
         <w:rPr>
-          <w:sz w:val="56"/>
-          <w:szCs w:val="56"/>
-        </w:rPr>
-      </w:pPr>
-      <w:r>
-        <w:rPr>
-          <w:sz w:val="56"/>
-          <w:szCs w:val="56"/>
-        </w:rPr>
+          <w:sz w:val="40"/>
+          <w:szCs w:val="40"/>
+        </w:rPr>
+      </w:pPr>
+      <w:r>
+        <w:rPr>
+          <w:sz w:val="30"/>
+          <w:szCs w:val="30"/>
+        </w:rPr>
+        <w:tab/>
+        <w:t>1.3. Análisis del código………………...pág 3</w:t>
       </w:r>
     </w:p>
     <w:p>
       <w:pPr>
         <w:pStyle w:val="normal1"/>
         <w:rPr>
-          <w:sz w:val="56"/>
-          <w:szCs w:val="56"/>
-        </w:rPr>
-      </w:pPr>
-      <w:r>
-        <w:rPr>
-          <w:sz w:val="56"/>
-          <w:szCs w:val="56"/>
+          <w:sz w:val="40"/>
+          <w:szCs w:val="40"/>
+        </w:rPr>
+      </w:pPr>
+      <w:r>
+        <w:rPr>
+          <w:sz w:val="40"/>
+          <w:szCs w:val="40"/>
         </w:rPr>
       </w:r>
     </w:p>
@@ -152,89 +147,139 @@
       <w:pPr>
         <w:pStyle w:val="normal1"/>
         <w:rPr>
-          <w:sz w:val="56"/>
-          <w:szCs w:val="56"/>
-        </w:rPr>
-      </w:pPr>
-      <w:r>
-        <w:rPr>
-          <w:sz w:val="56"/>
-          <w:szCs w:val="56"/>
-        </w:rPr>
+          <w:sz w:val="40"/>
+          <w:szCs w:val="40"/>
+        </w:rPr>
+      </w:pPr>
+      <w:r>
+        <w:rPr>
+          <w:sz w:val="40"/>
+          <w:szCs w:val="40"/>
+        </w:rPr>
+        <w:t>2. Ejercicio ejec.c……………….pág 7</w:t>
       </w:r>
     </w:p>
     <w:p>
       <w:pPr>
         <w:pStyle w:val="normal1"/>
         <w:rPr>
-          <w:sz w:val="56"/>
-          <w:szCs w:val="56"/>
-        </w:rPr>
-      </w:pPr>
-      <w:r>
-        <w:rPr>
-          <w:sz w:val="56"/>
-          <w:szCs w:val="56"/>
-        </w:rPr>
+          <w:sz w:val="40"/>
+          <w:szCs w:val="40"/>
+        </w:rPr>
+      </w:pPr>
+      <w:r>
+        <w:rPr>
+          <w:sz w:val="40"/>
+          <w:szCs w:val="40"/>
+        </w:rPr>
+        <w:tab/>
+      </w:r>
+      <w:r>
+        <w:rPr>
+          <w:sz w:val="30"/>
+          <w:szCs w:val="30"/>
+        </w:rPr>
+        <w:t xml:space="preserve">2.1. Enunciado………………………….pág </w:t>
+      </w:r>
+      <w:r>
+        <w:rPr>
+          <w:sz w:val="30"/>
+          <w:szCs w:val="30"/>
+        </w:rPr>
+        <w:t>7</w:t>
+      </w:r>
+      <w:r>
+        <w:rPr>
+          <w:sz w:val="30"/>
+          <w:szCs w:val="30"/>
+        </w:rPr>
+        <w:t xml:space="preserve"> </w:t>
       </w:r>
     </w:p>
     <w:p>
       <w:pPr>
         <w:pStyle w:val="normal1"/>
         <w:rPr>
-          <w:sz w:val="56"/>
-          <w:szCs w:val="56"/>
-        </w:rPr>
-      </w:pPr>
-      <w:r>
-        <w:rPr>
-          <w:sz w:val="56"/>
-          <w:szCs w:val="56"/>
-        </w:rPr>
+          <w:sz w:val="40"/>
+          <w:szCs w:val="40"/>
+        </w:rPr>
+      </w:pPr>
+      <w:r>
+        <w:rPr>
+          <w:sz w:val="30"/>
+          <w:szCs w:val="30"/>
+        </w:rPr>
+        <w:tab/>
+        <w:t xml:space="preserve">2.2. Ejemplo de salida por pantalla......pág </w:t>
+      </w:r>
+      <w:r>
+        <w:rPr>
+          <w:sz w:val="30"/>
+          <w:szCs w:val="30"/>
+        </w:rPr>
+        <w:t>7</w:t>
       </w:r>
     </w:p>
     <w:p>
       <w:pPr>
         <w:pStyle w:val="normal1"/>
         <w:rPr>
-          <w:sz w:val="56"/>
-          <w:szCs w:val="56"/>
-        </w:rPr>
-      </w:pPr>
-      <w:r>
-        <w:rPr>
-          <w:sz w:val="56"/>
-          <w:szCs w:val="56"/>
-        </w:rPr>
+          <w:sz w:val="40"/>
+          <w:szCs w:val="40"/>
+        </w:rPr>
+      </w:pPr>
+      <w:r>
+        <w:rPr>
+          <w:sz w:val="30"/>
+          <w:szCs w:val="30"/>
+        </w:rPr>
+        <w:tab/>
+        <w:t xml:space="preserve">2.3. Tareas y justificación……………...pág </w:t>
+      </w:r>
+      <w:r>
+        <w:rPr>
+          <w:sz w:val="30"/>
+          <w:szCs w:val="30"/>
+        </w:rPr>
+        <w:t>8</w:t>
       </w:r>
     </w:p>
     <w:p>
       <w:pPr>
         <w:pStyle w:val="normal1"/>
         <w:rPr>
-          <w:sz w:val="56"/>
-          <w:szCs w:val="56"/>
-        </w:rPr>
-      </w:pPr>
-      <w:r>
-        <w:rPr>
-          <w:sz w:val="56"/>
-          <w:szCs w:val="56"/>
-        </w:rPr>
+          <w:sz w:val="40"/>
+          <w:szCs w:val="40"/>
+        </w:rPr>
+      </w:pPr>
+      <w:r>
+        <w:rPr>
+          <w:sz w:val="30"/>
+          <w:szCs w:val="30"/>
+        </w:rPr>
+        <w:tab/>
+        <w:t xml:space="preserve">2.4. Análisis del código………………...pág </w:t>
+      </w:r>
+      <w:r>
+        <w:rPr>
+          <w:sz w:val="30"/>
+          <w:szCs w:val="30"/>
+        </w:rPr>
+        <w:t>8</w:t>
       </w:r>
     </w:p>
     <w:p>
       <w:pPr>
         <w:pStyle w:val="normal1"/>
         <w:rPr>
-          <w:sz w:val="56"/>
-          <w:szCs w:val="56"/>
-        </w:rPr>
-      </w:pPr>
-      <w:r>
-        <w:rPr>
-          <w:sz w:val="56"/>
-          <w:szCs w:val="56"/>
+          <w:sz w:val="40"/>
+          <w:szCs w:val="40"/>
+        </w:rPr>
+      </w:pPr>
+      <w:r>
+        <w:rPr>
+          <w:sz w:val="40"/>
+          <w:szCs w:val="40"/>
         </w:rPr>
       </w:r>
     </w:p>
@@ -242,60 +287,304 @@
       <w:pPr>
         <w:pStyle w:val="normal1"/>
         <w:rPr>
-          <w:sz w:val="56"/>
-          <w:szCs w:val="56"/>
-        </w:rPr>
-      </w:pPr>
-      <w:r>
-        <w:rPr>
-          <w:sz w:val="56"/>
-          <w:szCs w:val="56"/>
-        </w:rPr>
+          <w:sz w:val="40"/>
+          <w:szCs w:val="40"/>
+        </w:rPr>
+      </w:pPr>
+      <w:r>
+        <w:rPr>
+          <w:sz w:val="40"/>
+          <w:szCs w:val="40"/>
+        </w:rPr>
+        <w:t>3</w:t>
+      </w:r>
+      <w:r>
+        <w:rPr>
+          <w:sz w:val="40"/>
+          <w:szCs w:val="40"/>
+        </w:rPr>
+        <w:t>. Ejercicio hacha.c………………pág 12</w:t>
       </w:r>
     </w:p>
     <w:p>
       <w:pPr>
         <w:pStyle w:val="normal1"/>
         <w:rPr>
-          <w:sz w:val="56"/>
-          <w:szCs w:val="56"/>
-        </w:rPr>
-      </w:pPr>
-      <w:r>
-        <w:rPr>
-          <w:sz w:val="56"/>
-          <w:szCs w:val="56"/>
-        </w:rPr>
+          <w:sz w:val="40"/>
+          <w:szCs w:val="40"/>
+        </w:rPr>
+      </w:pPr>
+      <w:r>
+        <w:rPr>
+          <w:sz w:val="40"/>
+          <w:szCs w:val="40"/>
+        </w:rPr>
+        <w:tab/>
+      </w:r>
+      <w:r>
+        <w:rPr>
+          <w:sz w:val="30"/>
+          <w:szCs w:val="30"/>
+        </w:rPr>
+        <w:t xml:space="preserve">3.1. Enunciado………………………….pág </w:t>
+      </w:r>
+      <w:r>
+        <w:rPr>
+          <w:sz w:val="30"/>
+          <w:szCs w:val="30"/>
+        </w:rPr>
+        <w:t>1</w:t>
+      </w:r>
+      <w:r>
+        <w:rPr>
+          <w:sz w:val="30"/>
+          <w:szCs w:val="30"/>
+        </w:rPr>
+        <w:t xml:space="preserve">2 </w:t>
       </w:r>
     </w:p>
     <w:p>
       <w:pPr>
         <w:pStyle w:val="normal1"/>
         <w:rPr>
-          <w:sz w:val="56"/>
-          <w:szCs w:val="56"/>
-        </w:rPr>
-      </w:pPr>
-      <w:r>
-        <w:rPr>
-          <w:sz w:val="56"/>
-          <w:szCs w:val="56"/>
-        </w:rPr>
+          <w:sz w:val="40"/>
+          <w:szCs w:val="40"/>
+        </w:rPr>
+      </w:pPr>
+      <w:r>
+        <w:rPr>
+          <w:sz w:val="30"/>
+          <w:szCs w:val="30"/>
+        </w:rPr>
+        <w:tab/>
+        <w:t xml:space="preserve">3.2. Ejemplo de salida por pantal...…..pág </w:t>
+      </w:r>
+      <w:r>
+        <w:rPr>
+          <w:sz w:val="30"/>
+          <w:szCs w:val="30"/>
+        </w:rPr>
+        <w:t>1</w:t>
+      </w:r>
+      <w:r>
+        <w:rPr>
+          <w:sz w:val="30"/>
+          <w:szCs w:val="30"/>
+        </w:rPr>
+        <w:t>2</w:t>
       </w:r>
     </w:p>
     <w:p>
       <w:pPr>
         <w:pStyle w:val="normal1"/>
         <w:rPr>
-          <w:sz w:val="56"/>
-          <w:szCs w:val="56"/>
-        </w:rPr>
-      </w:pPr>
-      <w:r>
-        <w:rPr>
-          <w:sz w:val="56"/>
-          <w:szCs w:val="56"/>
-        </w:rPr>
+          <w:sz w:val="40"/>
+          <w:szCs w:val="40"/>
+        </w:rPr>
+      </w:pPr>
+      <w:r>
+        <w:rPr>
+          <w:sz w:val="30"/>
+          <w:szCs w:val="30"/>
+        </w:rPr>
+        <w:tab/>
+        <w:t xml:space="preserve">3.3. Tareas y justificación……………...pág </w:t>
+      </w:r>
+      <w:r>
+        <w:rPr>
+          <w:sz w:val="30"/>
+          <w:szCs w:val="30"/>
+        </w:rPr>
+        <w:t>1</w:t>
+      </w:r>
+      <w:r>
+        <w:rPr>
+          <w:sz w:val="30"/>
+          <w:szCs w:val="30"/>
+        </w:rPr>
+        <w:t>2</w:t>
+      </w:r>
+    </w:p>
+    <w:p>
+      <w:pPr>
+        <w:pStyle w:val="normal1"/>
+        <w:rPr>
+          <w:sz w:val="40"/>
+          <w:szCs w:val="40"/>
+        </w:rPr>
+      </w:pPr>
+      <w:r>
+        <w:rPr>
+          <w:sz w:val="30"/>
+          <w:szCs w:val="30"/>
+        </w:rPr>
+        <w:tab/>
+        <w:t xml:space="preserve">3.4. Análisis del código…………………pág </w:t>
+      </w:r>
+      <w:r>
+        <w:rPr>
+          <w:sz w:val="30"/>
+          <w:szCs w:val="30"/>
+        </w:rPr>
+        <w:t>1</w:t>
+      </w:r>
+      <w:r>
+        <w:rPr>
+          <w:sz w:val="30"/>
+          <w:szCs w:val="30"/>
+        </w:rPr>
+        <w:t>3</w:t>
+      </w:r>
+    </w:p>
+    <w:p>
+      <w:pPr>
+        <w:pStyle w:val="normal1"/>
+        <w:rPr>
+          <w:sz w:val="40"/>
+          <w:szCs w:val="40"/>
+        </w:rPr>
+      </w:pPr>
+      <w:r>
+        <w:rPr>
+          <w:sz w:val="40"/>
+          <w:szCs w:val="40"/>
+        </w:rPr>
+      </w:r>
+    </w:p>
+    <w:p>
+      <w:pPr>
+        <w:pStyle w:val="normal1"/>
+        <w:rPr>
+          <w:sz w:val="40"/>
+          <w:szCs w:val="40"/>
+        </w:rPr>
+      </w:pPr>
+      <w:r>
+        <w:rPr>
+          <w:sz w:val="40"/>
+          <w:szCs w:val="40"/>
+        </w:rPr>
+        <w:t>4</w:t>
+      </w:r>
+      <w:r>
+        <w:rPr>
+          <w:sz w:val="40"/>
+          <w:szCs w:val="40"/>
+        </w:rPr>
+        <w:t xml:space="preserve">. Ejercicio </w:t>
+      </w:r>
+      <w:r>
+        <w:rPr>
+          <w:sz w:val="40"/>
+          <w:szCs w:val="40"/>
+        </w:rPr>
+        <w:t>hijos</w:t>
+      </w:r>
+      <w:r>
+        <w:rPr>
+          <w:sz w:val="40"/>
+          <w:szCs w:val="40"/>
+        </w:rPr>
+        <w:t xml:space="preserve">.c……………….pág </w:t>
+      </w:r>
+      <w:r>
+        <w:rPr>
+          <w:sz w:val="40"/>
+          <w:szCs w:val="40"/>
+        </w:rPr>
+        <w:t>17</w:t>
+      </w:r>
+    </w:p>
+    <w:p>
+      <w:pPr>
+        <w:pStyle w:val="normal1"/>
+        <w:rPr>
+          <w:sz w:val="40"/>
+          <w:szCs w:val="40"/>
+        </w:rPr>
+      </w:pPr>
+      <w:r>
+        <w:rPr>
+          <w:sz w:val="40"/>
+          <w:szCs w:val="40"/>
+        </w:rPr>
+        <w:tab/>
+      </w:r>
+      <w:r>
+        <w:rPr>
+          <w:sz w:val="30"/>
+          <w:szCs w:val="30"/>
+        </w:rPr>
+        <w:t>4</w:t>
+      </w:r>
+      <w:r>
+        <w:rPr>
+          <w:sz w:val="30"/>
+          <w:szCs w:val="30"/>
+        </w:rPr>
+        <w:t xml:space="preserve">.1. Enunciado y salida esperada…….pág </w:t>
+      </w:r>
+      <w:r>
+        <w:rPr>
+          <w:sz w:val="30"/>
+          <w:szCs w:val="30"/>
+        </w:rPr>
+        <w:t>17</w:t>
+      </w:r>
+      <w:r>
+        <w:rPr>
+          <w:sz w:val="30"/>
+          <w:szCs w:val="30"/>
+        </w:rPr>
+        <w:t xml:space="preserve"> </w:t>
+      </w:r>
+    </w:p>
+    <w:p>
+      <w:pPr>
+        <w:pStyle w:val="normal1"/>
+        <w:rPr>
+          <w:sz w:val="40"/>
+          <w:szCs w:val="40"/>
+        </w:rPr>
+      </w:pPr>
+      <w:r>
+        <w:rPr>
+          <w:sz w:val="30"/>
+          <w:szCs w:val="30"/>
+        </w:rPr>
+        <w:tab/>
+        <w:t xml:space="preserve">4.2. Tareas y justificación……………...pág </w:t>
+      </w:r>
+      <w:r>
+        <w:rPr>
+          <w:sz w:val="30"/>
+          <w:szCs w:val="30"/>
+        </w:rPr>
+        <w:t>17</w:t>
+      </w:r>
+    </w:p>
+    <w:p>
+      <w:pPr>
+        <w:pStyle w:val="normal1"/>
+        <w:rPr>
+          <w:sz w:val="40"/>
+          <w:szCs w:val="40"/>
+        </w:rPr>
+      </w:pPr>
+      <w:r>
+        <w:rPr>
+          <w:sz w:val="30"/>
+          <w:szCs w:val="30"/>
+        </w:rPr>
+        <w:tab/>
+        <w:t xml:space="preserve">4.3. Análisis del código………………...pág </w:t>
+      </w:r>
+      <w:r>
+        <w:rPr>
+          <w:sz w:val="30"/>
+          <w:szCs w:val="30"/>
+        </w:rPr>
+        <w:t>18</w:t>
       </w:r>
     </w:p>
     <w:p>
@@ -460,33 +749,19 @@
         <w:rPr>
           <w:rFonts w:ascii="arial" w:hAnsi="arial"/>
         </w:rPr>
-        <w:t>: hacen falta dos (</w:t>
-      </w:r>
-      <w:r>
-        <w:rPr>
-          <w:rStyle w:val="Textooriginal"/>
-          <w:rFonts w:ascii="arial" w:hAnsi="arial"/>
-        </w:rPr>
-        <w:t>x</w:t>
-      </w:r>
-      <w:r>
-        <w:rPr>
-          <w:rFonts w:ascii="arial" w:hAnsi="arial"/>
-        </w:rPr>
-        <w:t xml:space="preserve"> e </w:t>
-      </w:r>
-      <w:r>
-        <w:rPr>
-          <w:rStyle w:val="Textooriginal"/>
-          <w:rFonts w:ascii="arial" w:hAnsi="arial"/>
-        </w:rPr>
-        <w:t>y</w:t>
-      </w:r>
-      <w:r>
-        <w:rPr>
-          <w:rFonts w:ascii="arial" w:hAnsi="arial"/>
-        </w:rPr>
-        <w:t xml:space="preserve">). Si no, se avisa y se sale. </w:t>
+        <w:t xml:space="preserve">: </w:t>
+      </w:r>
+      <w:r>
+        <w:rPr>
+          <w:rFonts w:ascii="arial" w:hAnsi="arial"/>
+        </w:rPr>
+        <w:t>Necesitamos los argumentos x e y para un correcto funcionamiento. Sino, lanza el mensaje y termina el programa</w:t>
+      </w:r>
+      <w:r>
+        <w:rPr>
+          <w:rFonts w:ascii="arial" w:hAnsi="arial"/>
+        </w:rPr>
+        <w:t xml:space="preserve">. </w:t>
       </w:r>
     </w:p>
     <w:p>
@@ -516,46 +791,13 @@
         <w:rPr>
           <w:rFonts w:ascii="arial" w:hAnsi="arial"/>
         </w:rPr>
-        <w:t xml:space="preserve">: primero se crean las </w:t>
-      </w:r>
-      <w:r>
-        <w:rPr>
-          <w:rStyle w:val="Textooriginal"/>
-          <w:rFonts w:ascii="arial" w:hAnsi="arial"/>
-        </w:rPr>
-        <w:t>y</w:t>
-      </w:r>
-      <w:r>
-        <w:rPr>
-          <w:rFonts w:ascii="arial" w:hAnsi="arial"/>
-        </w:rPr>
-        <w:t xml:space="preserve"> columnas con </w:t>
-      </w:r>
-      <w:r>
-        <w:rPr>
-          <w:rStyle w:val="Textooriginal"/>
-          <w:rFonts w:ascii="arial" w:hAnsi="arial"/>
-        </w:rPr>
-        <w:t>fork()</w:t>
-      </w:r>
-      <w:r>
-        <w:rPr>
-          <w:rFonts w:ascii="arial" w:hAnsi="arial"/>
-        </w:rPr>
-        <w:t xml:space="preserve"> y luego cada columna crea su cadena de </w:t>
-      </w:r>
-      <w:r>
-        <w:rPr>
-          <w:rStyle w:val="Textooriginal"/>
-          <w:rFonts w:ascii="arial" w:hAnsi="arial"/>
-        </w:rPr>
-        <w:t>x</w:t>
-      </w:r>
-      <w:r>
-        <w:rPr>
-          <w:rFonts w:ascii="arial" w:hAnsi="arial"/>
-        </w:rPr>
-        <w:t xml:space="preserve"> procesos. </w:t>
+        <w:t xml:space="preserve">: </w:t>
+      </w:r>
+      <w:r>
+        <w:rPr>
+          <w:rFonts w:ascii="arial" w:hAnsi="arial"/>
+        </w:rPr>
+        <w:t>Controlamos que inicialmente, cada columna, tenga un hijo y luego cada una de ellas tiene más hijos hasta completar las ramificaciones llegando al hijo final.</w:t>
       </w:r>
     </w:p>
     <w:p>
@@ -708,6 +950,12 @@
       </w:r>
       <w:r>
         <w:rPr>
+          <w:rFonts w:ascii="arial" w:hAnsi="arial"/>
+        </w:rPr>
+        <w:t>una señal a todos (</w:t>
+      </w:r>
+      <w:r>
+        <w:rPr>
           <w:rStyle w:val="Textooriginal"/>
           <w:rFonts w:ascii="arial" w:hAnsi="arial"/>
         </w:rPr>
@@ -715,35 +963,22 @@
       </w:r>
       <w:r>
         <w:rPr>
-          <w:rFonts w:ascii="arial" w:hAnsi="arial"/>
-        </w:rPr>
-        <w:t xml:space="preserve"> a todo el grupo con </w:t>
-      </w:r>
-      <w:r>
-        <w:rPr>
-          <w:rStyle w:val="Textooriginal"/>
-          <w:rFonts w:ascii="arial" w:hAnsi="arial"/>
-        </w:rPr>
-        <w:t>kill(0, ...)</w:t>
-      </w:r>
-      <w:r>
-        <w:rPr>
-          <w:rFonts w:ascii="arial" w:hAnsi="arial"/>
-        </w:rPr>
-        <w:t>. Como todos la ignoran (</w:t>
-      </w:r>
-      <w:r>
-        <w:rPr>
-          <w:rStyle w:val="Textooriginal"/>
-          <w:rFonts w:ascii="arial" w:hAnsi="arial"/>
-        </w:rPr>
-        <w:t>SIG_IGN</w:t>
-      </w:r>
-      <w:r>
-        <w:rPr>
-          <w:rFonts w:ascii="arial" w:hAnsi="arial"/>
-        </w:rPr>
-        <w:t xml:space="preserve">) salvo las hojas, solo reaccionan estas. </w:t>
+          <w:rStyle w:val="Textooriginal"/>
+          <w:rFonts w:ascii="arial" w:hAnsi="arial"/>
+        </w:rPr>
+        <w:t>)</w:t>
+      </w:r>
+      <w:r>
+        <w:rPr>
+          <w:rFonts w:ascii="arial" w:hAnsi="arial"/>
+        </w:rPr>
+        <w:t xml:space="preserve"> . </w:t>
+      </w:r>
+      <w:r>
+        <w:rPr>
+          <w:rFonts w:ascii="arial" w:hAnsi="arial"/>
+        </w:rPr>
+        <w:t>Pero solo necesitamos que la ejecuten las hojas finales y los procesos intermedios las ignoren (usamos SIG_IGN).</w:t>
       </w:r>
     </w:p>
     <w:p>
@@ -1232,7 +1467,7 @@
         <w:rPr>
           <w:rFonts w:ascii="arial" w:hAnsi="arial"/>
         </w:rPr>
-        <w:t xml:space="preserve"> dentro, el padre pasa de largo. c</w:t>
+        <w:t xml:space="preserve"> dentro, el padre pasa de largo. </w:t>
       </w:r>
     </w:p>
     <w:p>
@@ -2364,7 +2599,14 @@
           <w:rStyle w:val="Strong"/>
           <w:rFonts w:ascii="arial" w:hAnsi="arial"/>
         </w:rPr>
-        <w:t>lLamadas:</w:t>
+        <w:t>Ll</w:t>
+      </w:r>
+      <w:r>
+        <w:rPr>
+          <w:rStyle w:val="Strong"/>
+          <w:rFonts w:ascii="arial" w:hAnsi="arial"/>
+        </w:rPr>
+        <w:t>amadas:</w:t>
       </w:r>
       <w:r>
         <w:rPr>
@@ -3123,54 +3365,6 @@
     </w:p>
     <w:p>
       <w:pPr>
-        <w:pStyle w:val="normal1"/>
-        <w:bidi w:val="0"/>
-        <w:spacing w:before="320" w:after="80"/>
-        <w:ind w:hanging="0" w:left="0" w:right="0"/>
-        <w:rPr>
-          <w:rFonts w:ascii="arial" w:hAnsi="arial"/>
-        </w:rPr>
-      </w:pPr>
-      <w:r>
-        <w:rPr>
-          <w:rFonts w:ascii="arial" w:hAnsi="arial"/>
-        </w:rPr>
-      </w:r>
-    </w:p>
-    <w:p>
-      <w:pPr>
-        <w:pStyle w:val="normal1"/>
-        <w:bidi w:val="0"/>
-        <w:spacing w:before="320" w:after="80"/>
-        <w:ind w:hanging="0" w:left="0" w:right="0"/>
-        <w:rPr>
-          <w:rFonts w:ascii="arial" w:hAnsi="arial"/>
-        </w:rPr>
-      </w:pPr>
-      <w:r>
-        <w:rPr>
-          <w:rFonts w:ascii="arial" w:hAnsi="arial"/>
-        </w:rPr>
-      </w:r>
-    </w:p>
-    <w:p>
-      <w:pPr>
-        <w:pStyle w:val="normal1"/>
-        <w:bidi w:val="0"/>
-        <w:spacing w:before="320" w:after="80"/>
-        <w:ind w:hanging="0" w:left="0" w:right="0"/>
-        <w:rPr>
-          <w:rFonts w:ascii="arial" w:hAnsi="arial"/>
-        </w:rPr>
-      </w:pPr>
-      <w:r>
-        <w:rPr>
-          <w:rFonts w:ascii="arial" w:hAnsi="arial"/>
-        </w:rPr>
-      </w:r>
-    </w:p>
-    <w:p>
-      <w:pPr>
         <w:pStyle w:val="Heading2"/>
         <w:widowControl/>
         <w:suppressAutoHyphens w:val="true"/>
@@ -3548,60 +3742,6 @@
     </w:p>
     <w:p>
       <w:pPr>
-        <w:pStyle w:val="normal1"/>
-        <w:widowControl/>
-        <w:suppressAutoHyphens w:val="true"/>
-        <w:bidi w:val="0"/>
-        <w:jc w:val="left"/>
-        <w:rPr>
-          <w:rFonts w:ascii="arial" w:hAnsi="arial" w:eastAsia="Arial" w:cs="Arial"/>
-          <w:color w:val="auto"/>
-          <w:kern w:val="0"/>
-          <w:sz w:val="56"/>
-          <w:szCs w:val="56"/>
-          <w:lang w:val="es-ES" w:eastAsia="zh-CN" w:bidi="hi-IN"/>
-        </w:rPr>
-      </w:pPr>
-      <w:r>
-        <w:rPr>
-          <w:rFonts w:eastAsia="Arial" w:cs="Arial" w:ascii="arial" w:hAnsi="arial"/>
-          <w:color w:val="auto"/>
-          <w:kern w:val="0"/>
-          <w:sz w:val="56"/>
-          <w:szCs w:val="56"/>
-          <w:lang w:val="es-ES" w:eastAsia="zh-CN" w:bidi="hi-IN"/>
-        </w:rPr>
-      </w:r>
-    </w:p>
-    <w:p>
-      <w:pPr>
-        <w:pStyle w:val="normal1"/>
-        <w:widowControl/>
-        <w:suppressAutoHyphens w:val="true"/>
-        <w:bidi w:val="0"/>
-        <w:jc w:val="left"/>
-        <w:rPr>
-          <w:rFonts w:ascii="arial" w:hAnsi="arial" w:eastAsia="Arial" w:cs="Arial"/>
-          <w:color w:val="auto"/>
-          <w:kern w:val="0"/>
-          <w:sz w:val="56"/>
-          <w:szCs w:val="56"/>
-          <w:lang w:val="es-ES" w:eastAsia="zh-CN" w:bidi="hi-IN"/>
-        </w:rPr>
-      </w:pPr>
-      <w:r>
-        <w:rPr>
-          <w:rFonts w:eastAsia="Arial" w:cs="Arial" w:ascii="arial" w:hAnsi="arial"/>
-          <w:color w:val="auto"/>
-          <w:kern w:val="0"/>
-          <w:sz w:val="56"/>
-          <w:szCs w:val="56"/>
-          <w:lang w:val="es-ES" w:eastAsia="zh-CN" w:bidi="hi-IN"/>
-        </w:rPr>
-      </w:r>
-    </w:p>
-    <w:p>
-      <w:pPr>
         <w:pStyle w:val="Heading3"/>
         <w:widowControl/>
         <w:suppressAutoHyphens w:val="true"/>
@@ -3620,7 +3760,23 @@
           <w:kern w:val="0"/>
           <w:lang w:val="es-ES" w:eastAsia="zh-CN" w:bidi="hi-IN"/>
         </w:rPr>
-        <w:t>2. Tareas y justificación</w:t>
+        <w:t xml:space="preserve">2. </w:t>
+      </w:r>
+      <w:r>
+        <w:rPr>
+          <w:rFonts w:eastAsia="Arial" w:cs="Arial" w:ascii="arial" w:hAnsi="arial"/>
+          <w:kern w:val="0"/>
+          <w:lang w:val="es-ES" w:eastAsia="zh-CN" w:bidi="hi-IN"/>
+        </w:rPr>
+        <w:t xml:space="preserve">3. </w:t>
+      </w:r>
+      <w:r>
+        <w:rPr>
+          <w:rFonts w:eastAsia="Arial" w:cs="Arial" w:ascii="arial" w:hAnsi="arial"/>
+          <w:kern w:val="0"/>
+          <w:lang w:val="es-ES" w:eastAsia="zh-CN" w:bidi="hi-IN"/>
+        </w:rPr>
+        <w:t>Tareas y justificación</w:t>
       </w:r>
     </w:p>
     <w:p>
@@ -3650,7 +3806,13 @@
         <w:rPr>
           <w:rFonts w:ascii="arial" w:hAnsi="arial"/>
         </w:rPr>
-        <w:t xml:space="preserve">: hace falta un argumento (el tiempo). Si no, se avisa y no se crea nada. </w:t>
+        <w:t xml:space="preserve">: </w:t>
+      </w:r>
+      <w:r>
+        <w:rPr>
+          <w:rFonts w:ascii="arial" w:hAnsi="arial"/>
+        </w:rPr>
+        <w:t>Como el anterior ejercicio debemos asegurarnos que el usuario introduce los argumentos pertinentes.</w:t>
       </w:r>
     </w:p>
     <w:p>
@@ -3680,33 +3842,13 @@
         <w:rPr>
           <w:rFonts w:ascii="arial" w:hAnsi="arial"/>
         </w:rPr>
-        <w:t xml:space="preserve">: con </w:t>
-      </w:r>
-      <w:r>
-        <w:rPr>
-          <w:rStyle w:val="Textooriginal"/>
-          <w:rFonts w:ascii="arial" w:hAnsi="arial"/>
-        </w:rPr>
-        <w:t>fork()</w:t>
-      </w:r>
-      <w:r>
-        <w:rPr>
-          <w:rFonts w:ascii="arial" w:hAnsi="arial"/>
-        </w:rPr>
-        <w:t xml:space="preserve"> anidados. </w:t>
-      </w:r>
-      <w:r>
-        <w:rPr>
-          <w:rStyle w:val="Textooriginal"/>
-          <w:rFonts w:ascii="arial" w:hAnsi="arial"/>
-        </w:rPr>
-        <w:t>ejec</w:t>
-      </w:r>
-      <w:r>
-        <w:rPr>
-          <w:rFonts w:ascii="arial" w:hAnsi="arial"/>
-        </w:rPr>
-        <w:t xml:space="preserve"> crea A, A crea B y B crea X, Y y Z. Cada hijo imprime su pid y el de sus familiares. </w:t>
+        <w:t xml:space="preserve">: </w:t>
+      </w:r>
+      <w:r>
+        <w:rPr>
+          <w:rFonts w:ascii="arial" w:hAnsi="arial"/>
+        </w:rPr>
+        <w:t>Diseñamos un algoritmo con bucles para que cada hijo tenga a su otro hijo y así sucesivamente.</w:t>
       </w:r>
     </w:p>
     <w:p>
@@ -3825,46 +3967,13 @@
         <w:rPr>
           <w:rFonts w:ascii="arial" w:hAnsi="arial"/>
         </w:rPr>
-        <w:t xml:space="preserve">: Z manda </w:t>
-      </w:r>
-      <w:r>
-        <w:rPr>
-          <w:rStyle w:val="Textooriginal"/>
-          <w:rFonts w:ascii="arial" w:hAnsi="arial"/>
-        </w:rPr>
-        <w:t>SIGUSR1</w:t>
-      </w:r>
-      <w:r>
-        <w:rPr>
-          <w:rFonts w:ascii="arial" w:hAnsi="arial"/>
-        </w:rPr>
-        <w:t xml:space="preserve"> a A con </w:t>
-      </w:r>
-      <w:r>
-        <w:rPr>
-          <w:rStyle w:val="Textooriginal"/>
-          <w:rFonts w:ascii="arial" w:hAnsi="arial"/>
-        </w:rPr>
-        <w:t>kill()</w:t>
-      </w:r>
-      <w:r>
-        <w:rPr>
-          <w:rFonts w:ascii="arial" w:hAnsi="arial"/>
-        </w:rPr>
-        <w:t xml:space="preserve">. A ejecuta </w:t>
-      </w:r>
-      <w:r>
-        <w:rPr>
-          <w:rStyle w:val="Textooriginal"/>
-          <w:rFonts w:ascii="arial" w:hAnsi="arial"/>
-        </w:rPr>
-        <w:t>pstree</w:t>
-      </w:r>
-      <w:r>
-        <w:rPr>
-          <w:rFonts w:ascii="arial" w:hAnsi="arial"/>
-        </w:rPr>
-        <w:t xml:space="preserve"> con un manejador. </w:t>
+        <w:t xml:space="preserve">: </w:t>
+      </w:r>
+      <w:r>
+        <w:rPr>
+          <w:rFonts w:ascii="arial" w:hAnsi="arial"/>
+        </w:rPr>
+        <w:t>Cuando es debido, el proceso Z manda una señal a A para que muestre el árbol y comience a destruirlo comenzando por abajo.</w:t>
       </w:r>
     </w:p>
     <w:p>
@@ -3901,26 +4010,26 @@
           <w:rStyle w:val="Textooriginal"/>
           <w:rFonts w:ascii="arial" w:hAnsi="arial"/>
         </w:rPr>
-        <w:t>pstree</w:t>
-      </w:r>
-      <w:r>
-        <w:rPr>
-          <w:rFonts w:ascii="arial" w:hAnsi="arial"/>
-        </w:rPr>
-        <w:t xml:space="preserve"> termina, A manda </w:t>
-      </w:r>
-      <w:r>
-        <w:rPr>
-          <w:rStyle w:val="Textooriginal"/>
-          <w:rFonts w:ascii="arial" w:hAnsi="arial"/>
-        </w:rPr>
-        <w:t>SIGUSR1</w:t>
-      </w:r>
-      <w:r>
-        <w:rPr>
-          <w:rFonts w:ascii="arial" w:hAnsi="arial"/>
-        </w:rPr>
-        <w:t xml:space="preserve"> a </w:t>
+        <w:t>termina de mostrarse el árbol por pantalla</w:t>
+      </w:r>
+      <w:r>
+        <w:rPr>
+          <w:rFonts w:ascii="arial" w:hAnsi="arial"/>
+        </w:rPr>
+        <w:t xml:space="preserve">, A manda </w:t>
+      </w:r>
+      <w:r>
+        <w:rPr>
+          <w:rStyle w:val="Textooriginal"/>
+          <w:rFonts w:ascii="arial" w:hAnsi="arial"/>
+        </w:rPr>
+        <w:t>una señal al proceso</w:t>
+      </w:r>
+      <w:r>
+        <w:rPr>
+          <w:rFonts w:ascii="arial" w:hAnsi="arial"/>
+        </w:rPr>
+        <w:t xml:space="preserve"> </w:t>
       </w:r>
       <w:r>
         <w:rPr>
@@ -3933,20 +4042,32 @@
         <w:rPr>
           <w:rFonts w:ascii="arial" w:hAnsi="arial"/>
         </w:rPr>
-        <w:t xml:space="preserve">, que reacciona mandando </w:t>
-      </w:r>
-      <w:r>
-        <w:rPr>
-          <w:rStyle w:val="Textooriginal"/>
-          <w:rFonts w:ascii="arial" w:hAnsi="arial"/>
-        </w:rPr>
-        <w:t>SIGUSR2</w:t>
-      </w:r>
-      <w:r>
-        <w:rPr>
-          <w:rFonts w:ascii="arial" w:hAnsi="arial"/>
-        </w:rPr>
-        <w:t xml:space="preserve"> a A. </w:t>
+        <w:t xml:space="preserve">, </w:t>
+      </w:r>
+      <w:r>
+        <w:rPr>
+          <w:rFonts w:ascii="arial" w:hAnsi="arial"/>
+        </w:rPr>
+        <w:t>(el superpadre)</w:t>
+      </w:r>
+      <w:r>
+        <w:rPr>
+          <w:rFonts w:ascii="arial" w:hAnsi="arial"/>
+        </w:rPr>
+        <w:t xml:space="preserve"> que reacciona mandando </w:t>
+      </w:r>
+      <w:r>
+        <w:rPr>
+          <w:rStyle w:val="Textooriginal"/>
+          <w:rFonts w:ascii="arial" w:hAnsi="arial"/>
+        </w:rPr>
+        <w:t xml:space="preserve">otra señal distinta </w:t>
+      </w:r>
+      <w:r>
+        <w:rPr>
+          <w:rFonts w:ascii="arial" w:hAnsi="arial"/>
+        </w:rPr>
+        <w:t xml:space="preserve">a A. </w:t>
       </w:r>
     </w:p>
     <w:p>
@@ -3982,7 +4103,7 @@
           <w:rStyle w:val="Textooriginal"/>
           <w:rFonts w:ascii="arial" w:hAnsi="arial"/>
         </w:rPr>
-        <w:t>SIGUSR2</w:t>
+        <w:t>Dicha seññal</w:t>
       </w:r>
       <w:r>
         <w:rPr>
@@ -4001,20 +4122,7 @@
         <w:rPr>
           <w:rFonts w:ascii="arial" w:hAnsi="arial"/>
         </w:rPr>
-        <w:t xml:space="preserve"> -&gt; A -&gt; B. B mata a X, Y y Z de uno en uno esperando a cada uno con </w:t>
-      </w:r>
-      <w:r>
-        <w:rPr>
-          <w:rStyle w:val="Textooriginal"/>
-          <w:rFonts w:ascii="arial" w:hAnsi="arial"/>
-        </w:rPr>
-        <w:t>wait()</w:t>
-      </w:r>
-      <w:r>
-        <w:rPr>
-          <w:rFonts w:ascii="arial" w:hAnsi="arial"/>
-        </w:rPr>
-        <w:t xml:space="preserve">. Después mueren B, A y </w:t>
+        <w:t xml:space="preserve"> -&gt; A -&gt; B. B mata a X, Y y Z de uno en uno esperando a cada uno. Después mueren B, A y </w:t>
       </w:r>
       <w:r>
         <w:rPr>
@@ -4043,7 +4151,25 @@
         <w:rPr>
           <w:rFonts w:ascii="arial" w:hAnsi="arial"/>
         </w:rPr>
-        <w:t>3. Análisis del código</w:t>
+        <w:t>2</w:t>
+      </w:r>
+      <w:r>
+        <w:rPr>
+          <w:rFonts w:ascii="arial" w:hAnsi="arial"/>
+        </w:rPr>
+        <w:t xml:space="preserve">. </w:t>
+      </w:r>
+      <w:r>
+        <w:rPr>
+          <w:rFonts w:ascii="arial" w:hAnsi="arial"/>
+        </w:rPr>
+        <w:t>4.</w:t>
+      </w:r>
+      <w:r>
+        <w:rPr>
+          <w:rFonts w:ascii="arial" w:hAnsi="arial"/>
+        </w:rPr>
+        <w:t xml:space="preserve"> Análisis del código</w:t>
       </w:r>
     </w:p>
     <w:p>
@@ -6493,72 +6619,54 @@
         </w:rPr>
       </w:pPr>
       <w:r>
-        <w:rPr/>
-      </w:r>
-    </w:p>
-    <w:p>
-      <w:pPr>
-        <w:pStyle w:val="BodyText"/>
-        <w:bidi w:val="0"/>
-        <w:ind w:hanging="0" w:left="0" w:right="0"/>
-        <w:rPr>
-          <w:rFonts w:ascii="arial" w:hAnsi="arial"/>
-        </w:rPr>
-      </w:pPr>
-      <w:r>
-        <w:rPr/>
-      </w:r>
-    </w:p>
-    <w:p>
-      <w:pPr>
-        <w:pStyle w:val="BodyText"/>
-        <w:bidi w:val="0"/>
-        <w:ind w:hanging="0" w:left="0" w:right="0"/>
-        <w:rPr>
-          <w:rFonts w:ascii="arial" w:hAnsi="arial"/>
-        </w:rPr>
-      </w:pPr>
-      <w:r>
-        <w:rPr/>
-      </w:r>
-    </w:p>
-    <w:p>
-      <w:pPr>
-        <w:pStyle w:val="BodyText"/>
-        <w:bidi w:val="0"/>
-        <w:ind w:hanging="0" w:left="0" w:right="0"/>
-        <w:rPr>
-          <w:rFonts w:ascii="arial" w:hAnsi="arial"/>
-        </w:rPr>
-      </w:pPr>
-      <w:r>
-        <w:rPr/>
-      </w:r>
-    </w:p>
-    <w:p>
-      <w:pPr>
-        <w:pStyle w:val="BodyText"/>
-        <w:bidi w:val="0"/>
-        <w:ind w:hanging="0" w:left="0" w:right="0"/>
-        <w:rPr>
-          <w:rFonts w:ascii="arial" w:hAnsi="arial"/>
-        </w:rPr>
-      </w:pPr>
-      <w:r>
-        <w:rPr/>
-      </w:r>
-    </w:p>
-    <w:p>
-      <w:pPr>
-        <w:pStyle w:val="BodyText"/>
-        <w:bidi w:val="0"/>
-        <w:ind w:hanging="0" w:left="0" w:right="0"/>
-        <w:rPr>
-          <w:rFonts w:ascii="arial" w:hAnsi="arial"/>
-        </w:rPr>
-      </w:pPr>
-      <w:r>
-        <w:rPr/>
+        <w:rPr>
+          <w:rFonts w:ascii="arial" w:hAnsi="arial"/>
+        </w:rPr>
+      </w:r>
+    </w:p>
+    <w:p>
+      <w:pPr>
+        <w:pStyle w:val="BodyText"/>
+        <w:bidi w:val="0"/>
+        <w:ind w:hanging="0" w:left="0" w:right="0"/>
+        <w:rPr>
+          <w:rFonts w:ascii="arial" w:hAnsi="arial"/>
+        </w:rPr>
+      </w:pPr>
+      <w:r>
+        <w:rPr>
+          <w:rFonts w:ascii="arial" w:hAnsi="arial"/>
+        </w:rPr>
+      </w:r>
+    </w:p>
+    <w:p>
+      <w:pPr>
+        <w:pStyle w:val="BodyText"/>
+        <w:bidi w:val="0"/>
+        <w:ind w:hanging="0" w:left="0" w:right="0"/>
+        <w:rPr>
+          <w:rFonts w:ascii="arial" w:hAnsi="arial"/>
+        </w:rPr>
+      </w:pPr>
+      <w:r>
+        <w:rPr>
+          <w:rFonts w:ascii="arial" w:hAnsi="arial"/>
+        </w:rPr>
+      </w:r>
+    </w:p>
+    <w:p>
+      <w:pPr>
+        <w:pStyle w:val="BodyText"/>
+        <w:bidi w:val="0"/>
+        <w:ind w:hanging="0" w:left="0" w:right="0"/>
+        <w:rPr>
+          <w:rFonts w:ascii="arial" w:hAnsi="arial"/>
+        </w:rPr>
+      </w:pPr>
+      <w:r>
+        <w:rPr>
+          <w:rFonts w:ascii="arial" w:hAnsi="arial"/>
+        </w:rPr>
       </w:r>
     </w:p>
     <w:p>
@@ -6784,7 +6892,13 @@
         <w:rPr>
           <w:rFonts w:ascii="arial" w:hAnsi="arial"/>
         </w:rPr>
-        <w:t>2. Tareas y justificación</w:t>
+        <w:t xml:space="preserve">3.3. </w:t>
+      </w:r>
+      <w:r>
+        <w:rPr>
+          <w:rFonts w:ascii="arial" w:hAnsi="arial"/>
+        </w:rPr>
+        <w:t>Tareas y justificación</w:t>
       </w:r>
     </w:p>
     <w:p>
@@ -6814,7 +6928,19 @@
         <w:rPr>
           <w:rFonts w:ascii="arial" w:hAnsi="arial"/>
         </w:rPr>
-        <w:t xml:space="preserve">: hacen falta dos (fichero y tamaño del trozo). Si no, se muestra el uso. </w:t>
+        <w:t xml:space="preserve">: hacen falta dos (fichero y tamaño del trozo). Si no, se muestra el uso </w:t>
+      </w:r>
+      <w:r>
+        <w:rPr>
+          <w:rFonts w:ascii="arial" w:hAnsi="arial"/>
+        </w:rPr>
+        <w:t>que se debe emplear de los argumentos y termina</w:t>
+      </w:r>
+      <w:r>
+        <w:rPr>
+          <w:rFonts w:ascii="arial" w:hAnsi="arial"/>
+        </w:rPr>
+        <w:t xml:space="preserve">. </w:t>
       </w:r>
     </w:p>
     <w:p>
@@ -6924,7 +7050,7 @@
           <w:rStyle w:val="Textooriginal"/>
           <w:rFonts w:ascii="arial" w:hAnsi="arial"/>
         </w:rPr>
-        <w:t>fork()</w:t>
+        <w:t>un proceso nuevo</w:t>
       </w:r>
       <w:r>
         <w:rPr>
@@ -6989,7 +7115,1857 @@
         <w:rPr>
           <w:rFonts w:ascii="arial" w:hAnsi="arial"/>
         </w:rPr>
-        <w:t xml:space="preserve">: el padre hace </w:t>
+        <w:t xml:space="preserve">: el padre </w:t>
+      </w:r>
+      <w:r>
+        <w:rPr>
+          <w:rFonts w:ascii="arial" w:hAnsi="arial"/>
+        </w:rPr>
+        <w:t>espera</w:t>
+      </w:r>
+      <w:r>
+        <w:rPr>
+          <w:rFonts w:ascii="arial" w:hAnsi="arial"/>
+        </w:rPr>
+        <w:t xml:space="preserve"> tantas veces como trozos haya, para que no termine antes que ellos. </w:t>
+      </w:r>
+    </w:p>
+    <w:p>
+      <w:pPr>
+        <w:pStyle w:val="Heading3"/>
+        <w:bidi w:val="0"/>
+        <w:ind w:hanging="0" w:left="0" w:right="0"/>
+        <w:rPr>
+          <w:rFonts w:ascii="arial" w:hAnsi="arial"/>
+        </w:rPr>
+      </w:pPr>
+      <w:r>
+        <w:rPr>
+          <w:rFonts w:ascii="arial" w:hAnsi="arial"/>
+        </w:rPr>
+        <w:t>3.</w:t>
+      </w:r>
+      <w:r>
+        <w:rPr>
+          <w:rFonts w:ascii="arial" w:hAnsi="arial"/>
+        </w:rPr>
+        <w:t>4.</w:t>
+      </w:r>
+      <w:r>
+        <w:rPr>
+          <w:rFonts w:ascii="arial" w:hAnsi="arial"/>
+        </w:rPr>
+        <w:t xml:space="preserve"> Análisis del código</w:t>
+      </w:r>
+    </w:p>
+    <w:p>
+      <w:pPr>
+        <w:pStyle w:val="Heading4"/>
+        <w:bidi w:val="0"/>
+        <w:ind w:hanging="0" w:left="0" w:right="0"/>
+        <w:rPr/>
+      </w:pPr>
+      <w:r>
+        <w:rPr>
+          <w:rStyle w:val="Textooriginal"/>
+          <w:rFonts w:ascii="arial" w:hAnsi="arial"/>
+        </w:rPr>
+        <w:t>main()</w:t>
+      </w:r>
+    </w:p>
+    <w:p>
+      <w:pPr>
+        <w:pStyle w:val="BodyText"/>
+        <w:bidi w:val="0"/>
+        <w:ind w:hanging="0" w:left="0" w:right="0"/>
+        <w:rPr/>
+      </w:pPr>
+      <w:r>
+        <w:rPr>
+          <w:rFonts w:ascii="arial" w:hAnsi="arial"/>
+        </w:rPr>
+        <w:t xml:space="preserve">Comprueba que </w:t>
+      </w:r>
+      <w:r>
+        <w:rPr>
+          <w:rStyle w:val="Textooriginal"/>
+          <w:rFonts w:ascii="arial" w:hAnsi="arial"/>
+        </w:rPr>
+        <w:t>argc</w:t>
+      </w:r>
+      <w:r>
+        <w:rPr>
+          <w:rFonts w:ascii="arial" w:hAnsi="arial"/>
+        </w:rPr>
+        <w:t xml:space="preserve"> sea 3. Si no lo es, imprime cómo se usa el programa. Si es correcto, llama a </w:t>
+      </w:r>
+      <w:r>
+        <w:rPr>
+          <w:rStyle w:val="Textooriginal"/>
+          <w:rFonts w:ascii="arial" w:hAnsi="arial"/>
+        </w:rPr>
+        <w:t>partir()</w:t>
+      </w:r>
+      <w:r>
+        <w:rPr>
+          <w:rFonts w:ascii="arial" w:hAnsi="arial"/>
+        </w:rPr>
+        <w:t xml:space="preserve"> con el nombre del fichero y el tamaño del trozo, que convierte con </w:t>
+      </w:r>
+      <w:r>
+        <w:rPr>
+          <w:rStyle w:val="Textooriginal"/>
+          <w:rFonts w:ascii="arial" w:hAnsi="arial"/>
+        </w:rPr>
+        <w:t>atoi()</w:t>
+      </w:r>
+      <w:r>
+        <w:rPr>
+          <w:rFonts w:ascii="arial" w:hAnsi="arial"/>
+        </w:rPr>
+        <w:t>.</w:t>
+      </w:r>
+    </w:p>
+    <w:p>
+      <w:pPr>
+        <w:pStyle w:val="BodyText"/>
+        <w:bidi w:val="0"/>
+        <w:ind w:hanging="0" w:left="0" w:right="0"/>
+        <w:rPr/>
+      </w:pPr>
+      <w:r>
+        <w:rPr>
+          <w:rStyle w:val="Strong"/>
+          <w:rFonts w:ascii="arial" w:hAnsi="arial"/>
+        </w:rPr>
+        <w:t>Llamadas:</w:t>
+      </w:r>
+      <w:r>
+        <w:rPr>
+          <w:rFonts w:ascii="arial" w:hAnsi="arial"/>
+        </w:rPr>
+        <w:t xml:space="preserve"> </w:t>
+      </w:r>
+      <w:r>
+        <w:rPr>
+          <w:rStyle w:val="Textooriginal"/>
+          <w:rFonts w:ascii="arial" w:hAnsi="arial"/>
+        </w:rPr>
+        <w:t>atoi()</w:t>
+      </w:r>
+      <w:r>
+        <w:rPr>
+          <w:rFonts w:ascii="arial" w:hAnsi="arial"/>
+        </w:rPr>
+        <w:t>.</w:t>
+      </w:r>
+    </w:p>
+    <w:p>
+      <w:pPr>
+        <w:pStyle w:val="BodyText"/>
+        <w:bidi w:val="0"/>
+        <w:ind w:hanging="0" w:left="0" w:right="0"/>
+        <w:rPr>
+          <w:rFonts w:ascii="arial" w:hAnsi="arial"/>
+        </w:rPr>
+      </w:pPr>
+      <w:r>
+        <w:rPr/>
+        <w:drawing>
+          <wp:anchor behindDoc="0" distT="0" distB="0" distL="0" distR="0" simplePos="0" locked="0" layoutInCell="0" allowOverlap="1" relativeHeight="20">
+            <wp:simplePos x="0" y="0"/>
+            <wp:positionH relativeFrom="column">
+              <wp:align>center</wp:align>
+            </wp:positionH>
+            <wp:positionV relativeFrom="paragraph">
+              <wp:posOffset>635</wp:posOffset>
+            </wp:positionV>
+            <wp:extent cx="4931410" cy="1631315"/>
+            <wp:effectExtent l="0" t="0" r="0" b="0"/>
+            <wp:wrapSquare wrapText="largest"/>
+            <wp:docPr id="19" name="Imagen19" descr=""/>
+            <wp:cNvGraphicFramePr>
+              <a:graphicFrameLocks xmlns:a="http://schemas.openxmlformats.org/drawingml/2006/main" noChangeAspect="1"/>
+            </wp:cNvGraphicFramePr>
+            <a:graphic xmlns:a="http://schemas.openxmlformats.org/drawingml/2006/main">
+              <a:graphicData uri="http://schemas.openxmlformats.org/drawingml/2006/picture">
+                <pic:pic xmlns:pic="http://schemas.openxmlformats.org/drawingml/2006/picture">
+                  <pic:nvPicPr>
+                    <pic:cNvPr id="19" name="Imagen19" descr=""/>
+                    <pic:cNvPicPr>
+                      <a:picLocks noChangeAspect="1" noChangeArrowheads="1"/>
+                    </pic:cNvPicPr>
+                  </pic:nvPicPr>
+                  <pic:blipFill>
+                    <a:blip r:embed="rId20"/>
+                    <a:stretch>
+                      <a:fillRect/>
+                    </a:stretch>
+                  </pic:blipFill>
+                  <pic:spPr bwMode="auto">
+                    <a:xfrm>
+                      <a:off x="0" y="0"/>
+                      <a:ext cx="4931410" cy="1631315"/>
+                    </a:xfrm>
+                    <a:prstGeom prst="rect">
+                      <a:avLst/>
+                    </a:prstGeom>
+                  </pic:spPr>
+                </pic:pic>
+              </a:graphicData>
+            </a:graphic>
+          </wp:anchor>
+        </w:drawing>
+      </w:r>
+    </w:p>
+    <w:p>
+      <w:pPr>
+        <w:pStyle w:val="Heading4"/>
+        <w:bidi w:val="0"/>
+        <w:ind w:hanging="0" w:left="0" w:right="0"/>
+        <w:rPr>
+          <w:rStyle w:val="Textooriginal"/>
+          <w:rFonts w:ascii="arial" w:hAnsi="arial"/>
+        </w:rPr>
+      </w:pPr>
+      <w:r>
+        <w:rPr/>
+      </w:r>
+    </w:p>
+    <w:p>
+      <w:pPr>
+        <w:pStyle w:val="Heading4"/>
+        <w:bidi w:val="0"/>
+        <w:ind w:hanging="0" w:left="0" w:right="0"/>
+        <w:rPr>
+          <w:rStyle w:val="Textooriginal"/>
+          <w:rFonts w:ascii="arial" w:hAnsi="arial"/>
+        </w:rPr>
+      </w:pPr>
+      <w:r>
+        <w:rPr/>
+      </w:r>
+    </w:p>
+    <w:p>
+      <w:pPr>
+        <w:pStyle w:val="Heading4"/>
+        <w:bidi w:val="0"/>
+        <w:ind w:hanging="0" w:left="0" w:right="0"/>
+        <w:rPr>
+          <w:rStyle w:val="Textooriginal"/>
+          <w:rFonts w:ascii="arial" w:hAnsi="arial"/>
+        </w:rPr>
+      </w:pPr>
+      <w:r>
+        <w:rPr/>
+      </w:r>
+    </w:p>
+    <w:p>
+      <w:pPr>
+        <w:pStyle w:val="Heading4"/>
+        <w:bidi w:val="0"/>
+        <w:ind w:hanging="0" w:left="0" w:right="0"/>
+        <w:rPr>
+          <w:rStyle w:val="Textooriginal"/>
+          <w:rFonts w:ascii="arial" w:hAnsi="arial"/>
+        </w:rPr>
+      </w:pPr>
+      <w:r>
+        <w:rPr/>
+      </w:r>
+    </w:p>
+    <w:p>
+      <w:pPr>
+        <w:pStyle w:val="Heading4"/>
+        <w:bidi w:val="0"/>
+        <w:ind w:hanging="0" w:left="0" w:right="0"/>
+        <w:rPr>
+          <w:rStyle w:val="Textooriginal"/>
+          <w:rFonts w:ascii="arial" w:hAnsi="arial"/>
+        </w:rPr>
+      </w:pPr>
+      <w:r>
+        <w:rPr/>
+      </w:r>
+    </w:p>
+    <w:p>
+      <w:pPr>
+        <w:pStyle w:val="Heading4"/>
+        <w:bidi w:val="0"/>
+        <w:ind w:hanging="0" w:left="0" w:right="0"/>
+        <w:rPr/>
+      </w:pPr>
+      <w:r>
+        <w:rPr>
+          <w:rStyle w:val="Textooriginal"/>
+          <w:rFonts w:ascii="arial" w:hAnsi="arial"/>
+        </w:rPr>
+        <w:t>partir(nombre, tamanyo)</w:t>
+      </w:r>
+    </w:p>
+    <w:p>
+      <w:pPr>
+        <w:pStyle w:val="BodyText"/>
+        <w:bidi w:val="0"/>
+        <w:ind w:hanging="0" w:left="0" w:right="0"/>
+        <w:rPr/>
+      </w:pPr>
+      <w:r>
+        <w:rPr>
+          <w:rFonts w:ascii="arial" w:hAnsi="arial"/>
+        </w:rPr>
+        <w:t xml:space="preserve">Es la función principal. Reserva con </w:t>
+      </w:r>
+      <w:r>
+        <w:rPr>
+          <w:rStyle w:val="Textooriginal"/>
+          <w:rFonts w:ascii="arial" w:hAnsi="arial"/>
+        </w:rPr>
+        <w:t>malloc</w:t>
+      </w:r>
+      <w:r>
+        <w:rPr>
+          <w:rFonts w:ascii="arial" w:hAnsi="arial"/>
+        </w:rPr>
+        <w:t xml:space="preserve"> el buffer donde el padre guarda cada trozo leído, y abre el fichero con </w:t>
+      </w:r>
+      <w:r>
+        <w:rPr>
+          <w:rStyle w:val="Textooriginal"/>
+          <w:rFonts w:ascii="arial" w:hAnsi="arial"/>
+        </w:rPr>
+        <w:t>open()</w:t>
+      </w:r>
+      <w:r>
+        <w:rPr>
+          <w:rFonts w:ascii="arial" w:hAnsi="arial"/>
+        </w:rPr>
+        <w:t xml:space="preserve">. Si falla, imprime el error. Si va bien, calcula cuántos trozos hay con </w:t>
+      </w:r>
+      <w:r>
+        <w:rPr>
+          <w:rStyle w:val="Textooriginal"/>
+          <w:rFonts w:ascii="arial" w:hAnsi="arial"/>
+        </w:rPr>
+        <w:t>calcularTotalTrozos()</w:t>
+      </w:r>
+      <w:r>
+        <w:rPr>
+          <w:rFonts w:ascii="arial" w:hAnsi="arial"/>
+        </w:rPr>
+        <w:t xml:space="preserve"> y los crea con </w:t>
+      </w:r>
+      <w:r>
+        <w:rPr>
+          <w:rStyle w:val="Textooriginal"/>
+          <w:rFonts w:ascii="arial" w:hAnsi="arial"/>
+        </w:rPr>
+        <w:t>crearTrozos()</w:t>
+      </w:r>
+      <w:r>
+        <w:rPr>
+          <w:rFonts w:ascii="arial" w:hAnsi="arial"/>
+        </w:rPr>
+        <w:t>. Cuando el proceso que vuelve es el padre (</w:t>
+      </w:r>
+      <w:r>
+        <w:rPr>
+          <w:rStyle w:val="Textooriginal"/>
+          <w:rFonts w:ascii="arial" w:hAnsi="arial"/>
+        </w:rPr>
+        <w:t>i == totalTrozos</w:t>
+      </w:r>
+      <w:r>
+        <w:rPr>
+          <w:rFonts w:ascii="arial" w:hAnsi="arial"/>
+        </w:rPr>
+        <w:t xml:space="preserve">), libera el buffer y espera a los hijos con </w:t>
+      </w:r>
+      <w:r>
+        <w:rPr>
+          <w:rStyle w:val="Textooriginal"/>
+          <w:rFonts w:ascii="arial" w:hAnsi="arial"/>
+        </w:rPr>
+        <w:t>esperarHijos()</w:t>
+      </w:r>
+      <w:r>
+        <w:rPr>
+          <w:rFonts w:ascii="arial" w:hAnsi="arial"/>
+        </w:rPr>
+        <w:t>.</w:t>
+      </w:r>
+    </w:p>
+    <w:p>
+      <w:pPr>
+        <w:pStyle w:val="BodyText"/>
+        <w:bidi w:val="0"/>
+        <w:ind w:hanging="0" w:left="0" w:right="0"/>
+        <w:rPr/>
+      </w:pPr>
+      <w:r>
+        <w:rPr>
+          <w:rStyle w:val="Strong"/>
+          <w:rFonts w:ascii="arial" w:hAnsi="arial"/>
+        </w:rPr>
+        <w:t>Llamadas:</w:t>
+      </w:r>
+      <w:r>
+        <w:rPr>
+          <w:rFonts w:ascii="arial" w:hAnsi="arial"/>
+        </w:rPr>
+        <w:t xml:space="preserve"> </w:t>
+      </w:r>
+      <w:r>
+        <w:rPr>
+          <w:rStyle w:val="Textooriginal"/>
+          <w:rFonts w:ascii="arial" w:hAnsi="arial"/>
+        </w:rPr>
+        <w:t>malloc()</w:t>
+      </w:r>
+      <w:r>
+        <w:rPr>
+          <w:rFonts w:ascii="arial" w:hAnsi="arial"/>
+        </w:rPr>
+        <w:t xml:space="preserve">, </w:t>
+      </w:r>
+      <w:r>
+        <w:rPr>
+          <w:rStyle w:val="Textooriginal"/>
+          <w:rFonts w:ascii="arial" w:hAnsi="arial"/>
+        </w:rPr>
+        <w:t>open()</w:t>
+      </w:r>
+      <w:r>
+        <w:rPr>
+          <w:rFonts w:ascii="arial" w:hAnsi="arial"/>
+        </w:rPr>
+        <w:t xml:space="preserve">, </w:t>
+      </w:r>
+      <w:r>
+        <w:rPr>
+          <w:rStyle w:val="Textooriginal"/>
+          <w:rFonts w:ascii="arial" w:hAnsi="arial"/>
+        </w:rPr>
+        <w:t>free()</w:t>
+      </w:r>
+      <w:r>
+        <w:rPr>
+          <w:rFonts w:ascii="arial" w:hAnsi="arial"/>
+        </w:rPr>
+        <w:t>.</w:t>
+      </w:r>
+    </w:p>
+    <w:p>
+      <w:pPr>
+        <w:pStyle w:val="BodyText"/>
+        <w:bidi w:val="0"/>
+        <w:ind w:hanging="0" w:left="0" w:right="0"/>
+        <w:rPr>
+          <w:rFonts w:ascii="arial" w:hAnsi="arial"/>
+        </w:rPr>
+      </w:pPr>
+      <w:r>
+        <w:rPr/>
+        <w:drawing>
+          <wp:anchor behindDoc="0" distT="0" distB="0" distL="0" distR="0" simplePos="0" locked="0" layoutInCell="0" allowOverlap="1" relativeHeight="21">
+            <wp:simplePos x="0" y="0"/>
+            <wp:positionH relativeFrom="column">
+              <wp:align>center</wp:align>
+            </wp:positionH>
+            <wp:positionV relativeFrom="paragraph">
+              <wp:posOffset>635</wp:posOffset>
+            </wp:positionV>
+            <wp:extent cx="3935730" cy="2658745"/>
+            <wp:effectExtent l="0" t="0" r="0" b="0"/>
+            <wp:wrapSquare wrapText="largest"/>
+            <wp:docPr id="20" name="Imagen20" descr=""/>
+            <wp:cNvGraphicFramePr>
+              <a:graphicFrameLocks xmlns:a="http://schemas.openxmlformats.org/drawingml/2006/main" noChangeAspect="1"/>
+            </wp:cNvGraphicFramePr>
+            <a:graphic xmlns:a="http://schemas.openxmlformats.org/drawingml/2006/main">
+              <a:graphicData uri="http://schemas.openxmlformats.org/drawingml/2006/picture">
+                <pic:pic xmlns:pic="http://schemas.openxmlformats.org/drawingml/2006/picture">
+                  <pic:nvPicPr>
+                    <pic:cNvPr id="20" name="Imagen20" descr=""/>
+                    <pic:cNvPicPr>
+                      <a:picLocks noChangeAspect="1" noChangeArrowheads="1"/>
+                    </pic:cNvPicPr>
+                  </pic:nvPicPr>
+                  <pic:blipFill>
+                    <a:blip r:embed="rId21"/>
+                    <a:stretch>
+                      <a:fillRect/>
+                    </a:stretch>
+                  </pic:blipFill>
+                  <pic:spPr bwMode="auto">
+                    <a:xfrm>
+                      <a:off x="0" y="0"/>
+                      <a:ext cx="3935730" cy="2658745"/>
+                    </a:xfrm>
+                    <a:prstGeom prst="rect">
+                      <a:avLst/>
+                    </a:prstGeom>
+                  </pic:spPr>
+                </pic:pic>
+              </a:graphicData>
+            </a:graphic>
+          </wp:anchor>
+        </w:drawing>
+      </w:r>
+    </w:p>
+    <w:p>
+      <w:pPr>
+        <w:pStyle w:val="BodyText"/>
+        <w:bidi w:val="0"/>
+        <w:ind w:hanging="0" w:left="0" w:right="0"/>
+        <w:rPr>
+          <w:rFonts w:ascii="arial" w:hAnsi="arial"/>
+        </w:rPr>
+      </w:pPr>
+      <w:r>
+        <w:rPr/>
+      </w:r>
+    </w:p>
+    <w:p>
+      <w:pPr>
+        <w:pStyle w:val="Heading4"/>
+        <w:bidi w:val="0"/>
+        <w:ind w:hanging="0" w:left="0" w:right="0"/>
+        <w:rPr>
+          <w:rStyle w:val="Textooriginal"/>
+          <w:rFonts w:ascii="arial" w:hAnsi="arial"/>
+        </w:rPr>
+      </w:pPr>
+      <w:r>
+        <w:rPr/>
+      </w:r>
+    </w:p>
+    <w:p>
+      <w:pPr>
+        <w:pStyle w:val="Heading4"/>
+        <w:bidi w:val="0"/>
+        <w:ind w:hanging="0" w:left="0" w:right="0"/>
+        <w:rPr>
+          <w:rStyle w:val="Textooriginal"/>
+          <w:rFonts w:ascii="arial" w:hAnsi="arial"/>
+        </w:rPr>
+      </w:pPr>
+      <w:r>
+        <w:rPr/>
+      </w:r>
+    </w:p>
+    <w:p>
+      <w:pPr>
+        <w:pStyle w:val="Heading4"/>
+        <w:bidi w:val="0"/>
+        <w:ind w:hanging="0" w:left="0" w:right="0"/>
+        <w:rPr/>
+      </w:pPr>
+      <w:r>
+        <w:rPr>
+          <w:rStyle w:val="Textooriginal"/>
+          <w:rFonts w:ascii="arial" w:hAnsi="arial"/>
+        </w:rPr>
+        <w:t>calcularTotalTrozos(nombre, tamanyo)</w:t>
+      </w:r>
+    </w:p>
+    <w:p>
+      <w:pPr>
+        <w:pStyle w:val="BodyText"/>
+        <w:bidi w:val="0"/>
+        <w:ind w:hanging="0" w:left="0" w:right="0"/>
+        <w:rPr/>
+      </w:pPr>
+      <w:r>
+        <w:rPr>
+          <w:rFonts w:ascii="arial" w:hAnsi="arial"/>
+        </w:rPr>
+        <w:t xml:space="preserve">Usa </w:t>
+      </w:r>
+      <w:r>
+        <w:rPr>
+          <w:rStyle w:val="Textooriginal"/>
+          <w:rFonts w:ascii="arial" w:hAnsi="arial"/>
+        </w:rPr>
+        <w:t>stat()</w:t>
+      </w:r>
+      <w:r>
+        <w:rPr>
+          <w:rFonts w:ascii="arial" w:hAnsi="arial"/>
+        </w:rPr>
+        <w:t xml:space="preserve"> para rellenar la estructura con la información del fichero y saca el tamaño con </w:t>
+      </w:r>
+      <w:r>
+        <w:rPr>
+          <w:rStyle w:val="Textooriginal"/>
+          <w:rFonts w:ascii="arial" w:hAnsi="arial"/>
+        </w:rPr>
+        <w:t>st_size</w:t>
+      </w:r>
+      <w:r>
+        <w:rPr>
+          <w:rFonts w:ascii="arial" w:hAnsi="arial"/>
+        </w:rPr>
+        <w:t xml:space="preserve">. Divide entre </w:t>
+      </w:r>
+      <w:r>
+        <w:rPr>
+          <w:rStyle w:val="Textooriginal"/>
+          <w:rFonts w:ascii="arial" w:hAnsi="arial"/>
+        </w:rPr>
+        <w:t>tamanyo</w:t>
+      </w:r>
+      <w:r>
+        <w:rPr>
+          <w:rFonts w:ascii="arial" w:hAnsi="arial"/>
+        </w:rPr>
+        <w:t>. Si el resto no es 0, suma uno, porque el último trozo será más pequeño. Devuelve el total.</w:t>
+      </w:r>
+    </w:p>
+    <w:p>
+      <w:pPr>
+        <w:pStyle w:val="BodyText"/>
+        <w:bidi w:val="0"/>
+        <w:ind w:hanging="0" w:left="0" w:right="0"/>
+        <w:rPr/>
+      </w:pPr>
+      <w:r>
+        <w:rPr>
+          <w:rStyle w:val="Strong"/>
+          <w:rFonts w:ascii="arial" w:hAnsi="arial"/>
+        </w:rPr>
+        <w:t>Llamadas:</w:t>
+      </w:r>
+      <w:r>
+        <w:rPr>
+          <w:rFonts w:ascii="arial" w:hAnsi="arial"/>
+        </w:rPr>
+        <w:t xml:space="preserve"> </w:t>
+      </w:r>
+      <w:r>
+        <w:rPr>
+          <w:rStyle w:val="Textooriginal"/>
+          <w:rFonts w:ascii="arial" w:hAnsi="arial"/>
+        </w:rPr>
+        <w:t>stat()</w:t>
+      </w:r>
+      <w:r>
+        <w:rPr>
+          <w:rFonts w:ascii="arial" w:hAnsi="arial"/>
+        </w:rPr>
+        <w:t>.</w:t>
+      </w:r>
+    </w:p>
+    <w:p>
+      <w:pPr>
+        <w:pStyle w:val="BodyText"/>
+        <w:bidi w:val="0"/>
+        <w:ind w:hanging="0" w:left="0" w:right="0"/>
+        <w:rPr>
+          <w:rFonts w:ascii="arial" w:hAnsi="arial"/>
+        </w:rPr>
+      </w:pPr>
+      <w:r>
+        <w:rPr/>
+        <w:drawing>
+          <wp:anchor behindDoc="0" distT="0" distB="0" distL="0" distR="0" simplePos="0" locked="0" layoutInCell="0" allowOverlap="1" relativeHeight="22">
+            <wp:simplePos x="0" y="0"/>
+            <wp:positionH relativeFrom="column">
+              <wp:align>center</wp:align>
+            </wp:positionH>
+            <wp:positionV relativeFrom="paragraph">
+              <wp:posOffset>635</wp:posOffset>
+            </wp:positionV>
+            <wp:extent cx="3364230" cy="2272665"/>
+            <wp:effectExtent l="0" t="0" r="0" b="0"/>
+            <wp:wrapSquare wrapText="largest"/>
+            <wp:docPr id="21" name="Imagen21" descr=""/>
+            <wp:cNvGraphicFramePr>
+              <a:graphicFrameLocks xmlns:a="http://schemas.openxmlformats.org/drawingml/2006/main" noChangeAspect="1"/>
+            </wp:cNvGraphicFramePr>
+            <a:graphic xmlns:a="http://schemas.openxmlformats.org/drawingml/2006/main">
+              <a:graphicData uri="http://schemas.openxmlformats.org/drawingml/2006/picture">
+                <pic:pic xmlns:pic="http://schemas.openxmlformats.org/drawingml/2006/picture">
+                  <pic:nvPicPr>
+                    <pic:cNvPr id="21" name="Imagen21" descr=""/>
+                    <pic:cNvPicPr>
+                      <a:picLocks noChangeAspect="1" noChangeArrowheads="1"/>
+                    </pic:cNvPicPr>
+                  </pic:nvPicPr>
+                  <pic:blipFill>
+                    <a:blip r:embed="rId22"/>
+                    <a:stretch>
+                      <a:fillRect/>
+                    </a:stretch>
+                  </pic:blipFill>
+                  <pic:spPr bwMode="auto">
+                    <a:xfrm>
+                      <a:off x="0" y="0"/>
+                      <a:ext cx="3364230" cy="2272665"/>
+                    </a:xfrm>
+                    <a:prstGeom prst="rect">
+                      <a:avLst/>
+                    </a:prstGeom>
+                  </pic:spPr>
+                </pic:pic>
+              </a:graphicData>
+            </a:graphic>
+          </wp:anchor>
+        </w:drawing>
+      </w:r>
+    </w:p>
+    <w:p>
+      <w:pPr>
+        <w:pStyle w:val="BodyText"/>
+        <w:bidi w:val="0"/>
+        <w:ind w:hanging="0" w:left="0" w:right="0"/>
+        <w:rPr>
+          <w:rFonts w:ascii="arial" w:hAnsi="arial"/>
+        </w:rPr>
+      </w:pPr>
+      <w:r>
+        <w:rPr/>
+      </w:r>
+    </w:p>
+    <w:p>
+      <w:pPr>
+        <w:pStyle w:val="Heading4"/>
+        <w:bidi w:val="0"/>
+        <w:ind w:hanging="0" w:left="0" w:right="0"/>
+        <w:rPr>
+          <w:rStyle w:val="Textooriginal"/>
+          <w:rFonts w:ascii="arial" w:hAnsi="arial"/>
+        </w:rPr>
+      </w:pPr>
+      <w:r>
+        <w:rPr/>
+      </w:r>
+    </w:p>
+    <w:p>
+      <w:pPr>
+        <w:pStyle w:val="Heading4"/>
+        <w:bidi w:val="0"/>
+        <w:ind w:hanging="0" w:left="0" w:right="0"/>
+        <w:rPr>
+          <w:rStyle w:val="Textooriginal"/>
+          <w:rFonts w:ascii="arial" w:hAnsi="arial"/>
+        </w:rPr>
+      </w:pPr>
+      <w:r>
+        <w:rPr/>
+      </w:r>
+    </w:p>
+    <w:p>
+      <w:pPr>
+        <w:pStyle w:val="Heading4"/>
+        <w:bidi w:val="0"/>
+        <w:ind w:hanging="0" w:left="0" w:right="0"/>
+        <w:rPr>
+          <w:rStyle w:val="Textooriginal"/>
+          <w:rFonts w:ascii="arial" w:hAnsi="arial"/>
+        </w:rPr>
+      </w:pPr>
+      <w:r>
+        <w:rPr/>
+      </w:r>
+    </w:p>
+    <w:p>
+      <w:pPr>
+        <w:pStyle w:val="Heading4"/>
+        <w:bidi w:val="0"/>
+        <w:ind w:hanging="0" w:left="0" w:right="0"/>
+        <w:rPr>
+          <w:rStyle w:val="Textooriginal"/>
+          <w:rFonts w:ascii="arial" w:hAnsi="arial"/>
+        </w:rPr>
+      </w:pPr>
+      <w:r>
+        <w:rPr/>
+      </w:r>
+    </w:p>
+    <w:p>
+      <w:pPr>
+        <w:pStyle w:val="Heading4"/>
+        <w:bidi w:val="0"/>
+        <w:ind w:hanging="0" w:left="0" w:right="0"/>
+        <w:rPr>
+          <w:rStyle w:val="Textooriginal"/>
+          <w:rFonts w:ascii="arial" w:hAnsi="arial"/>
+        </w:rPr>
+      </w:pPr>
+      <w:r>
+        <w:rPr/>
+      </w:r>
+    </w:p>
+    <w:p>
+      <w:pPr>
+        <w:pStyle w:val="Heading4"/>
+        <w:bidi w:val="0"/>
+        <w:ind w:hanging="0" w:left="0" w:right="0"/>
+        <w:rPr>
+          <w:rStyle w:val="Textooriginal"/>
+          <w:rFonts w:ascii="arial" w:hAnsi="arial"/>
+        </w:rPr>
+      </w:pPr>
+      <w:r>
+        <w:rPr/>
+      </w:r>
+    </w:p>
+    <w:p>
+      <w:pPr>
+        <w:pStyle w:val="Heading4"/>
+        <w:bidi w:val="0"/>
+        <w:ind w:hanging="0" w:left="0" w:right="0"/>
+        <w:rPr/>
+      </w:pPr>
+      <w:r>
+        <w:rPr>
+          <w:rStyle w:val="Textooriginal"/>
+          <w:rFonts w:ascii="arial" w:hAnsi="arial"/>
+        </w:rPr>
+        <w:t>crearTrozos(entrada, nombre, totalTrozos, buffer, tamanyo)</w:t>
+      </w:r>
+    </w:p>
+    <w:p>
+      <w:pPr>
+        <w:pStyle w:val="BodyText"/>
+        <w:bidi w:val="0"/>
+        <w:ind w:hanging="0" w:left="0" w:right="0"/>
+        <w:rPr/>
+      </w:pPr>
+      <w:r>
+        <w:rPr>
+          <w:rFonts w:ascii="arial" w:hAnsi="arial"/>
+        </w:rPr>
+        <w:t xml:space="preserve">Tiene un bucle que se repite una vez por trozo. En cada vuelta crea una tubería con </w:t>
+      </w:r>
+      <w:r>
+        <w:rPr>
+          <w:rStyle w:val="Textooriginal"/>
+          <w:rFonts w:ascii="arial" w:hAnsi="arial"/>
+        </w:rPr>
+        <w:t>pipe()</w:t>
+      </w:r>
+      <w:r>
+        <w:rPr>
+          <w:rFonts w:ascii="arial" w:hAnsi="arial"/>
+        </w:rPr>
+        <w:t xml:space="preserve"> y hace </w:t>
+      </w:r>
+      <w:r>
+        <w:rPr>
+          <w:rStyle w:val="Textooriginal"/>
+          <w:rFonts w:ascii="arial" w:hAnsi="arial"/>
+        </w:rPr>
+        <w:t>fork()</w:t>
+      </w:r>
+      <w:r>
+        <w:rPr>
+          <w:rFonts w:ascii="arial" w:hAnsi="arial"/>
+        </w:rPr>
+        <w:t xml:space="preserve">. El padre llama a </w:t>
+      </w:r>
+      <w:r>
+        <w:rPr>
+          <w:rStyle w:val="Textooriginal"/>
+          <w:rFonts w:ascii="arial" w:hAnsi="arial"/>
+        </w:rPr>
+        <w:t>escribirTrozoEnTuberia()</w:t>
+      </w:r>
+      <w:r>
+        <w:rPr>
+          <w:rFonts w:ascii="arial" w:hAnsi="arial"/>
+        </w:rPr>
+        <w:t xml:space="preserve"> y sigue con la siguiente vuelta. El hijo llama a </w:t>
+      </w:r>
+      <w:r>
+        <w:rPr>
+          <w:rStyle w:val="Textooriginal"/>
+          <w:rFonts w:ascii="arial" w:hAnsi="arial"/>
+        </w:rPr>
+        <w:t>ejecutarHijo()</w:t>
+      </w:r>
+      <w:r>
+        <w:rPr>
+          <w:rFonts w:ascii="arial" w:hAnsi="arial"/>
+        </w:rPr>
+        <w:t xml:space="preserve"> y sale del bucle con </w:t>
+      </w:r>
+      <w:r>
+        <w:rPr>
+          <w:rStyle w:val="Textooriginal"/>
+          <w:rFonts w:ascii="arial" w:hAnsi="arial"/>
+        </w:rPr>
+        <w:t>break</w:t>
+      </w:r>
+      <w:r>
+        <w:rPr>
+          <w:rFonts w:ascii="arial" w:hAnsi="arial"/>
+        </w:rPr>
+        <w:t xml:space="preserve"> para no crear más hijos. Devuelve </w:t>
+      </w:r>
+      <w:r>
+        <w:rPr>
+          <w:rStyle w:val="Textooriginal"/>
+          <w:rFonts w:ascii="arial" w:hAnsi="arial"/>
+        </w:rPr>
+        <w:t>i</w:t>
+      </w:r>
+      <w:r>
+        <w:rPr>
+          <w:rFonts w:ascii="arial" w:hAnsi="arial"/>
+        </w:rPr>
+        <w:t xml:space="preserve">, que vale </w:t>
+      </w:r>
+      <w:r>
+        <w:rPr>
+          <w:rStyle w:val="Textooriginal"/>
+          <w:rFonts w:ascii="arial" w:hAnsi="arial"/>
+        </w:rPr>
+        <w:t>totalTrozos</w:t>
+      </w:r>
+      <w:r>
+        <w:rPr>
+          <w:rFonts w:ascii="arial" w:hAnsi="arial"/>
+        </w:rPr>
+        <w:t xml:space="preserve"> en el padre y menos en los hijos, y así </w:t>
+      </w:r>
+      <w:r>
+        <w:rPr>
+          <w:rStyle w:val="Textooriginal"/>
+          <w:rFonts w:ascii="arial" w:hAnsi="arial"/>
+        </w:rPr>
+        <w:t>partir()</w:t>
+      </w:r>
+      <w:r>
+        <w:rPr>
+          <w:rFonts w:ascii="arial" w:hAnsi="arial"/>
+        </w:rPr>
+        <w:t xml:space="preserve"> sabe quién es quién.</w:t>
+      </w:r>
+    </w:p>
+    <w:p>
+      <w:pPr>
+        <w:pStyle w:val="BodyText"/>
+        <w:bidi w:val="0"/>
+        <w:ind w:hanging="0" w:left="0" w:right="0"/>
+        <w:rPr/>
+      </w:pPr>
+      <w:r>
+        <w:rPr>
+          <w:rStyle w:val="Strong"/>
+          <w:rFonts w:ascii="arial" w:hAnsi="arial"/>
+        </w:rPr>
+        <w:t>Llamadas:</w:t>
+      </w:r>
+      <w:r>
+        <w:rPr>
+          <w:rFonts w:ascii="arial" w:hAnsi="arial"/>
+        </w:rPr>
+        <w:t xml:space="preserve"> </w:t>
+      </w:r>
+      <w:r>
+        <w:rPr>
+          <w:rStyle w:val="Textooriginal"/>
+          <w:rFonts w:ascii="arial" w:hAnsi="arial"/>
+        </w:rPr>
+        <w:t>pipe()</w:t>
+      </w:r>
+      <w:r>
+        <w:rPr>
+          <w:rFonts w:ascii="arial" w:hAnsi="arial"/>
+        </w:rPr>
+        <w:t xml:space="preserve">, </w:t>
+      </w:r>
+      <w:r>
+        <w:rPr>
+          <w:rStyle w:val="Textooriginal"/>
+          <w:rFonts w:ascii="arial" w:hAnsi="arial"/>
+        </w:rPr>
+        <w:t>fork()</w:t>
+      </w:r>
+      <w:r>
+        <w:rPr>
+          <w:rFonts w:ascii="arial" w:hAnsi="arial"/>
+        </w:rPr>
+        <w:t>.</w:t>
+      </w:r>
+    </w:p>
+    <w:p>
+      <w:pPr>
+        <w:pStyle w:val="BodyText"/>
+        <w:bidi w:val="0"/>
+        <w:ind w:hanging="0" w:left="0" w:right="0"/>
+        <w:rPr>
+          <w:rFonts w:ascii="arial" w:hAnsi="arial"/>
+        </w:rPr>
+      </w:pPr>
+      <w:r>
+        <w:rPr/>
+        <w:drawing>
+          <wp:anchor behindDoc="0" distT="0" distB="0" distL="0" distR="0" simplePos="0" locked="0" layoutInCell="0" allowOverlap="1" relativeHeight="23">
+            <wp:simplePos x="0" y="0"/>
+            <wp:positionH relativeFrom="column">
+              <wp:align>center</wp:align>
+            </wp:positionH>
+            <wp:positionV relativeFrom="paragraph">
+              <wp:posOffset>635</wp:posOffset>
+            </wp:positionV>
+            <wp:extent cx="3994785" cy="1706245"/>
+            <wp:effectExtent l="0" t="0" r="0" b="0"/>
+            <wp:wrapSquare wrapText="largest"/>
+            <wp:docPr id="22" name="Imagen22" descr=""/>
+            <wp:cNvGraphicFramePr>
+              <a:graphicFrameLocks xmlns:a="http://schemas.openxmlformats.org/drawingml/2006/main" noChangeAspect="1"/>
+            </wp:cNvGraphicFramePr>
+            <a:graphic xmlns:a="http://schemas.openxmlformats.org/drawingml/2006/main">
+              <a:graphicData uri="http://schemas.openxmlformats.org/drawingml/2006/picture">
+                <pic:pic xmlns:pic="http://schemas.openxmlformats.org/drawingml/2006/picture">
+                  <pic:nvPicPr>
+                    <pic:cNvPr id="22" name="Imagen22" descr=""/>
+                    <pic:cNvPicPr>
+                      <a:picLocks noChangeAspect="1" noChangeArrowheads="1"/>
+                    </pic:cNvPicPr>
+                  </pic:nvPicPr>
+                  <pic:blipFill>
+                    <a:blip r:embed="rId23"/>
+                    <a:stretch>
+                      <a:fillRect/>
+                    </a:stretch>
+                  </pic:blipFill>
+                  <pic:spPr bwMode="auto">
+                    <a:xfrm>
+                      <a:off x="0" y="0"/>
+                      <a:ext cx="3994785" cy="1706245"/>
+                    </a:xfrm>
+                    <a:prstGeom prst="rect">
+                      <a:avLst/>
+                    </a:prstGeom>
+                  </pic:spPr>
+                </pic:pic>
+              </a:graphicData>
+            </a:graphic>
+          </wp:anchor>
+        </w:drawing>
+      </w:r>
+    </w:p>
+    <w:p>
+      <w:pPr>
+        <w:pStyle w:val="Heading4"/>
+        <w:bidi w:val="0"/>
+        <w:ind w:hanging="0" w:left="0" w:right="0"/>
+        <w:rPr>
+          <w:rStyle w:val="Textooriginal"/>
+          <w:rFonts w:ascii="arial" w:hAnsi="arial"/>
+        </w:rPr>
+      </w:pPr>
+      <w:r>
+        <w:rPr/>
+      </w:r>
+    </w:p>
+    <w:p>
+      <w:pPr>
+        <w:pStyle w:val="Heading4"/>
+        <w:bidi w:val="0"/>
+        <w:ind w:hanging="0" w:left="0" w:right="0"/>
+        <w:rPr>
+          <w:rStyle w:val="Textooriginal"/>
+          <w:rFonts w:ascii="arial" w:hAnsi="arial"/>
+        </w:rPr>
+      </w:pPr>
+      <w:r>
+        <w:rPr/>
+      </w:r>
+    </w:p>
+    <w:p>
+      <w:pPr>
+        <w:pStyle w:val="Heading4"/>
+        <w:bidi w:val="0"/>
+        <w:ind w:hanging="0" w:left="0" w:right="0"/>
+        <w:rPr/>
+      </w:pPr>
+      <w:r>
+        <w:rPr>
+          <w:rStyle w:val="Textooriginal"/>
+          <w:rFonts w:ascii="arial" w:hAnsi="arial"/>
+        </w:rPr>
+        <w:t>escribirTrozoEnTuberia(entrada, canal, buffer, tamanyo)</w:t>
+      </w:r>
+    </w:p>
+    <w:p>
+      <w:pPr>
+        <w:pStyle w:val="BodyText"/>
+        <w:bidi w:val="0"/>
+        <w:ind w:hanging="0" w:left="0" w:right="0"/>
+        <w:rPr/>
+      </w:pPr>
+      <w:r>
+        <w:rPr>
+          <w:rFonts w:ascii="arial" w:hAnsi="arial"/>
+        </w:rPr>
+        <w:t xml:space="preserve">Solo la ejecuta el padre. Lee </w:t>
+      </w:r>
+      <w:r>
+        <w:rPr>
+          <w:rStyle w:val="Textooriginal"/>
+          <w:rFonts w:ascii="arial" w:hAnsi="arial"/>
+        </w:rPr>
+        <w:t>tamanyo</w:t>
+      </w:r>
+      <w:r>
+        <w:rPr>
+          <w:rFonts w:ascii="arial" w:hAnsi="arial"/>
+        </w:rPr>
+        <w:t xml:space="preserve"> bytes del fichero original con </w:t>
+      </w:r>
+      <w:r>
+        <w:rPr>
+          <w:rStyle w:val="Textooriginal"/>
+          <w:rFonts w:ascii="arial" w:hAnsi="arial"/>
+        </w:rPr>
+        <w:t>read()</w:t>
+      </w:r>
+      <w:r>
+        <w:rPr>
+          <w:rFonts w:ascii="arial" w:hAnsi="arial"/>
+        </w:rPr>
+        <w:t xml:space="preserve"> y los escribe en la tubería con </w:t>
+      </w:r>
+      <w:r>
+        <w:rPr>
+          <w:rStyle w:val="Textooriginal"/>
+          <w:rFonts w:ascii="arial" w:hAnsi="arial"/>
+        </w:rPr>
+        <w:t>write()</w:t>
+      </w:r>
+      <w:r>
+        <w:rPr>
+          <w:rFonts w:ascii="arial" w:hAnsi="arial"/>
+        </w:rPr>
+        <w:t xml:space="preserve">. Se usa </w:t>
+      </w:r>
+      <w:r>
+        <w:rPr>
+          <w:rStyle w:val="Textooriginal"/>
+          <w:rFonts w:ascii="arial" w:hAnsi="arial"/>
+        </w:rPr>
+        <w:t>bytesLeidos</w:t>
+      </w:r>
+      <w:r>
+        <w:rPr>
+          <w:rFonts w:ascii="arial" w:hAnsi="arial"/>
+        </w:rPr>
+        <w:t xml:space="preserve"> y no </w:t>
+      </w:r>
+      <w:r>
+        <w:rPr>
+          <w:rStyle w:val="Textooriginal"/>
+          <w:rFonts w:ascii="arial" w:hAnsi="arial"/>
+        </w:rPr>
+        <w:t>tamanyo</w:t>
+      </w:r>
+      <w:r>
+        <w:rPr>
+          <w:rFonts w:ascii="arial" w:hAnsi="arial"/>
+        </w:rPr>
+        <w:t xml:space="preserve"> en el </w:t>
+      </w:r>
+      <w:r>
+        <w:rPr>
+          <w:rStyle w:val="Textooriginal"/>
+          <w:rFonts w:ascii="arial" w:hAnsi="arial"/>
+        </w:rPr>
+        <w:t>write</w:t>
+      </w:r>
+      <w:r>
+        <w:rPr>
+          <w:rFonts w:ascii="arial" w:hAnsi="arial"/>
+        </w:rPr>
+        <w:t xml:space="preserve"> porque el último trozo puede tener menos bytes.</w:t>
+      </w:r>
+    </w:p>
+    <w:p>
+      <w:pPr>
+        <w:pStyle w:val="BodyText"/>
+        <w:bidi w:val="0"/>
+        <w:ind w:hanging="0" w:left="0" w:right="0"/>
+        <w:rPr/>
+      </w:pPr>
+      <w:r>
+        <w:rPr>
+          <w:rStyle w:val="Strong"/>
+          <w:rFonts w:ascii="arial" w:hAnsi="arial"/>
+        </w:rPr>
+        <w:t>Llamadas:</w:t>
+      </w:r>
+      <w:r>
+        <w:rPr>
+          <w:rFonts w:ascii="arial" w:hAnsi="arial"/>
+        </w:rPr>
+        <w:t xml:space="preserve"> </w:t>
+      </w:r>
+      <w:r>
+        <w:rPr>
+          <w:rStyle w:val="Textooriginal"/>
+          <w:rFonts w:ascii="arial" w:hAnsi="arial"/>
+        </w:rPr>
+        <w:t>read()</w:t>
+      </w:r>
+      <w:r>
+        <w:rPr>
+          <w:rFonts w:ascii="arial" w:hAnsi="arial"/>
+        </w:rPr>
+        <w:t xml:space="preserve">, </w:t>
+      </w:r>
+      <w:r>
+        <w:rPr>
+          <w:rStyle w:val="Textooriginal"/>
+          <w:rFonts w:ascii="arial" w:hAnsi="arial"/>
+        </w:rPr>
+        <w:t>write()</w:t>
+      </w:r>
+      <w:r>
+        <w:rPr>
+          <w:rFonts w:ascii="arial" w:hAnsi="arial"/>
+        </w:rPr>
+        <w:t>.</w:t>
+      </w:r>
+    </w:p>
+    <w:p>
+      <w:pPr>
+        <w:pStyle w:val="BodyText"/>
+        <w:bidi w:val="0"/>
+        <w:ind w:hanging="0" w:left="0" w:right="0"/>
+        <w:rPr>
+          <w:rFonts w:ascii="arial" w:hAnsi="arial"/>
+        </w:rPr>
+      </w:pPr>
+      <w:r>
+        <w:rPr/>
+        <w:drawing>
+          <wp:anchor behindDoc="0" distT="0" distB="0" distL="0" distR="0" simplePos="0" locked="0" layoutInCell="0" allowOverlap="1" relativeHeight="24">
+            <wp:simplePos x="0" y="0"/>
+            <wp:positionH relativeFrom="column">
+              <wp:align>center</wp:align>
+            </wp:positionH>
+            <wp:positionV relativeFrom="paragraph">
+              <wp:posOffset>635</wp:posOffset>
+            </wp:positionV>
+            <wp:extent cx="4740910" cy="857250"/>
+            <wp:effectExtent l="0" t="0" r="0" b="0"/>
+            <wp:wrapSquare wrapText="largest"/>
+            <wp:docPr id="23" name="Imagen23" descr=""/>
+            <wp:cNvGraphicFramePr>
+              <a:graphicFrameLocks xmlns:a="http://schemas.openxmlformats.org/drawingml/2006/main" noChangeAspect="1"/>
+            </wp:cNvGraphicFramePr>
+            <a:graphic xmlns:a="http://schemas.openxmlformats.org/drawingml/2006/main">
+              <a:graphicData uri="http://schemas.openxmlformats.org/drawingml/2006/picture">
+                <pic:pic xmlns:pic="http://schemas.openxmlformats.org/drawingml/2006/picture">
+                  <pic:nvPicPr>
+                    <pic:cNvPr id="23" name="Imagen23" descr=""/>
+                    <pic:cNvPicPr>
+                      <a:picLocks noChangeAspect="1" noChangeArrowheads="1"/>
+                    </pic:cNvPicPr>
+                  </pic:nvPicPr>
+                  <pic:blipFill>
+                    <a:blip r:embed="rId24"/>
+                    <a:stretch>
+                      <a:fillRect/>
+                    </a:stretch>
+                  </pic:blipFill>
+                  <pic:spPr bwMode="auto">
+                    <a:xfrm>
+                      <a:off x="0" y="0"/>
+                      <a:ext cx="4740910" cy="857250"/>
+                    </a:xfrm>
+                    <a:prstGeom prst="rect">
+                      <a:avLst/>
+                    </a:prstGeom>
+                  </pic:spPr>
+                </pic:pic>
+              </a:graphicData>
+            </a:graphic>
+          </wp:anchor>
+        </w:drawing>
+      </w:r>
+    </w:p>
+    <w:p>
+      <w:pPr>
+        <w:pStyle w:val="Heading4"/>
+        <w:bidi w:val="0"/>
+        <w:ind w:hanging="0" w:left="0" w:right="0"/>
+        <w:rPr/>
+      </w:pPr>
+      <w:r>
+        <w:rPr>
+          <w:rStyle w:val="Textooriginal"/>
+          <w:rFonts w:ascii="arial" w:hAnsi="arial"/>
+        </w:rPr>
+        <w:t>prepararNombreTrozo(ficheroTrozo, nombre, i)</w:t>
+      </w:r>
+    </w:p>
+    <w:p>
+      <w:pPr>
+        <w:pStyle w:val="BodyText"/>
+        <w:bidi w:val="0"/>
+        <w:ind w:hanging="0" w:left="0" w:right="0"/>
+        <w:rPr/>
+      </w:pPr>
+      <w:r>
+        <w:rPr>
+          <w:rFonts w:ascii="arial" w:hAnsi="arial"/>
+        </w:rPr>
+        <w:t xml:space="preserve">Construye el nombre del fichero del trozo con </w:t>
+      </w:r>
+      <w:r>
+        <w:rPr>
+          <w:rStyle w:val="Textooriginal"/>
+          <w:rFonts w:ascii="arial" w:hAnsi="arial"/>
+        </w:rPr>
+        <w:t>sprintf</w:t>
+      </w:r>
+      <w:r>
+        <w:rPr>
+          <w:rFonts w:ascii="arial" w:hAnsi="arial"/>
+        </w:rPr>
+        <w:t xml:space="preserve">. Si </w:t>
+      </w:r>
+      <w:r>
+        <w:rPr>
+          <w:rStyle w:val="Textooriginal"/>
+          <w:rFonts w:ascii="arial" w:hAnsi="arial"/>
+        </w:rPr>
+        <w:t>i</w:t>
+      </w:r>
+      <w:r>
+        <w:rPr>
+          <w:rFonts w:ascii="arial" w:hAnsi="arial"/>
+        </w:rPr>
+        <w:t xml:space="preserve"> es menor que 10 pone un 0 delante (</w:t>
+      </w:r>
+      <w:r>
+        <w:rPr>
+          <w:rStyle w:val="Textooriginal"/>
+          <w:rFonts w:ascii="arial" w:hAnsi="arial"/>
+        </w:rPr>
+        <w:t>.h00</w:t>
+      </w:r>
+      <w:r>
+        <w:rPr>
+          <w:rFonts w:ascii="arial" w:hAnsi="arial"/>
+        </w:rPr>
+        <w:t xml:space="preserve">, </w:t>
+      </w:r>
+      <w:r>
+        <w:rPr>
+          <w:rStyle w:val="Textooriginal"/>
+          <w:rFonts w:ascii="arial" w:hAnsi="arial"/>
+        </w:rPr>
+        <w:t>.h01</w:t>
+      </w:r>
+      <w:r>
+        <w:rPr>
+          <w:rFonts w:ascii="arial" w:hAnsi="arial"/>
+        </w:rPr>
+        <w:t>...), y si no, no (</w:t>
+      </w:r>
+      <w:r>
+        <w:rPr>
+          <w:rStyle w:val="Textooriginal"/>
+          <w:rFonts w:ascii="arial" w:hAnsi="arial"/>
+        </w:rPr>
+        <w:t>.h10</w:t>
+      </w:r>
+      <w:r>
+        <w:rPr>
+          <w:rFonts w:ascii="arial" w:hAnsi="arial"/>
+        </w:rPr>
+        <w:t xml:space="preserve">, </w:t>
+      </w:r>
+      <w:r>
+        <w:rPr>
+          <w:rStyle w:val="Textooriginal"/>
+          <w:rFonts w:ascii="arial" w:hAnsi="arial"/>
+        </w:rPr>
+        <w:t>.h11</w:t>
+      </w:r>
+      <w:r>
+        <w:rPr>
+          <w:rFonts w:ascii="arial" w:hAnsi="arial"/>
+        </w:rPr>
+        <w:t>...).</w:t>
+      </w:r>
+    </w:p>
+    <w:p>
+      <w:pPr>
+        <w:pStyle w:val="BodyText"/>
+        <w:bidi w:val="0"/>
+        <w:ind w:hanging="0" w:left="0" w:right="0"/>
+        <w:rPr/>
+      </w:pPr>
+      <w:r>
+        <w:rPr>
+          <w:rStyle w:val="Strong"/>
+          <w:rFonts w:ascii="arial" w:hAnsi="arial"/>
+        </w:rPr>
+        <w:t>Llamadas:</w:t>
+      </w:r>
+      <w:r>
+        <w:rPr>
+          <w:rFonts w:ascii="arial" w:hAnsi="arial"/>
+        </w:rPr>
+        <w:t xml:space="preserve"> </w:t>
+      </w:r>
+      <w:r>
+        <w:rPr>
+          <w:rStyle w:val="Textooriginal"/>
+          <w:rFonts w:ascii="arial" w:hAnsi="arial"/>
+        </w:rPr>
+        <w:t>sprintf()</w:t>
+      </w:r>
+      <w:r>
+        <w:rPr>
+          <w:rFonts w:ascii="arial" w:hAnsi="arial"/>
+        </w:rPr>
+        <w:t>.</w:t>
+      </w:r>
+    </w:p>
+    <w:p>
+      <w:pPr>
+        <w:pStyle w:val="BodyText"/>
+        <w:bidi w:val="0"/>
+        <w:ind w:hanging="0" w:left="0" w:right="0"/>
+        <w:rPr>
+          <w:rFonts w:ascii="arial" w:hAnsi="arial"/>
+        </w:rPr>
+      </w:pPr>
+      <w:r>
+        <w:rPr/>
+        <w:drawing>
+          <wp:anchor behindDoc="0" distT="0" distB="0" distL="0" distR="0" simplePos="0" locked="0" layoutInCell="0" allowOverlap="1" relativeHeight="25">
+            <wp:simplePos x="0" y="0"/>
+            <wp:positionH relativeFrom="column">
+              <wp:align>center</wp:align>
+            </wp:positionH>
+            <wp:positionV relativeFrom="paragraph">
+              <wp:posOffset>635</wp:posOffset>
+            </wp:positionV>
+            <wp:extent cx="4003675" cy="1207770"/>
+            <wp:effectExtent l="0" t="0" r="0" b="0"/>
+            <wp:wrapSquare wrapText="largest"/>
+            <wp:docPr id="24" name="Imagen24" descr=""/>
+            <wp:cNvGraphicFramePr>
+              <a:graphicFrameLocks xmlns:a="http://schemas.openxmlformats.org/drawingml/2006/main" noChangeAspect="1"/>
+            </wp:cNvGraphicFramePr>
+            <a:graphic xmlns:a="http://schemas.openxmlformats.org/drawingml/2006/main">
+              <a:graphicData uri="http://schemas.openxmlformats.org/drawingml/2006/picture">
+                <pic:pic xmlns:pic="http://schemas.openxmlformats.org/drawingml/2006/picture">
+                  <pic:nvPicPr>
+                    <pic:cNvPr id="24" name="Imagen24" descr=""/>
+                    <pic:cNvPicPr>
+                      <a:picLocks noChangeAspect="1" noChangeArrowheads="1"/>
+                    </pic:cNvPicPr>
+                  </pic:nvPicPr>
+                  <pic:blipFill>
+                    <a:blip r:embed="rId25"/>
+                    <a:stretch>
+                      <a:fillRect/>
+                    </a:stretch>
+                  </pic:blipFill>
+                  <pic:spPr bwMode="auto">
+                    <a:xfrm>
+                      <a:off x="0" y="0"/>
+                      <a:ext cx="4003675" cy="1207770"/>
+                    </a:xfrm>
+                    <a:prstGeom prst="rect">
+                      <a:avLst/>
+                    </a:prstGeom>
+                  </pic:spPr>
+                </pic:pic>
+              </a:graphicData>
+            </a:graphic>
+          </wp:anchor>
+        </w:drawing>
+      </w:r>
+    </w:p>
+    <w:p>
+      <w:pPr>
+        <w:pStyle w:val="Heading4"/>
+        <w:bidi w:val="0"/>
+        <w:ind w:hanging="0" w:left="0" w:right="0"/>
+        <w:rPr>
+          <w:rStyle w:val="Textooriginal"/>
+          <w:rFonts w:ascii="arial" w:hAnsi="arial"/>
+        </w:rPr>
+      </w:pPr>
+      <w:r>
+        <w:rPr/>
+      </w:r>
+    </w:p>
+    <w:p>
+      <w:pPr>
+        <w:pStyle w:val="Heading4"/>
+        <w:bidi w:val="0"/>
+        <w:ind w:hanging="0" w:left="0" w:right="0"/>
+        <w:rPr>
+          <w:rStyle w:val="Textooriginal"/>
+          <w:rFonts w:ascii="arial" w:hAnsi="arial"/>
+        </w:rPr>
+      </w:pPr>
+      <w:r>
+        <w:rPr/>
+      </w:r>
+    </w:p>
+    <w:p>
+      <w:pPr>
+        <w:pStyle w:val="Heading4"/>
+        <w:bidi w:val="0"/>
+        <w:ind w:hanging="0" w:left="0" w:right="0"/>
+        <w:rPr>
+          <w:rStyle w:val="Textooriginal"/>
+          <w:rFonts w:ascii="arial" w:hAnsi="arial"/>
+        </w:rPr>
+      </w:pPr>
+      <w:r>
+        <w:rPr/>
+      </w:r>
+    </w:p>
+    <w:p>
+      <w:pPr>
+        <w:pStyle w:val="Heading4"/>
+        <w:bidi w:val="0"/>
+        <w:ind w:hanging="0" w:left="0" w:right="0"/>
+        <w:rPr>
+          <w:rStyle w:val="Textooriginal"/>
+          <w:rFonts w:ascii="arial" w:hAnsi="arial"/>
+        </w:rPr>
+      </w:pPr>
+      <w:r>
+        <w:rPr/>
+      </w:r>
+    </w:p>
+    <w:p>
+      <w:pPr>
+        <w:pStyle w:val="Heading4"/>
+        <w:bidi w:val="0"/>
+        <w:ind w:hanging="0" w:left="0" w:right="0"/>
+        <w:rPr/>
+      </w:pPr>
+      <w:r>
+        <w:rPr>
+          <w:rStyle w:val="Textooriginal"/>
+          <w:rFonts w:ascii="arial" w:hAnsi="arial"/>
+        </w:rPr>
+        <w:t>ejecutarHijo(canal, nombre, i, buffer, tamanyo)</w:t>
+      </w:r>
+    </w:p>
+    <w:p>
+      <w:pPr>
+        <w:pStyle w:val="BodyText"/>
+        <w:bidi w:val="0"/>
+        <w:ind w:hanging="0" w:left="0" w:right="0"/>
+        <w:rPr/>
+      </w:pPr>
+      <w:r>
+        <w:rPr>
+          <w:rFonts w:ascii="arial" w:hAnsi="arial"/>
+        </w:rPr>
+        <w:t xml:space="preserve">Solo la ejecuta el hijo. Prepara el nombre de su fichero y lo crea con </w:t>
+      </w:r>
+      <w:r>
+        <w:rPr>
+          <w:rStyle w:val="Textooriginal"/>
+          <w:rFonts w:ascii="arial" w:hAnsi="arial"/>
+        </w:rPr>
+        <w:t>creat()</w:t>
+      </w:r>
+      <w:r>
+        <w:rPr>
+          <w:rFonts w:ascii="arial" w:hAnsi="arial"/>
+        </w:rPr>
+        <w:t xml:space="preserve">. Después hay un bucle que lee de la tubería y escribe en el fichero lo que va llegando. </w:t>
+      </w:r>
+      <w:r>
+        <w:rPr>
+          <w:rStyle w:val="Textooriginal"/>
+          <w:rFonts w:ascii="arial" w:hAnsi="arial"/>
+        </w:rPr>
+        <w:t>totalLeidos</w:t>
+      </w:r>
+      <w:r>
+        <w:rPr>
+          <w:rFonts w:ascii="arial" w:hAnsi="arial"/>
+        </w:rPr>
+        <w:t xml:space="preserve"> cuenta los bytes ya escritos. El bucle acaba cuando se han leído </w:t>
+      </w:r>
+      <w:r>
+        <w:rPr>
+          <w:rStyle w:val="Textooriginal"/>
+          <w:rFonts w:ascii="arial" w:hAnsi="arial"/>
+        </w:rPr>
+        <w:t>tamanyo</w:t>
+      </w:r>
+      <w:r>
+        <w:rPr>
+          <w:rFonts w:ascii="arial" w:hAnsi="arial"/>
+        </w:rPr>
+        <w:t xml:space="preserve"> bytes o cuando </w:t>
+      </w:r>
+      <w:r>
+        <w:rPr>
+          <w:rStyle w:val="Textooriginal"/>
+          <w:rFonts w:ascii="arial" w:hAnsi="arial"/>
+        </w:rPr>
+        <w:t>read</w:t>
+      </w:r>
+      <w:r>
+        <w:rPr>
+          <w:rFonts w:ascii="arial" w:hAnsi="arial"/>
+        </w:rPr>
+        <w:t xml:space="preserve"> devuelve 0 o -1, que ocurre en el último trozo. Al final cierra el fichero y libera el buffer.</w:t>
+      </w:r>
+    </w:p>
+    <w:p>
+      <w:pPr>
+        <w:pStyle w:val="BodyText"/>
+        <w:bidi w:val="0"/>
+        <w:ind w:hanging="0" w:left="0" w:right="0"/>
+        <w:rPr/>
+      </w:pPr>
+      <w:r>
+        <w:rPr>
+          <w:rStyle w:val="Strong"/>
+          <w:rFonts w:ascii="arial" w:hAnsi="arial"/>
+        </w:rPr>
+        <w:t>Llam</w:t>
+      </w:r>
+      <w:r>
+        <w:drawing>
+          <wp:anchor behindDoc="0" distT="0" distB="0" distL="0" distR="0" simplePos="0" locked="0" layoutInCell="0" allowOverlap="1" relativeHeight="26">
+            <wp:simplePos x="0" y="0"/>
+            <wp:positionH relativeFrom="column">
+              <wp:posOffset>698500</wp:posOffset>
+            </wp:positionH>
+            <wp:positionV relativeFrom="paragraph">
+              <wp:posOffset>259715</wp:posOffset>
+            </wp:positionV>
+            <wp:extent cx="3576955" cy="2112645"/>
+            <wp:effectExtent l="0" t="0" r="0" b="0"/>
+            <wp:wrapSquare wrapText="largest"/>
+            <wp:docPr id="25" name="Imagen25" descr=""/>
+            <wp:cNvGraphicFramePr>
+              <a:graphicFrameLocks xmlns:a="http://schemas.openxmlformats.org/drawingml/2006/main" noChangeAspect="1"/>
+            </wp:cNvGraphicFramePr>
+            <a:graphic xmlns:a="http://schemas.openxmlformats.org/drawingml/2006/main">
+              <a:graphicData uri="http://schemas.openxmlformats.org/drawingml/2006/picture">
+                <pic:pic xmlns:pic="http://schemas.openxmlformats.org/drawingml/2006/picture">
+                  <pic:nvPicPr>
+                    <pic:cNvPr id="25" name="Imagen25" descr=""/>
+                    <pic:cNvPicPr>
+                      <a:picLocks noChangeAspect="1" noChangeArrowheads="1"/>
+                    </pic:cNvPicPr>
+                  </pic:nvPicPr>
+                  <pic:blipFill>
+                    <a:blip r:embed="rId26"/>
+                    <a:stretch>
+                      <a:fillRect/>
+                    </a:stretch>
+                  </pic:blipFill>
+                  <pic:spPr bwMode="auto">
+                    <a:xfrm>
+                      <a:off x="0" y="0"/>
+                      <a:ext cx="3576955" cy="2112645"/>
+                    </a:xfrm>
+                    <a:prstGeom prst="rect">
+                      <a:avLst/>
+                    </a:prstGeom>
+                  </pic:spPr>
+                </pic:pic>
+              </a:graphicData>
+            </a:graphic>
+          </wp:anchor>
+        </w:drawing>
+      </w:r>
+      <w:r>
+        <w:rPr>
+          <w:rStyle w:val="Strong"/>
+          <w:rFonts w:ascii="arial" w:hAnsi="arial"/>
+        </w:rPr>
+        <w:t>adas:</w:t>
+      </w:r>
+      <w:r>
+        <w:rPr>
+          <w:rFonts w:ascii="arial" w:hAnsi="arial"/>
+        </w:rPr>
+        <w:t xml:space="preserve"> </w:t>
+      </w:r>
+      <w:r>
+        <w:rPr>
+          <w:rStyle w:val="Textooriginal"/>
+          <w:rFonts w:ascii="arial" w:hAnsi="arial"/>
+        </w:rPr>
+        <w:t>creat()</w:t>
+      </w:r>
+      <w:r>
+        <w:rPr>
+          <w:rFonts w:ascii="arial" w:hAnsi="arial"/>
+        </w:rPr>
+        <w:t xml:space="preserve">, </w:t>
+      </w:r>
+      <w:r>
+        <w:rPr>
+          <w:rStyle w:val="Textooriginal"/>
+          <w:rFonts w:ascii="arial" w:hAnsi="arial"/>
+        </w:rPr>
+        <w:t>read()</w:t>
+      </w:r>
+      <w:r>
+        <w:rPr>
+          <w:rFonts w:ascii="arial" w:hAnsi="arial"/>
+        </w:rPr>
+        <w:t xml:space="preserve">, </w:t>
+      </w:r>
+      <w:r>
+        <w:rPr>
+          <w:rStyle w:val="Textooriginal"/>
+          <w:rFonts w:ascii="arial" w:hAnsi="arial"/>
+        </w:rPr>
+        <w:t>write()</w:t>
+      </w:r>
+      <w:r>
+        <w:rPr>
+          <w:rFonts w:ascii="arial" w:hAnsi="arial"/>
+        </w:rPr>
+        <w:t xml:space="preserve">, </w:t>
+      </w:r>
+      <w:r>
+        <w:rPr>
+          <w:rStyle w:val="Textooriginal"/>
+          <w:rFonts w:ascii="arial" w:hAnsi="arial"/>
+        </w:rPr>
+        <w:t>close()</w:t>
+      </w:r>
+      <w:r>
+        <w:rPr>
+          <w:rFonts w:ascii="arial" w:hAnsi="arial"/>
+        </w:rPr>
+        <w:t xml:space="preserve">, </w:t>
+      </w:r>
+      <w:r>
+        <w:rPr>
+          <w:rStyle w:val="Textooriginal"/>
+          <w:rFonts w:ascii="arial" w:hAnsi="arial"/>
+        </w:rPr>
+        <w:t>free()</w:t>
+      </w:r>
+      <w:r>
+        <w:rPr>
+          <w:rFonts w:ascii="arial" w:hAnsi="arial"/>
+        </w:rPr>
+        <w:t>.</w:t>
+      </w:r>
+    </w:p>
+    <w:p>
+      <w:pPr>
+        <w:pStyle w:val="BodyText"/>
+        <w:bidi w:val="0"/>
+        <w:ind w:hanging="0" w:left="0" w:right="0"/>
+        <w:rPr>
+          <w:rFonts w:ascii="arial" w:hAnsi="arial"/>
+        </w:rPr>
+      </w:pPr>
+      <w:r>
+        <w:rPr/>
+      </w:r>
+    </w:p>
+    <w:p>
+      <w:pPr>
+        <w:pStyle w:val="BodyText"/>
+        <w:bidi w:val="0"/>
+        <w:ind w:hanging="0" w:left="0" w:right="0"/>
+        <w:rPr>
+          <w:rFonts w:ascii="arial" w:hAnsi="arial"/>
+        </w:rPr>
+      </w:pPr>
+      <w:r>
+        <w:rPr/>
+      </w:r>
+    </w:p>
+    <w:p>
+      <w:pPr>
+        <w:pStyle w:val="Heading4"/>
+        <w:bidi w:val="0"/>
+        <w:ind w:hanging="0" w:left="0" w:right="0"/>
+        <w:rPr>
+          <w:rStyle w:val="Textooriginal"/>
+          <w:rFonts w:ascii="arial" w:hAnsi="arial"/>
+        </w:rPr>
+      </w:pPr>
+      <w:r>
+        <w:rPr/>
+      </w:r>
+    </w:p>
+    <w:p>
+      <w:pPr>
+        <w:pStyle w:val="Heading4"/>
+        <w:bidi w:val="0"/>
+        <w:ind w:hanging="0" w:left="0" w:right="0"/>
+        <w:rPr/>
+      </w:pPr>
+      <w:r>
+        <w:rPr>
+          <w:rStyle w:val="Textooriginal"/>
+          <w:rFonts w:ascii="arial" w:hAnsi="arial"/>
+        </w:rPr>
+        <w:t>esperarHijos(totalTrozos)</w:t>
+      </w:r>
+    </w:p>
+    <w:p>
+      <w:pPr>
+        <w:pStyle w:val="BodyText"/>
+        <w:bidi w:val="0"/>
+        <w:ind w:hanging="0" w:left="0" w:right="0"/>
+        <w:rPr/>
+      </w:pPr>
+      <w:r>
+        <w:rPr>
+          <w:rFonts w:ascii="arial" w:hAnsi="arial"/>
+        </w:rPr>
+        <w:t xml:space="preserve">Hace </w:t>
+      </w:r>
+      <w:r>
+        <w:rPr>
+          <w:rStyle w:val="Textooriginal"/>
+          <w:rFonts w:ascii="arial" w:hAnsi="arial"/>
+        </w:rPr>
+        <w:t>wait(NULL)</w:t>
+      </w:r>
+      <w:r>
+        <w:rPr>
+          <w:rFonts w:ascii="arial" w:hAnsi="arial"/>
+        </w:rPr>
+        <w:t xml:space="preserve"> tantas veces como hijos se han creado, para que el padre no termine antes que ellos.</w:t>
+      </w:r>
+    </w:p>
+    <w:p>
+      <w:pPr>
+        <w:pStyle w:val="BodyText"/>
+        <w:bidi w:val="0"/>
+        <w:ind w:hanging="0" w:left="0" w:right="0"/>
+        <w:rPr/>
+      </w:pPr>
+      <w:r>
+        <w:rPr>
+          <w:rStyle w:val="Strong"/>
+          <w:rFonts w:ascii="arial" w:hAnsi="arial"/>
+        </w:rPr>
+        <w:t>Llamadas:</w:t>
+      </w:r>
+      <w:r>
+        <w:rPr>
+          <w:rFonts w:ascii="arial" w:hAnsi="arial"/>
+        </w:rPr>
+        <w:t xml:space="preserve"> </w:t>
       </w:r>
       <w:r>
         <w:rPr>
@@ -7002,7 +8978,142 @@
         <w:rPr>
           <w:rFonts w:ascii="arial" w:hAnsi="arial"/>
         </w:rPr>
-        <w:t xml:space="preserve"> tantas veces como trozos haya, para que no termine antes que ellos. </w:t>
+        <w:t>.</w:t>
+      </w:r>
+    </w:p>
+    <w:p>
+      <w:pPr>
+        <w:pStyle w:val="BodyText"/>
+        <w:bidi w:val="0"/>
+        <w:ind w:hanging="0" w:left="0" w:right="0"/>
+        <w:rPr>
+          <w:rFonts w:ascii="arial" w:hAnsi="arial"/>
+        </w:rPr>
+      </w:pPr>
+      <w:r>
+        <w:rPr>
+          <w:rFonts w:ascii="arial" w:hAnsi="arial"/>
+        </w:rPr>
+        <w:drawing>
+          <wp:anchor behindDoc="0" distT="0" distB="0" distL="0" distR="0" simplePos="0" locked="0" layoutInCell="0" allowOverlap="1" relativeHeight="27">
+            <wp:simplePos x="0" y="0"/>
+            <wp:positionH relativeFrom="column">
+              <wp:posOffset>591820</wp:posOffset>
+            </wp:positionH>
+            <wp:positionV relativeFrom="paragraph">
+              <wp:posOffset>65405</wp:posOffset>
+            </wp:positionV>
+            <wp:extent cx="3007360" cy="901700"/>
+            <wp:effectExtent l="0" t="0" r="0" b="0"/>
+            <wp:wrapSquare wrapText="largest"/>
+            <wp:docPr id="26" name="Imagen26" descr=""/>
+            <wp:cNvGraphicFramePr>
+              <a:graphicFrameLocks xmlns:a="http://schemas.openxmlformats.org/drawingml/2006/main" noChangeAspect="1"/>
+            </wp:cNvGraphicFramePr>
+            <a:graphic xmlns:a="http://schemas.openxmlformats.org/drawingml/2006/main">
+              <a:graphicData uri="http://schemas.openxmlformats.org/drawingml/2006/picture">
+                <pic:pic xmlns:pic="http://schemas.openxmlformats.org/drawingml/2006/picture">
+                  <pic:nvPicPr>
+                    <pic:cNvPr id="26" name="Imagen26" descr=""/>
+                    <pic:cNvPicPr>
+                      <a:picLocks noChangeAspect="1" noChangeArrowheads="1"/>
+                    </pic:cNvPicPr>
+                  </pic:nvPicPr>
+                  <pic:blipFill>
+                    <a:blip r:embed="rId27"/>
+                    <a:stretch>
+                      <a:fillRect/>
+                    </a:stretch>
+                  </pic:blipFill>
+                  <pic:spPr bwMode="auto">
+                    <a:xfrm>
+                      <a:off x="0" y="0"/>
+                      <a:ext cx="3007360" cy="901700"/>
+                    </a:xfrm>
+                    <a:prstGeom prst="rect">
+                      <a:avLst/>
+                    </a:prstGeom>
+                  </pic:spPr>
+                </pic:pic>
+              </a:graphicData>
+            </a:graphic>
+          </wp:anchor>
+        </w:drawing>
+      </w:r>
+    </w:p>
+    <w:p>
+      <w:pPr>
+        <w:pStyle w:val="BodyText"/>
+        <w:bidi w:val="0"/>
+        <w:ind w:hanging="0" w:left="0" w:right="0"/>
+        <w:rPr>
+          <w:rFonts w:ascii="arial" w:hAnsi="arial"/>
+        </w:rPr>
+      </w:pPr>
+      <w:r>
+        <w:rPr>
+          <w:rFonts w:ascii="arial" w:hAnsi="arial"/>
+        </w:rPr>
+      </w:r>
+    </w:p>
+    <w:p>
+      <w:pPr>
+        <w:pStyle w:val="BodyText"/>
+        <w:bidi w:val="0"/>
+        <w:ind w:hanging="0" w:left="0" w:right="0"/>
+        <w:rPr>
+          <w:rFonts w:ascii="arial" w:hAnsi="arial"/>
+        </w:rPr>
+      </w:pPr>
+      <w:r>
+        <w:rPr>
+          <w:rFonts w:ascii="arial" w:hAnsi="arial"/>
+        </w:rPr>
+      </w:r>
+    </w:p>
+    <w:p>
+      <w:pPr>
+        <w:pStyle w:val="BodyText"/>
+        <w:bidi w:val="0"/>
+        <w:ind w:hanging="0" w:left="0" w:right="0"/>
+        <w:rPr>
+          <w:rFonts w:ascii="arial" w:hAnsi="arial"/>
+        </w:rPr>
+      </w:pPr>
+      <w:r>
+        <w:rPr>
+          <w:rFonts w:ascii="arial" w:hAnsi="arial"/>
+        </w:rPr>
+      </w:r>
+    </w:p>
+    <w:p>
+      <w:pPr>
+        <w:pStyle w:val="BodyText"/>
+        <w:bidi w:val="0"/>
+        <w:ind w:hanging="0" w:left="0" w:right="0"/>
+        <w:rPr>
+          <w:rFonts w:ascii="arial" w:hAnsi="arial"/>
+        </w:rPr>
+      </w:pPr>
+      <w:r>
+        <w:rPr>
+          <w:rFonts w:ascii="arial" w:hAnsi="arial"/>
+        </w:rPr>
+      </w:r>
+    </w:p>
+    <w:p>
+      <w:pPr>
+        <w:pStyle w:val="BodyText"/>
+        <w:bidi w:val="0"/>
+        <w:ind w:hanging="0" w:left="0" w:right="0"/>
+        <w:rPr>
+          <w:rFonts w:ascii="arial" w:hAnsi="arial"/>
+        </w:rPr>
+      </w:pPr>
+      <w:r>
+        <w:rPr>
+          <w:rFonts w:ascii="arial" w:hAnsi="arial"/>
+        </w:rPr>
       </w:r>
     </w:p>
     <w:p>
@@ -7015,1189 +9126,35 @@
         </w:rPr>
       </w:pPr>
       <w:r>
-        <w:rPr>
-          <w:rFonts w:ascii="arial" w:hAnsi="arial"/>
-        </w:rPr>
-        <w:t>3. Análisis del código</w:t>
-      </w:r>
-    </w:p>
-    <w:p>
-      <w:pPr>
-        <w:pStyle w:val="Heading4"/>
-        <w:bidi w:val="0"/>
-        <w:ind w:hanging="0" w:left="0" w:right="0"/>
-        <w:rPr/>
-      </w:pPr>
-      <w:r>
-        <w:rPr>
-          <w:rStyle w:val="Textooriginal"/>
-          <w:rFonts w:ascii="arial" w:hAnsi="arial"/>
-        </w:rPr>
-        <w:t>main()</w:t>
-      </w:r>
-    </w:p>
-    <w:p>
-      <w:pPr>
-        <w:pStyle w:val="BodyText"/>
-        <w:bidi w:val="0"/>
-        <w:ind w:hanging="0" w:left="0" w:right="0"/>
-        <w:rPr/>
-      </w:pPr>
-      <w:r>
-        <w:rPr>
-          <w:rFonts w:ascii="arial" w:hAnsi="arial"/>
-        </w:rPr>
-        <w:t xml:space="preserve">Comprueba que </w:t>
-      </w:r>
-      <w:r>
-        <w:rPr>
-          <w:rStyle w:val="Textooriginal"/>
-          <w:rFonts w:ascii="arial" w:hAnsi="arial"/>
-        </w:rPr>
-        <w:t>argc</w:t>
-      </w:r>
-      <w:r>
-        <w:rPr>
-          <w:rFonts w:ascii="arial" w:hAnsi="arial"/>
-        </w:rPr>
-        <w:t xml:space="preserve"> sea 3. Si no lo es, imprime cómo se usa el programa. Si es correcto, llama a </w:t>
-      </w:r>
-      <w:r>
-        <w:rPr>
-          <w:rStyle w:val="Textooriginal"/>
-          <w:rFonts w:ascii="arial" w:hAnsi="arial"/>
-        </w:rPr>
-        <w:t>partir()</w:t>
-      </w:r>
-      <w:r>
-        <w:rPr>
-          <w:rFonts w:ascii="arial" w:hAnsi="arial"/>
-        </w:rPr>
-        <w:t xml:space="preserve"> con el nombre del fichero y el tamaño del trozo, que convierte con </w:t>
-      </w:r>
-      <w:r>
-        <w:rPr>
-          <w:rStyle w:val="Textooriginal"/>
-          <w:rFonts w:ascii="arial" w:hAnsi="arial"/>
-        </w:rPr>
-        <w:t>atoi()</w:t>
-      </w:r>
-      <w:r>
-        <w:rPr>
-          <w:rFonts w:ascii="arial" w:hAnsi="arial"/>
-        </w:rPr>
-        <w:t>.</w:t>
-      </w:r>
-    </w:p>
-    <w:p>
-      <w:pPr>
-        <w:pStyle w:val="BodyText"/>
-        <w:bidi w:val="0"/>
-        <w:ind w:hanging="0" w:left="0" w:right="0"/>
-        <w:rPr/>
-      </w:pPr>
-      <w:r>
-        <w:rPr>
-          <w:rStyle w:val="Strong"/>
-          <w:rFonts w:ascii="arial" w:hAnsi="arial"/>
-        </w:rPr>
-        <w:t>Llamadas:</w:t>
-      </w:r>
-      <w:r>
-        <w:rPr>
-          <w:rFonts w:ascii="arial" w:hAnsi="arial"/>
-        </w:rPr>
-        <w:t xml:space="preserve"> </w:t>
-      </w:r>
-      <w:r>
-        <w:rPr>
-          <w:rStyle w:val="Textooriginal"/>
-          <w:rFonts w:ascii="arial" w:hAnsi="arial"/>
-        </w:rPr>
-        <w:t>atoi()</w:t>
-      </w:r>
-      <w:r>
-        <w:rPr>
-          <w:rFonts w:ascii="arial" w:hAnsi="arial"/>
-        </w:rPr>
-        <w:t>.</w:t>
-      </w:r>
-    </w:p>
-    <w:p>
-      <w:pPr>
-        <w:pStyle w:val="Heading4"/>
-        <w:bidi w:val="0"/>
-        <w:ind w:hanging="0" w:left="0" w:right="0"/>
-        <w:rPr/>
-      </w:pPr>
-      <w:r>
-        <w:rPr>
-          <w:rStyle w:val="Textooriginal"/>
-          <w:rFonts w:ascii="arial" w:hAnsi="arial"/>
-        </w:rPr>
-        <w:t>partir(nombre, tamanyo)</w:t>
-      </w:r>
-    </w:p>
-    <w:p>
-      <w:pPr>
-        <w:pStyle w:val="BodyText"/>
-        <w:bidi w:val="0"/>
-        <w:ind w:hanging="0" w:left="0" w:right="0"/>
-        <w:rPr/>
-      </w:pPr>
-      <w:r>
-        <w:rPr>
-          <w:rFonts w:ascii="arial" w:hAnsi="arial"/>
-        </w:rPr>
-        <w:t xml:space="preserve">Es la función principal. Reserva con </w:t>
-      </w:r>
-      <w:r>
-        <w:rPr>
-          <w:rStyle w:val="Textooriginal"/>
-          <w:rFonts w:ascii="arial" w:hAnsi="arial"/>
-        </w:rPr>
-        <w:t>malloc</w:t>
-      </w:r>
-      <w:r>
-        <w:rPr>
-          <w:rFonts w:ascii="arial" w:hAnsi="arial"/>
-        </w:rPr>
-        <w:t xml:space="preserve"> el buffer donde el padre guarda cada trozo leído, y abre el fichero con </w:t>
-      </w:r>
-      <w:r>
-        <w:rPr>
-          <w:rStyle w:val="Textooriginal"/>
-          <w:rFonts w:ascii="arial" w:hAnsi="arial"/>
-        </w:rPr>
-        <w:t>open()</w:t>
-      </w:r>
-      <w:r>
-        <w:rPr>
-          <w:rFonts w:ascii="arial" w:hAnsi="arial"/>
-        </w:rPr>
-        <w:t xml:space="preserve">. Si falla, imprime el error. Si va bien, calcula cuántos trozos hay con </w:t>
-      </w:r>
-      <w:r>
-        <w:rPr>
-          <w:rStyle w:val="Textooriginal"/>
-          <w:rFonts w:ascii="arial" w:hAnsi="arial"/>
-        </w:rPr>
-        <w:t>calcularTotalTrozos()</w:t>
-      </w:r>
-      <w:r>
-        <w:rPr>
-          <w:rFonts w:ascii="arial" w:hAnsi="arial"/>
-        </w:rPr>
-        <w:t xml:space="preserve"> y los crea con </w:t>
-      </w:r>
-      <w:r>
-        <w:rPr>
-          <w:rStyle w:val="Textooriginal"/>
-          <w:rFonts w:ascii="arial" w:hAnsi="arial"/>
-        </w:rPr>
-        <w:t>crearTrozos()</w:t>
-      </w:r>
-      <w:r>
-        <w:rPr>
-          <w:rFonts w:ascii="arial" w:hAnsi="arial"/>
-        </w:rPr>
-        <w:t>. Cuando el proceso que vuelve es el padre (</w:t>
-      </w:r>
-      <w:r>
-        <w:rPr>
-          <w:rStyle w:val="Textooriginal"/>
-          <w:rFonts w:ascii="arial" w:hAnsi="arial"/>
-        </w:rPr>
-        <w:t>i == totalTrozos</w:t>
-      </w:r>
-      <w:r>
-        <w:rPr>
-          <w:rFonts w:ascii="arial" w:hAnsi="arial"/>
-        </w:rPr>
-        <w:t xml:space="preserve">), libera el buffer y espera a los hijos con </w:t>
-      </w:r>
-      <w:r>
-        <w:rPr>
-          <w:rStyle w:val="Textooriginal"/>
-          <w:rFonts w:ascii="arial" w:hAnsi="arial"/>
-        </w:rPr>
-        <w:t>esperarHijos()</w:t>
-      </w:r>
-      <w:r>
-        <w:rPr>
-          <w:rFonts w:ascii="arial" w:hAnsi="arial"/>
-        </w:rPr>
-        <w:t>.</w:t>
-      </w:r>
-    </w:p>
-    <w:p>
-      <w:pPr>
-        <w:pStyle w:val="BodyText"/>
-        <w:bidi w:val="0"/>
-        <w:ind w:hanging="0" w:left="0" w:right="0"/>
-        <w:rPr/>
-      </w:pPr>
-      <w:r>
-        <w:rPr>
-          <w:rStyle w:val="Strong"/>
-          <w:rFonts w:ascii="arial" w:hAnsi="arial"/>
-        </w:rPr>
-        <w:t>Llamadas:</w:t>
-      </w:r>
-      <w:r>
-        <w:rPr>
-          <w:rFonts w:ascii="arial" w:hAnsi="arial"/>
-        </w:rPr>
-        <w:t xml:space="preserve"> </w:t>
-      </w:r>
-      <w:r>
-        <w:rPr>
-          <w:rStyle w:val="Textooriginal"/>
-          <w:rFonts w:ascii="arial" w:hAnsi="arial"/>
-        </w:rPr>
-        <w:t>malloc()</w:t>
-      </w:r>
-      <w:r>
-        <w:rPr>
-          <w:rFonts w:ascii="arial" w:hAnsi="arial"/>
-        </w:rPr>
-        <w:t xml:space="preserve">, </w:t>
-      </w:r>
-      <w:r>
-        <w:rPr>
-          <w:rStyle w:val="Textooriginal"/>
-          <w:rFonts w:ascii="arial" w:hAnsi="arial"/>
-        </w:rPr>
-        <w:t>open()</w:t>
-      </w:r>
-      <w:r>
-        <w:rPr>
-          <w:rFonts w:ascii="arial" w:hAnsi="arial"/>
-        </w:rPr>
-        <w:t xml:space="preserve">, </w:t>
-      </w:r>
-      <w:r>
-        <w:rPr>
-          <w:rStyle w:val="Textooriginal"/>
-          <w:rFonts w:ascii="arial" w:hAnsi="arial"/>
-        </w:rPr>
-        <w:t>free()</w:t>
-      </w:r>
-      <w:r>
-        <w:rPr>
-          <w:rFonts w:ascii="arial" w:hAnsi="arial"/>
-        </w:rPr>
-        <w:t>.</w:t>
-      </w:r>
-    </w:p>
-    <w:p>
-      <w:pPr>
-        <w:pStyle w:val="Heading4"/>
-        <w:bidi w:val="0"/>
-        <w:ind w:hanging="0" w:left="0" w:right="0"/>
-        <w:rPr/>
-      </w:pPr>
-      <w:r>
-        <w:rPr>
-          <w:rStyle w:val="Textooriginal"/>
-          <w:rFonts w:ascii="arial" w:hAnsi="arial"/>
-        </w:rPr>
-        <w:t>calcularTotalTrozos(nombre, tamanyo)</w:t>
-      </w:r>
-    </w:p>
-    <w:p>
-      <w:pPr>
-        <w:pStyle w:val="BodyText"/>
-        <w:bidi w:val="0"/>
-        <w:ind w:hanging="0" w:left="0" w:right="0"/>
-        <w:rPr/>
-      </w:pPr>
-      <w:r>
-        <w:rPr>
-          <w:rFonts w:ascii="arial" w:hAnsi="arial"/>
-        </w:rPr>
-        <w:t xml:space="preserve">Usa </w:t>
-      </w:r>
-      <w:r>
-        <w:rPr>
-          <w:rStyle w:val="Textooriginal"/>
-          <w:rFonts w:ascii="arial" w:hAnsi="arial"/>
-        </w:rPr>
-        <w:t>stat()</w:t>
-      </w:r>
-      <w:r>
-        <w:rPr>
-          <w:rFonts w:ascii="arial" w:hAnsi="arial"/>
-        </w:rPr>
-        <w:t xml:space="preserve"> para rellenar la estructura con la información del fichero y saca el tamaño con </w:t>
-      </w:r>
-      <w:r>
-        <w:rPr>
-          <w:rStyle w:val="Textooriginal"/>
-          <w:rFonts w:ascii="arial" w:hAnsi="arial"/>
-        </w:rPr>
-        <w:t>st_size</w:t>
-      </w:r>
-      <w:r>
-        <w:rPr>
-          <w:rFonts w:ascii="arial" w:hAnsi="arial"/>
-        </w:rPr>
-        <w:t xml:space="preserve">. Divide entre </w:t>
-      </w:r>
-      <w:r>
-        <w:rPr>
-          <w:rStyle w:val="Textooriginal"/>
-          <w:rFonts w:ascii="arial" w:hAnsi="arial"/>
-        </w:rPr>
-        <w:t>tamanyo</w:t>
-      </w:r>
-      <w:r>
-        <w:rPr>
-          <w:rFonts w:ascii="arial" w:hAnsi="arial"/>
-        </w:rPr>
-        <w:t>. Si el resto no es 0, suma uno, porque el último trozo será más pequeño. Devuelve el total.</w:t>
-      </w:r>
-    </w:p>
-    <w:p>
-      <w:pPr>
-        <w:pStyle w:val="BodyText"/>
-        <w:bidi w:val="0"/>
-        <w:ind w:hanging="0" w:left="0" w:right="0"/>
-        <w:rPr/>
-      </w:pPr>
-      <w:r>
-        <w:rPr>
-          <w:rStyle w:val="Strong"/>
-          <w:rFonts w:ascii="arial" w:hAnsi="arial"/>
-        </w:rPr>
-        <w:t>Llamadas:</w:t>
-      </w:r>
-      <w:r>
-        <w:rPr>
-          <w:rFonts w:ascii="arial" w:hAnsi="arial"/>
-        </w:rPr>
-        <w:t xml:space="preserve"> </w:t>
-      </w:r>
-      <w:r>
-        <w:rPr>
-          <w:rStyle w:val="Textooriginal"/>
-          <w:rFonts w:ascii="arial" w:hAnsi="arial"/>
-        </w:rPr>
-        <w:t>stat()</w:t>
-      </w:r>
-      <w:r>
-        <w:rPr>
-          <w:rFonts w:ascii="arial" w:hAnsi="arial"/>
-        </w:rPr>
-        <w:t>.</w:t>
-      </w:r>
-    </w:p>
-    <w:p>
-      <w:pPr>
-        <w:pStyle w:val="Heading4"/>
-        <w:bidi w:val="0"/>
-        <w:ind w:hanging="0" w:left="0" w:right="0"/>
-        <w:rPr/>
-      </w:pPr>
-      <w:r>
-        <w:rPr>
-          <w:rStyle w:val="Textooriginal"/>
-          <w:rFonts w:ascii="arial" w:hAnsi="arial"/>
-        </w:rPr>
-        <w:t>crearTrozos(entrada, nombre, totalTrozos, buffer, tamanyo)</w:t>
-      </w:r>
-    </w:p>
-    <w:p>
-      <w:pPr>
-        <w:pStyle w:val="BodyText"/>
-        <w:bidi w:val="0"/>
-        <w:ind w:hanging="0" w:left="0" w:right="0"/>
-        <w:rPr/>
-      </w:pPr>
-      <w:r>
-        <w:rPr>
-          <w:rFonts w:ascii="arial" w:hAnsi="arial"/>
-        </w:rPr>
-        <w:t xml:space="preserve">Tiene un bucle que se repite una vez por trozo. En cada vuelta crea una tubería con </w:t>
-      </w:r>
-      <w:r>
-        <w:rPr>
-          <w:rStyle w:val="Textooriginal"/>
-          <w:rFonts w:ascii="arial" w:hAnsi="arial"/>
-        </w:rPr>
-        <w:t>pipe()</w:t>
-      </w:r>
-      <w:r>
-        <w:rPr>
-          <w:rFonts w:ascii="arial" w:hAnsi="arial"/>
-        </w:rPr>
-        <w:t xml:space="preserve"> y hace </w:t>
-      </w:r>
-      <w:r>
-        <w:rPr>
-          <w:rStyle w:val="Textooriginal"/>
-          <w:rFonts w:ascii="arial" w:hAnsi="arial"/>
-        </w:rPr>
-        <w:t>fork()</w:t>
-      </w:r>
-      <w:r>
-        <w:rPr>
-          <w:rFonts w:ascii="arial" w:hAnsi="arial"/>
-        </w:rPr>
-        <w:t xml:space="preserve">. El padre llama a </w:t>
-      </w:r>
-      <w:r>
-        <w:rPr>
-          <w:rStyle w:val="Textooriginal"/>
-          <w:rFonts w:ascii="arial" w:hAnsi="arial"/>
-        </w:rPr>
-        <w:t>escribirTrozoEnTuberia()</w:t>
-      </w:r>
-      <w:r>
-        <w:rPr>
-          <w:rFonts w:ascii="arial" w:hAnsi="arial"/>
-        </w:rPr>
-        <w:t xml:space="preserve"> y sigue con la siguiente vuelta. El hijo llama a </w:t>
-      </w:r>
-      <w:r>
-        <w:rPr>
-          <w:rStyle w:val="Textooriginal"/>
-          <w:rFonts w:ascii="arial" w:hAnsi="arial"/>
-        </w:rPr>
-        <w:t>ejecutarHijo()</w:t>
-      </w:r>
-      <w:r>
-        <w:rPr>
-          <w:rFonts w:ascii="arial" w:hAnsi="arial"/>
-        </w:rPr>
-        <w:t xml:space="preserve"> y sale del bucle con </w:t>
-      </w:r>
-      <w:r>
-        <w:rPr>
-          <w:rStyle w:val="Textooriginal"/>
-          <w:rFonts w:ascii="arial" w:hAnsi="arial"/>
-        </w:rPr>
-        <w:t>break</w:t>
-      </w:r>
-      <w:r>
-        <w:rPr>
-          <w:rFonts w:ascii="arial" w:hAnsi="arial"/>
-        </w:rPr>
-        <w:t xml:space="preserve"> para no crear más hijos. Devuelve </w:t>
-      </w:r>
-      <w:r>
-        <w:rPr>
-          <w:rStyle w:val="Textooriginal"/>
-          <w:rFonts w:ascii="arial" w:hAnsi="arial"/>
-        </w:rPr>
-        <w:t>i</w:t>
-      </w:r>
-      <w:r>
-        <w:rPr>
-          <w:rFonts w:ascii="arial" w:hAnsi="arial"/>
-        </w:rPr>
-        <w:t xml:space="preserve">, que vale </w:t>
-      </w:r>
-      <w:r>
-        <w:rPr>
-          <w:rStyle w:val="Textooriginal"/>
-          <w:rFonts w:ascii="arial" w:hAnsi="arial"/>
-        </w:rPr>
-        <w:t>totalTrozos</w:t>
-      </w:r>
-      <w:r>
-        <w:rPr>
-          <w:rFonts w:ascii="arial" w:hAnsi="arial"/>
-        </w:rPr>
-        <w:t xml:space="preserve"> en el padre y menos en los hijos, y así </w:t>
-      </w:r>
-      <w:r>
-        <w:rPr>
-          <w:rStyle w:val="Textooriginal"/>
-          <w:rFonts w:ascii="arial" w:hAnsi="arial"/>
-        </w:rPr>
-        <w:t>partir()</w:t>
-      </w:r>
-      <w:r>
-        <w:rPr>
-          <w:rFonts w:ascii="arial" w:hAnsi="arial"/>
-        </w:rPr>
-        <w:t xml:space="preserve"> sabe quién es quién.</w:t>
-      </w:r>
-    </w:p>
-    <w:p>
-      <w:pPr>
-        <w:pStyle w:val="BodyText"/>
-        <w:bidi w:val="0"/>
-        <w:ind w:hanging="0" w:left="0" w:right="0"/>
-        <w:rPr/>
-      </w:pPr>
-      <w:r>
-        <w:rPr>
-          <w:rStyle w:val="Strong"/>
-          <w:rFonts w:ascii="arial" w:hAnsi="arial"/>
-        </w:rPr>
-        <w:t>Llamadas:</w:t>
-      </w:r>
-      <w:r>
-        <w:rPr>
-          <w:rFonts w:ascii="arial" w:hAnsi="arial"/>
-        </w:rPr>
-        <w:t xml:space="preserve"> </w:t>
-      </w:r>
-      <w:r>
-        <w:rPr>
-          <w:rStyle w:val="Textooriginal"/>
-          <w:rFonts w:ascii="arial" w:hAnsi="arial"/>
-        </w:rPr>
-        <w:t>pipe()</w:t>
-      </w:r>
-      <w:r>
-        <w:rPr>
-          <w:rFonts w:ascii="arial" w:hAnsi="arial"/>
-        </w:rPr>
-        <w:t xml:space="preserve">, </w:t>
-      </w:r>
-      <w:r>
-        <w:rPr>
-          <w:rStyle w:val="Textooriginal"/>
-          <w:rFonts w:ascii="arial" w:hAnsi="arial"/>
-        </w:rPr>
-        <w:t>fork()</w:t>
-      </w:r>
-      <w:r>
-        <w:rPr>
-          <w:rFonts w:ascii="arial" w:hAnsi="arial"/>
-        </w:rPr>
-        <w:t>.</w:t>
-      </w:r>
-    </w:p>
-    <w:p>
-      <w:pPr>
-        <w:pStyle w:val="Heading4"/>
-        <w:bidi w:val="0"/>
-        <w:ind w:hanging="0" w:left="0" w:right="0"/>
-        <w:rPr/>
-      </w:pPr>
-      <w:r>
-        <w:rPr>
-          <w:rStyle w:val="Textooriginal"/>
-          <w:rFonts w:ascii="arial" w:hAnsi="arial"/>
-        </w:rPr>
-        <w:t>escribirTrozoEnTuberia(entrada, canal, buffer, tamanyo)</w:t>
-      </w:r>
-    </w:p>
-    <w:p>
-      <w:pPr>
-        <w:pStyle w:val="BodyText"/>
-        <w:bidi w:val="0"/>
-        <w:ind w:hanging="0" w:left="0" w:right="0"/>
-        <w:rPr/>
-      </w:pPr>
-      <w:r>
-        <w:rPr>
-          <w:rFonts w:ascii="arial" w:hAnsi="arial"/>
-        </w:rPr>
-        <w:t xml:space="preserve">Solo la ejecuta el padre. Lee </w:t>
-      </w:r>
-      <w:r>
-        <w:rPr>
-          <w:rStyle w:val="Textooriginal"/>
-          <w:rFonts w:ascii="arial" w:hAnsi="arial"/>
-        </w:rPr>
-        <w:t>tamanyo</w:t>
-      </w:r>
-      <w:r>
-        <w:rPr>
-          <w:rFonts w:ascii="arial" w:hAnsi="arial"/>
-        </w:rPr>
-        <w:t xml:space="preserve"> bytes del fichero original con </w:t>
-      </w:r>
-      <w:r>
-        <w:rPr>
-          <w:rStyle w:val="Textooriginal"/>
-          <w:rFonts w:ascii="arial" w:hAnsi="arial"/>
-        </w:rPr>
-        <w:t>read()</w:t>
-      </w:r>
-      <w:r>
-        <w:rPr>
-          <w:rFonts w:ascii="arial" w:hAnsi="arial"/>
-        </w:rPr>
-        <w:t xml:space="preserve"> y los escribe en la tubería con </w:t>
-      </w:r>
-      <w:r>
-        <w:rPr>
-          <w:rStyle w:val="Textooriginal"/>
-          <w:rFonts w:ascii="arial" w:hAnsi="arial"/>
-        </w:rPr>
-        <w:t>write()</w:t>
-      </w:r>
-      <w:r>
-        <w:rPr>
-          <w:rFonts w:ascii="arial" w:hAnsi="arial"/>
-        </w:rPr>
-        <w:t xml:space="preserve">. Se usa </w:t>
-      </w:r>
-      <w:r>
-        <w:rPr>
-          <w:rStyle w:val="Textooriginal"/>
-          <w:rFonts w:ascii="arial" w:hAnsi="arial"/>
-        </w:rPr>
-        <w:t>bytesLeidos</w:t>
-      </w:r>
-      <w:r>
-        <w:rPr>
-          <w:rFonts w:ascii="arial" w:hAnsi="arial"/>
-        </w:rPr>
-        <w:t xml:space="preserve"> y no </w:t>
-      </w:r>
-      <w:r>
-        <w:rPr>
-          <w:rStyle w:val="Textooriginal"/>
-          <w:rFonts w:ascii="arial" w:hAnsi="arial"/>
-        </w:rPr>
-        <w:t>tamanyo</w:t>
-      </w:r>
-      <w:r>
-        <w:rPr>
-          <w:rFonts w:ascii="arial" w:hAnsi="arial"/>
-        </w:rPr>
-        <w:t xml:space="preserve"> en el </w:t>
-      </w:r>
-      <w:r>
-        <w:rPr>
-          <w:rStyle w:val="Textooriginal"/>
-          <w:rFonts w:ascii="arial" w:hAnsi="arial"/>
-        </w:rPr>
-        <w:t>write</w:t>
-      </w:r>
-      <w:r>
-        <w:rPr>
-          <w:rFonts w:ascii="arial" w:hAnsi="arial"/>
-        </w:rPr>
-        <w:t xml:space="preserve"> porque el último trozo puede tener menos bytes.</w:t>
-      </w:r>
-    </w:p>
-    <w:p>
-      <w:pPr>
-        <w:pStyle w:val="BodyText"/>
-        <w:bidi w:val="0"/>
-        <w:ind w:hanging="0" w:left="0" w:right="0"/>
-        <w:rPr/>
-      </w:pPr>
-      <w:r>
-        <w:rPr>
-          <w:rStyle w:val="Strong"/>
-          <w:rFonts w:ascii="arial" w:hAnsi="arial"/>
-        </w:rPr>
-        <w:t>Llamadas:</w:t>
-      </w:r>
-      <w:r>
-        <w:rPr>
-          <w:rFonts w:ascii="arial" w:hAnsi="arial"/>
-        </w:rPr>
-        <w:t xml:space="preserve"> </w:t>
-      </w:r>
-      <w:r>
-        <w:rPr>
-          <w:rStyle w:val="Textooriginal"/>
-          <w:rFonts w:ascii="arial" w:hAnsi="arial"/>
-        </w:rPr>
-        <w:t>read()</w:t>
-      </w:r>
-      <w:r>
-        <w:rPr>
-          <w:rFonts w:ascii="arial" w:hAnsi="arial"/>
-        </w:rPr>
-        <w:t xml:space="preserve">, </w:t>
-      </w:r>
-      <w:r>
-        <w:rPr>
-          <w:rStyle w:val="Textooriginal"/>
-          <w:rFonts w:ascii="arial" w:hAnsi="arial"/>
-        </w:rPr>
-        <w:t>write()</w:t>
-      </w:r>
-      <w:r>
-        <w:rPr>
-          <w:rFonts w:ascii="arial" w:hAnsi="arial"/>
-        </w:rPr>
-        <w:t>.</w:t>
-      </w:r>
-    </w:p>
-    <w:p>
-      <w:pPr>
-        <w:pStyle w:val="Heading4"/>
-        <w:bidi w:val="0"/>
-        <w:ind w:hanging="0" w:left="0" w:right="0"/>
-        <w:rPr/>
-      </w:pPr>
-      <w:r>
-        <w:rPr>
-          <w:rStyle w:val="Textooriginal"/>
-          <w:rFonts w:ascii="arial" w:hAnsi="arial"/>
-        </w:rPr>
-        <w:t>prepararNombreTrozo(ficheroTrozo, nombre, i)</w:t>
-      </w:r>
-    </w:p>
-    <w:p>
-      <w:pPr>
-        <w:pStyle w:val="BodyText"/>
-        <w:bidi w:val="0"/>
-        <w:ind w:hanging="0" w:left="0" w:right="0"/>
-        <w:rPr/>
-      </w:pPr>
-      <w:r>
-        <w:rPr>
-          <w:rFonts w:ascii="arial" w:hAnsi="arial"/>
-        </w:rPr>
-        <w:t xml:space="preserve">Construye el nombre del fichero del trozo con </w:t>
-      </w:r>
-      <w:r>
-        <w:rPr>
-          <w:rStyle w:val="Textooriginal"/>
-          <w:rFonts w:ascii="arial" w:hAnsi="arial"/>
-        </w:rPr>
-        <w:t>sprintf</w:t>
-      </w:r>
-      <w:r>
-        <w:rPr>
-          <w:rFonts w:ascii="arial" w:hAnsi="arial"/>
-        </w:rPr>
-        <w:t xml:space="preserve">. Si </w:t>
-      </w:r>
-      <w:r>
-        <w:rPr>
-          <w:rStyle w:val="Textooriginal"/>
-          <w:rFonts w:ascii="arial" w:hAnsi="arial"/>
-        </w:rPr>
-        <w:t>i</w:t>
-      </w:r>
-      <w:r>
-        <w:rPr>
-          <w:rFonts w:ascii="arial" w:hAnsi="arial"/>
-        </w:rPr>
-        <w:t xml:space="preserve"> es menor que 10 pone un 0 delante (</w:t>
-      </w:r>
-      <w:r>
-        <w:rPr>
-          <w:rStyle w:val="Textooriginal"/>
-          <w:rFonts w:ascii="arial" w:hAnsi="arial"/>
-        </w:rPr>
-        <w:t>.h00</w:t>
-      </w:r>
-      <w:r>
-        <w:rPr>
-          <w:rFonts w:ascii="arial" w:hAnsi="arial"/>
-        </w:rPr>
-        <w:t xml:space="preserve">, </w:t>
-      </w:r>
-      <w:r>
-        <w:rPr>
-          <w:rStyle w:val="Textooriginal"/>
-          <w:rFonts w:ascii="arial" w:hAnsi="arial"/>
-        </w:rPr>
-        <w:t>.h01</w:t>
-      </w:r>
-      <w:r>
-        <w:rPr>
-          <w:rFonts w:ascii="arial" w:hAnsi="arial"/>
-        </w:rPr>
-        <w:t>...), y si no, no (</w:t>
-      </w:r>
-      <w:r>
-        <w:rPr>
-          <w:rStyle w:val="Textooriginal"/>
-          <w:rFonts w:ascii="arial" w:hAnsi="arial"/>
-        </w:rPr>
-        <w:t>.h10</w:t>
-      </w:r>
-      <w:r>
-        <w:rPr>
-          <w:rFonts w:ascii="arial" w:hAnsi="arial"/>
-        </w:rPr>
-        <w:t xml:space="preserve">, </w:t>
-      </w:r>
-      <w:r>
-        <w:rPr>
-          <w:rStyle w:val="Textooriginal"/>
-          <w:rFonts w:ascii="arial" w:hAnsi="arial"/>
-        </w:rPr>
-        <w:t>.h11</w:t>
-      </w:r>
-      <w:r>
-        <w:rPr>
-          <w:rFonts w:ascii="arial" w:hAnsi="arial"/>
-        </w:rPr>
-        <w:t>...).</w:t>
-      </w:r>
-    </w:p>
-    <w:p>
-      <w:pPr>
-        <w:pStyle w:val="BodyText"/>
-        <w:bidi w:val="0"/>
-        <w:ind w:hanging="0" w:left="0" w:right="0"/>
-        <w:rPr/>
-      </w:pPr>
-      <w:r>
-        <w:rPr>
-          <w:rStyle w:val="Strong"/>
-          <w:rFonts w:ascii="arial" w:hAnsi="arial"/>
-        </w:rPr>
-        <w:t>Llamadas:</w:t>
-      </w:r>
-      <w:r>
-        <w:rPr>
-          <w:rFonts w:ascii="arial" w:hAnsi="arial"/>
-        </w:rPr>
-        <w:t xml:space="preserve"> </w:t>
-      </w:r>
-      <w:r>
-        <w:rPr>
-          <w:rStyle w:val="Textooriginal"/>
-          <w:rFonts w:ascii="arial" w:hAnsi="arial"/>
-        </w:rPr>
-        <w:t>sprintf()</w:t>
-      </w:r>
-      <w:r>
-        <w:rPr>
-          <w:rFonts w:ascii="arial" w:hAnsi="arial"/>
-        </w:rPr>
-        <w:t>.</w:t>
-      </w:r>
-    </w:p>
-    <w:p>
-      <w:pPr>
-        <w:pStyle w:val="Heading4"/>
-        <w:bidi w:val="0"/>
-        <w:ind w:hanging="0" w:left="0" w:right="0"/>
-        <w:rPr/>
-      </w:pPr>
-      <w:r>
-        <w:rPr>
-          <w:rStyle w:val="Textooriginal"/>
-          <w:rFonts w:ascii="arial" w:hAnsi="arial"/>
-        </w:rPr>
-        <w:t>ejecutarHijo(canal, nombre, i, buffer, tamanyo)</w:t>
-      </w:r>
-    </w:p>
-    <w:p>
-      <w:pPr>
-        <w:pStyle w:val="BodyText"/>
-        <w:bidi w:val="0"/>
-        <w:ind w:hanging="0" w:left="0" w:right="0"/>
-        <w:rPr/>
-      </w:pPr>
-      <w:r>
-        <w:rPr>
-          <w:rFonts w:ascii="arial" w:hAnsi="arial"/>
-        </w:rPr>
-        <w:t xml:space="preserve">Solo la ejecuta el hijo. Prepara el nombre de su fichero y lo crea con </w:t>
-      </w:r>
-      <w:r>
-        <w:rPr>
-          <w:rStyle w:val="Textooriginal"/>
-          <w:rFonts w:ascii="arial" w:hAnsi="arial"/>
-        </w:rPr>
-        <w:t>creat()</w:t>
-      </w:r>
-      <w:r>
-        <w:rPr>
-          <w:rFonts w:ascii="arial" w:hAnsi="arial"/>
-        </w:rPr>
-        <w:t xml:space="preserve">. Después hay un bucle que lee de la tubería y escribe en el fichero lo que va llegando. </w:t>
-      </w:r>
-      <w:r>
-        <w:rPr>
-          <w:rStyle w:val="Textooriginal"/>
-          <w:rFonts w:ascii="arial" w:hAnsi="arial"/>
-        </w:rPr>
-        <w:t>totalLeidos</w:t>
-      </w:r>
-      <w:r>
-        <w:rPr>
-          <w:rFonts w:ascii="arial" w:hAnsi="arial"/>
-        </w:rPr>
-        <w:t xml:space="preserve"> cuenta los bytes ya escritos. El bucle acaba cuando se han leído </w:t>
-      </w:r>
-      <w:r>
-        <w:rPr>
-          <w:rStyle w:val="Textooriginal"/>
-          <w:rFonts w:ascii="arial" w:hAnsi="arial"/>
-        </w:rPr>
-        <w:t>tamanyo</w:t>
-      </w:r>
-      <w:r>
-        <w:rPr>
-          <w:rFonts w:ascii="arial" w:hAnsi="arial"/>
-        </w:rPr>
-        <w:t xml:space="preserve"> bytes o cuando </w:t>
-      </w:r>
-      <w:r>
-        <w:rPr>
-          <w:rStyle w:val="Textooriginal"/>
-          <w:rFonts w:ascii="arial" w:hAnsi="arial"/>
-        </w:rPr>
-        <w:t>read</w:t>
-      </w:r>
-      <w:r>
-        <w:rPr>
-          <w:rFonts w:ascii="arial" w:hAnsi="arial"/>
-        </w:rPr>
-        <w:t xml:space="preserve"> devuelve 0 o -1, que ocurre en el último trozo. Al final cierra el fichero y libera el buffer.</w:t>
-      </w:r>
-    </w:p>
-    <w:p>
-      <w:pPr>
-        <w:pStyle w:val="BodyText"/>
-        <w:bidi w:val="0"/>
-        <w:ind w:hanging="0" w:left="0" w:right="0"/>
-        <w:rPr/>
-      </w:pPr>
-      <w:r>
-        <w:rPr>
-          <w:rStyle w:val="Strong"/>
-          <w:rFonts w:ascii="arial" w:hAnsi="arial"/>
-        </w:rPr>
-        <w:t>Llamadas:</w:t>
-      </w:r>
-      <w:r>
-        <w:rPr>
-          <w:rFonts w:ascii="arial" w:hAnsi="arial"/>
-        </w:rPr>
-        <w:t xml:space="preserve"> </w:t>
-      </w:r>
-      <w:r>
-        <w:rPr>
-          <w:rStyle w:val="Textooriginal"/>
-          <w:rFonts w:ascii="arial" w:hAnsi="arial"/>
-        </w:rPr>
-        <w:t>creat()</w:t>
-      </w:r>
-      <w:r>
-        <w:rPr>
-          <w:rFonts w:ascii="arial" w:hAnsi="arial"/>
-        </w:rPr>
-        <w:t xml:space="preserve">, </w:t>
-      </w:r>
-      <w:r>
-        <w:rPr>
-          <w:rStyle w:val="Textooriginal"/>
-          <w:rFonts w:ascii="arial" w:hAnsi="arial"/>
-        </w:rPr>
-        <w:t>read()</w:t>
-      </w:r>
-      <w:r>
-        <w:rPr>
-          <w:rFonts w:ascii="arial" w:hAnsi="arial"/>
-        </w:rPr>
-        <w:t xml:space="preserve">, </w:t>
-      </w:r>
-      <w:r>
-        <w:rPr>
-          <w:rStyle w:val="Textooriginal"/>
-          <w:rFonts w:ascii="arial" w:hAnsi="arial"/>
-        </w:rPr>
-        <w:t>write()</w:t>
-      </w:r>
-      <w:r>
-        <w:rPr>
-          <w:rFonts w:ascii="arial" w:hAnsi="arial"/>
-        </w:rPr>
-        <w:t xml:space="preserve">, </w:t>
-      </w:r>
-      <w:r>
-        <w:rPr>
-          <w:rStyle w:val="Textooriginal"/>
-          <w:rFonts w:ascii="arial" w:hAnsi="arial"/>
-        </w:rPr>
-        <w:t>close()</w:t>
-      </w:r>
-      <w:r>
-        <w:rPr>
-          <w:rFonts w:ascii="arial" w:hAnsi="arial"/>
-        </w:rPr>
-        <w:t xml:space="preserve">, </w:t>
-      </w:r>
-      <w:r>
-        <w:rPr>
-          <w:rStyle w:val="Textooriginal"/>
-          <w:rFonts w:ascii="arial" w:hAnsi="arial"/>
-        </w:rPr>
-        <w:t>free()</w:t>
-      </w:r>
-      <w:r>
-        <w:rPr>
-          <w:rFonts w:ascii="arial" w:hAnsi="arial"/>
-        </w:rPr>
-        <w:t>.</w:t>
-      </w:r>
-    </w:p>
-    <w:p>
-      <w:pPr>
-        <w:pStyle w:val="Heading4"/>
-        <w:bidi w:val="0"/>
-        <w:ind w:hanging="0" w:left="0" w:right="0"/>
-        <w:rPr/>
-      </w:pPr>
-      <w:r>
-        <w:rPr>
-          <w:rStyle w:val="Textooriginal"/>
-          <w:rFonts w:ascii="arial" w:hAnsi="arial"/>
-        </w:rPr>
-        <w:t>esperarHijos(totalTrozos)</w:t>
-      </w:r>
-    </w:p>
-    <w:p>
-      <w:pPr>
-        <w:pStyle w:val="BodyText"/>
-        <w:bidi w:val="0"/>
-        <w:ind w:hanging="0" w:left="0" w:right="0"/>
-        <w:rPr/>
-      </w:pPr>
-      <w:r>
-        <w:rPr>
-          <w:rFonts w:ascii="arial" w:hAnsi="arial"/>
-        </w:rPr>
-        <w:t xml:space="preserve">Hace </w:t>
-      </w:r>
-      <w:r>
-        <w:rPr>
-          <w:rStyle w:val="Textooriginal"/>
-          <w:rFonts w:ascii="arial" w:hAnsi="arial"/>
-        </w:rPr>
-        <w:t>wait(NULL)</w:t>
-      </w:r>
-      <w:r>
-        <w:rPr>
-          <w:rFonts w:ascii="arial" w:hAnsi="arial"/>
-        </w:rPr>
-        <w:t xml:space="preserve"> tantas veces como hijos se han creado, para que el padre no termine antes que ellos.</w:t>
-      </w:r>
-    </w:p>
-    <w:p>
-      <w:pPr>
-        <w:pStyle w:val="BodyText"/>
-        <w:bidi w:val="0"/>
-        <w:ind w:hanging="0" w:left="0" w:right="0"/>
-        <w:rPr/>
-      </w:pPr>
-      <w:r>
-        <w:rPr>
-          <w:rStyle w:val="Strong"/>
-          <w:rFonts w:ascii="arial" w:hAnsi="arial"/>
-        </w:rPr>
-        <w:t>Llamadas:</w:t>
-      </w:r>
-      <w:r>
-        <w:rPr>
-          <w:rFonts w:ascii="arial" w:hAnsi="arial"/>
-        </w:rPr>
-        <w:t xml:space="preserve"> </w:t>
-      </w:r>
-      <w:r>
-        <w:rPr>
-          <w:rStyle w:val="Textooriginal"/>
-          <w:rFonts w:ascii="arial" w:hAnsi="arial"/>
-        </w:rPr>
-        <w:t>wait()</w:t>
-      </w:r>
-      <w:r>
-        <w:rPr>
-          <w:rFonts w:ascii="arial" w:hAnsi="arial"/>
-        </w:rPr>
-        <w:t>.</w:t>
-      </w:r>
-    </w:p>
-    <w:p>
-      <w:pPr>
-        <w:pStyle w:val="BodyText"/>
-        <w:bidi w:val="0"/>
-        <w:ind w:hanging="0" w:left="0" w:right="0"/>
-        <w:rPr>
-          <w:rFonts w:ascii="arial" w:hAnsi="arial"/>
-        </w:rPr>
-      </w:pPr>
-      <w:r>
-        <w:rPr>
-          <w:rFonts w:ascii="arial" w:hAnsi="arial"/>
-        </w:rPr>
-      </w:r>
-    </w:p>
-    <w:p>
-      <w:pPr>
-        <w:pStyle w:val="BodyText"/>
-        <w:bidi w:val="0"/>
-        <w:ind w:hanging="0" w:left="0" w:right="0"/>
-        <w:rPr>
-          <w:rFonts w:ascii="arial" w:hAnsi="arial"/>
-        </w:rPr>
-      </w:pPr>
-      <w:r>
-        <w:rPr>
-          <w:rFonts w:ascii="arial" w:hAnsi="arial"/>
-        </w:rPr>
-      </w:r>
-    </w:p>
-    <w:p>
-      <w:pPr>
-        <w:pStyle w:val="BodyText"/>
-        <w:bidi w:val="0"/>
-        <w:ind w:hanging="0" w:left="0" w:right="0"/>
-        <w:rPr>
-          <w:rFonts w:ascii="arial" w:hAnsi="arial"/>
-        </w:rPr>
-      </w:pPr>
-      <w:r>
-        <w:rPr>
-          <w:rFonts w:ascii="arial" w:hAnsi="arial"/>
-        </w:rPr>
-      </w:r>
-    </w:p>
-    <w:p>
-      <w:pPr>
-        <w:pStyle w:val="BodyText"/>
-        <w:bidi w:val="0"/>
-        <w:ind w:hanging="0" w:left="0" w:right="0"/>
-        <w:rPr>
-          <w:rFonts w:ascii="arial" w:hAnsi="arial"/>
-        </w:rPr>
-      </w:pPr>
-      <w:r>
-        <w:rPr>
-          <w:rFonts w:ascii="arial" w:hAnsi="arial"/>
-        </w:rPr>
-      </w:r>
-    </w:p>
-    <w:p>
-      <w:pPr>
-        <w:pStyle w:val="BodyText"/>
-        <w:bidi w:val="0"/>
-        <w:ind w:hanging="0" w:left="0" w:right="0"/>
-        <w:rPr>
-          <w:rFonts w:ascii="arial" w:hAnsi="arial"/>
-        </w:rPr>
-      </w:pPr>
-      <w:r>
-        <w:rPr>
-          <w:rFonts w:ascii="arial" w:hAnsi="arial"/>
-        </w:rPr>
-      </w:r>
-    </w:p>
-    <w:p>
-      <w:pPr>
-        <w:pStyle w:val="BodyText"/>
-        <w:bidi w:val="0"/>
-        <w:ind w:hanging="0" w:left="0" w:right="0"/>
-        <w:rPr>
-          <w:rFonts w:ascii="arial" w:hAnsi="arial"/>
-        </w:rPr>
-      </w:pPr>
-      <w:r>
-        <w:rPr>
-          <w:rFonts w:ascii="arial" w:hAnsi="arial"/>
-        </w:rPr>
+        <w:rPr/>
+      </w:r>
+    </w:p>
+    <w:p>
+      <w:pPr>
+        <w:pStyle w:val="Heading2"/>
+        <w:widowControl/>
+        <w:suppressAutoHyphens w:val="true"/>
+        <w:bidi w:val="0"/>
+        <w:jc w:val="left"/>
+        <w:rPr>
+          <w:rFonts w:ascii="arial" w:hAnsi="arial" w:eastAsia="Arial" w:cs="Arial"/>
+          <w:color w:val="auto"/>
+          <w:kern w:val="0"/>
+          <w:sz w:val="56"/>
+          <w:szCs w:val="56"/>
+          <w:lang w:val="es-ES" w:eastAsia="zh-CN" w:bidi="hi-IN"/>
+        </w:rPr>
+      </w:pPr>
+      <w:r>
+        <w:rPr>
+          <w:rFonts w:eastAsia="Arial" w:cs="Arial" w:ascii="arial" w:hAnsi="arial"/>
+          <w:color w:val="auto"/>
+          <w:kern w:val="0"/>
+          <w:sz w:val="56"/>
+          <w:szCs w:val="56"/>
+          <w:lang w:val="es-ES" w:eastAsia="zh-CN" w:bidi="hi-IN"/>
+        </w:rPr>
+        <w:t>4. Ejercicio hijos.c</w:t>
       </w:r>
     </w:p>
     <w:p>
@@ -8209,6 +9166,199 @@
           <w:rFonts w:ascii="arial" w:hAnsi="arial"/>
         </w:rPr>
       </w:pPr>
+      <w:r>
+        <w:rPr/>
+      </w:r>
+    </w:p>
+    <w:p>
+      <w:pPr>
+        <w:pStyle w:val="Heading3"/>
+        <w:widowControl/>
+        <w:suppressAutoHyphens w:val="true"/>
+        <w:bidi w:val="0"/>
+        <w:ind w:hanging="0" w:left="0" w:right="0"/>
+        <w:jc w:val="left"/>
+        <w:rPr>
+          <w:rFonts w:ascii="arial" w:hAnsi="arial" w:eastAsia="Arial" w:cs="Arial"/>
+          <w:kern w:val="0"/>
+          <w:lang w:val="es-ES" w:eastAsia="zh-CN" w:bidi="hi-IN"/>
+        </w:rPr>
+      </w:pPr>
+      <w:r>
+        <w:rPr>
+          <w:rFonts w:eastAsia="Arial" w:cs="Arial" w:ascii="arial" w:hAnsi="arial"/>
+          <w:kern w:val="0"/>
+          <w:lang w:val="es-ES" w:eastAsia="zh-CN" w:bidi="hi-IN"/>
+        </w:rPr>
+        <w:t>4.</w:t>
+      </w:r>
+      <w:r>
+        <w:rPr>
+          <w:rFonts w:eastAsia="Arial" w:cs="Arial" w:ascii="arial" w:hAnsi="arial"/>
+          <w:kern w:val="0"/>
+          <w:lang w:val="es-ES" w:eastAsia="zh-CN" w:bidi="hi-IN"/>
+        </w:rPr>
+        <w:t>1. Enunciado y salida esperada</w:t>
+      </w:r>
+    </w:p>
+    <w:p>
+      <w:pPr>
+        <w:pStyle w:val="Heading2"/>
+        <w:widowControl/>
+        <w:suppressAutoHyphens w:val="true"/>
+        <w:bidi w:val="0"/>
+        <w:jc w:val="left"/>
+        <w:rPr>
+          <w:rFonts w:ascii="arial" w:hAnsi="arial" w:eastAsia="Arial" w:cs="Arial"/>
+          <w:color w:val="auto"/>
+          <w:kern w:val="0"/>
+          <w:sz w:val="56"/>
+          <w:szCs w:val="56"/>
+          <w:lang w:val="es-ES" w:eastAsia="zh-CN" w:bidi="hi-IN"/>
+        </w:rPr>
+      </w:pPr>
+      <w:r>
+        <w:rPr/>
+        <w:drawing>
+          <wp:anchor behindDoc="0" distT="0" distB="0" distL="0" distR="0" simplePos="0" locked="0" layoutInCell="0" allowOverlap="1" relativeHeight="28">
+            <wp:simplePos x="0" y="0"/>
+            <wp:positionH relativeFrom="column">
+              <wp:posOffset>1092200</wp:posOffset>
+            </wp:positionH>
+            <wp:positionV relativeFrom="paragraph">
+              <wp:posOffset>43180</wp:posOffset>
+            </wp:positionV>
+            <wp:extent cx="2718435" cy="2486660"/>
+            <wp:effectExtent l="0" t="0" r="0" b="0"/>
+            <wp:wrapSquare wrapText="largest"/>
+            <wp:docPr id="27" name="Imagen27" descr=""/>
+            <wp:cNvGraphicFramePr>
+              <a:graphicFrameLocks xmlns:a="http://schemas.openxmlformats.org/drawingml/2006/main" noChangeAspect="1"/>
+            </wp:cNvGraphicFramePr>
+            <a:graphic xmlns:a="http://schemas.openxmlformats.org/drawingml/2006/main">
+              <a:graphicData uri="http://schemas.openxmlformats.org/drawingml/2006/picture">
+                <pic:pic xmlns:pic="http://schemas.openxmlformats.org/drawingml/2006/picture">
+                  <pic:nvPicPr>
+                    <pic:cNvPr id="27" name="Imagen27" descr=""/>
+                    <pic:cNvPicPr>
+                      <a:picLocks noChangeAspect="1" noChangeArrowheads="1"/>
+                    </pic:cNvPicPr>
+                  </pic:nvPicPr>
+                  <pic:blipFill>
+                    <a:blip r:embed="rId28"/>
+                    <a:stretch>
+                      <a:fillRect/>
+                    </a:stretch>
+                  </pic:blipFill>
+                  <pic:spPr bwMode="auto">
+                    <a:xfrm>
+                      <a:off x="0" y="0"/>
+                      <a:ext cx="2718435" cy="2486660"/>
+                    </a:xfrm>
+                    <a:prstGeom prst="rect">
+                      <a:avLst/>
+                    </a:prstGeom>
+                  </pic:spPr>
+                </pic:pic>
+              </a:graphicData>
+            </a:graphic>
+          </wp:anchor>
+        </w:drawing>
+      </w:r>
+    </w:p>
+    <w:p>
+      <w:pPr>
+        <w:pStyle w:val="Heading3"/>
+        <w:bidi w:val="0"/>
+        <w:ind w:hanging="0" w:left="0" w:right="0"/>
+        <w:rPr>
+          <w:rFonts w:ascii="arial" w:hAnsi="arial"/>
+        </w:rPr>
+      </w:pPr>
+      <w:r>
+        <w:rPr/>
+      </w:r>
+    </w:p>
+    <w:p>
+      <w:pPr>
+        <w:pStyle w:val="Heading3"/>
+        <w:bidi w:val="0"/>
+        <w:ind w:hanging="0" w:left="0" w:right="0"/>
+        <w:rPr>
+          <w:rFonts w:ascii="arial" w:hAnsi="arial"/>
+        </w:rPr>
+      </w:pPr>
+      <w:r>
+        <w:rPr/>
+      </w:r>
+    </w:p>
+    <w:p>
+      <w:pPr>
+        <w:pStyle w:val="Heading3"/>
+        <w:bidi w:val="0"/>
+        <w:ind w:hanging="0" w:left="0" w:right="0"/>
+        <w:rPr>
+          <w:rFonts w:ascii="arial" w:hAnsi="arial"/>
+        </w:rPr>
+      </w:pPr>
+      <w:r>
+        <w:rPr/>
+      </w:r>
+    </w:p>
+    <w:p>
+      <w:pPr>
+        <w:pStyle w:val="Heading3"/>
+        <w:bidi w:val="0"/>
+        <w:ind w:hanging="0" w:left="0" w:right="0"/>
+        <w:rPr>
+          <w:rFonts w:ascii="arial" w:hAnsi="arial"/>
+        </w:rPr>
+      </w:pPr>
+      <w:r>
+        <w:rPr/>
+      </w:r>
+    </w:p>
+    <w:p>
+      <w:pPr>
+        <w:pStyle w:val="Heading3"/>
+        <w:bidi w:val="0"/>
+        <w:ind w:hanging="0" w:left="0" w:right="0"/>
+        <w:rPr>
+          <w:rFonts w:ascii="arial" w:hAnsi="arial"/>
+        </w:rPr>
+      </w:pPr>
+      <w:r>
+        <w:rPr/>
+      </w:r>
+    </w:p>
+    <w:p>
+      <w:pPr>
+        <w:pStyle w:val="Heading3"/>
+        <w:bidi w:val="0"/>
+        <w:ind w:hanging="0" w:left="0" w:right="0"/>
+        <w:rPr>
+          <w:rFonts w:ascii="arial" w:hAnsi="arial"/>
+        </w:rPr>
+      </w:pPr>
+      <w:r>
+        <w:rPr/>
+      </w:r>
+    </w:p>
+    <w:p>
+      <w:pPr>
+        <w:pStyle w:val="Heading3"/>
+        <w:bidi w:val="0"/>
+        <w:ind w:hanging="0" w:left="0" w:right="0"/>
+        <w:rPr>
+          <w:rFonts w:ascii="arial" w:hAnsi="arial"/>
+        </w:rPr>
+      </w:pPr>
+      <w:r>
+        <w:rPr>
+          <w:rFonts w:ascii="arial" w:hAnsi="arial"/>
+        </w:rPr>
+        <w:t>4.</w:t>
+      </w:r>
       <w:r>
         <w:rPr>
           <w:rFonts w:ascii="arial" w:hAnsi="arial"/>
@@ -8299,46 +9449,13 @@
         <w:rPr>
           <w:rFonts w:ascii="arial" w:hAnsi="arial"/>
         </w:rPr>
-        <w:t xml:space="preserve">: dos vectores, </w:t>
-      </w:r>
-      <w:r>
-        <w:rPr>
-          <w:rStyle w:val="Textooriginal"/>
-          <w:rFonts w:ascii="arial" w:hAnsi="arial"/>
-        </w:rPr>
-        <w:t>vx</w:t>
-      </w:r>
-      <w:r>
-        <w:rPr>
-          <w:rFonts w:ascii="arial" w:hAnsi="arial"/>
-        </w:rPr>
-        <w:t xml:space="preserve"> (pid de la cadena) e </w:t>
-      </w:r>
-      <w:r>
-        <w:rPr>
-          <w:rStyle w:val="Textooriginal"/>
-          <w:rFonts w:ascii="arial" w:hAnsi="arial"/>
-        </w:rPr>
-        <w:t>vy</w:t>
-      </w:r>
-      <w:r>
-        <w:rPr>
-          <w:rFonts w:ascii="arial" w:hAnsi="arial"/>
-        </w:rPr>
-        <w:t xml:space="preserve"> (pid de los hijos finales). Hace falta porque cada proceso tiene su propia memoria tras el </w:t>
-      </w:r>
-      <w:r>
-        <w:rPr>
-          <w:rStyle w:val="Textooriginal"/>
-          <w:rFonts w:ascii="arial" w:hAnsi="arial"/>
-        </w:rPr>
-        <w:t>fork()</w:t>
-      </w:r>
-      <w:r>
-        <w:rPr>
-          <w:rFonts w:ascii="arial" w:hAnsi="arial"/>
-        </w:rPr>
-        <w:t xml:space="preserve">, y un vector normal no se vería entre ellos. </w:t>
+        <w:t xml:space="preserve">: </w:t>
+      </w:r>
+      <w:r>
+        <w:rPr>
+          <w:rFonts w:ascii="arial" w:hAnsi="arial"/>
+        </w:rPr>
+        <w:t>Para ello se utilizan dos vectores y necesitamos almacenar el pid inicial de cada uno de ellos. Son imprescindibles crearlos para la memoria compartida, ya que un vector normal no sería de gran ayuda.</w:t>
       </w:r>
     </w:p>
     <w:p>
@@ -8368,20 +9485,19 @@
         <w:rPr>
           <w:rFonts w:ascii="arial" w:hAnsi="arial"/>
         </w:rPr>
-        <w:t xml:space="preserve">: un bucle con </w:t>
-      </w:r>
-      <w:r>
-        <w:rPr>
-          <w:rStyle w:val="Textooriginal"/>
-          <w:rFonts w:ascii="arial" w:hAnsi="arial"/>
-        </w:rPr>
-        <w:t>fork()</w:t>
-      </w:r>
-      <w:r>
-        <w:rPr>
-          <w:rFonts w:ascii="arial" w:hAnsi="arial"/>
-        </w:rPr>
-        <w:t xml:space="preserve"> donde el padre espera y el hijo sigue creando el siguiente. </w:t>
+        <w:t xml:space="preserve">: un bucle </w:t>
+      </w:r>
+      <w:r>
+        <w:rPr>
+          <w:rFonts w:ascii="arial" w:hAnsi="arial"/>
+        </w:rPr>
+        <w:t xml:space="preserve">similar a ejec.c </w:t>
+      </w:r>
+      <w:r>
+        <w:rPr>
+          <w:rFonts w:ascii="arial" w:hAnsi="arial"/>
+        </w:rPr>
+        <w:t xml:space="preserve">donde el padre espera y el hijo sigue creando el siguiente. </w:t>
       </w:r>
     </w:p>
     <w:p>
@@ -8405,26 +9521,64 @@
           <w:rStyle w:val="Strong"/>
           <w:rFonts w:ascii="arial" w:hAnsi="arial"/>
         </w:rPr>
-        <w:t>Imprimir antepasados</w:t>
-      </w:r>
-      <w:r>
-        <w:rPr>
-          <w:rFonts w:ascii="arial" w:hAnsi="arial"/>
-        </w:rPr>
-        <w:t xml:space="preserve">: cada hijo de la cadena guarda su pid en </w:t>
-      </w:r>
-      <w:r>
-        <w:rPr>
-          <w:rStyle w:val="Textooriginal"/>
-          <w:rFonts w:ascii="arial" w:hAnsi="arial"/>
-        </w:rPr>
-        <w:t>vx</w:t>
-      </w:r>
-      <w:r>
-        <w:rPr>
-          <w:rFonts w:ascii="arial" w:hAnsi="arial"/>
-        </w:rPr>
-        <w:t xml:space="preserve"> y escribe el pid del super padre y los de los anteriores. </w:t>
+        <w:t xml:space="preserve">Imprimir antepasados </w:t>
+      </w:r>
+      <w:r>
+        <w:rPr>
+          <w:rStyle w:val="Strong"/>
+          <w:rFonts w:ascii="arial" w:hAnsi="arial"/>
+        </w:rPr>
+        <w:t>de cada hijo</w:t>
+      </w:r>
+      <w:r>
+        <w:rPr>
+          <w:rFonts w:ascii="arial" w:hAnsi="arial"/>
+        </w:rPr>
+        <w:t xml:space="preserve">: cuando vuelve la cadena, </w:t>
+      </w:r>
+      <w:r>
+        <w:rPr>
+          <w:rFonts w:ascii="arial" w:hAnsi="arial"/>
+        </w:rPr>
+        <w:t xml:space="preserve">cada hijo </w:t>
+      </w:r>
+      <w:r>
+        <w:rPr>
+          <w:rFonts w:ascii="arial" w:hAnsi="arial"/>
+        </w:rPr>
+        <w:t xml:space="preserve">lee </w:t>
+      </w:r>
+      <w:r>
+        <w:rPr>
+          <w:rStyle w:val="Textooriginal"/>
+          <w:rFonts w:ascii="arial" w:hAnsi="arial"/>
+        </w:rPr>
+        <w:t>v</w:t>
+      </w:r>
+      <w:r>
+        <w:rPr>
+          <w:rStyle w:val="Textooriginal"/>
+          <w:rFonts w:ascii="arial" w:hAnsi="arial"/>
+        </w:rPr>
+        <w:t>x</w:t>
+      </w:r>
+      <w:r>
+        <w:rPr>
+          <w:rFonts w:ascii="arial" w:hAnsi="arial"/>
+        </w:rPr>
+        <w:t xml:space="preserve"> e imprime los pid </w:t>
+      </w:r>
+      <w:r>
+        <w:rPr>
+          <w:rFonts w:ascii="arial" w:hAnsi="arial"/>
+        </w:rPr>
+        <w:t>de sus antepasados</w:t>
+      </w:r>
+      <w:r>
+        <w:rPr>
+          <w:rFonts w:ascii="arial" w:hAnsi="arial"/>
+        </w:rPr>
+        <w:t xml:space="preserve">. </w:t>
       </w:r>
     </w:p>
     <w:p>
@@ -8543,7 +9697,7 @@
           <w:rStyle w:val="Textooriginal"/>
           <w:rFonts w:ascii="arial" w:hAnsi="arial"/>
         </w:rPr>
-        <w:t>wait()</w:t>
+        <w:t>espera</w:t>
       </w:r>
       <w:r>
         <w:rPr>
@@ -8637,6 +9791,12 @@
         <w:rPr>
           <w:rFonts w:ascii="arial" w:hAnsi="arial"/>
         </w:rPr>
+        <w:t>4.</w:t>
+      </w:r>
+      <w:r>
+        <w:rPr>
+          <w:rFonts w:ascii="arial" w:hAnsi="arial"/>
+        </w:rPr>
         <w:t>3. Análisis del código</w:t>
       </w:r>
     </w:p>
@@ -8887,6 +10047,8 @@
         <w:rPr>
           <w:rStyle w:val="Strong"/>
           <w:rFonts w:ascii="arial" w:hAnsi="arial"/>
+          <w:b w:val="false"/>
+          <w:bCs w:val="false"/>
         </w:rPr>
         <w:t>todos</w:t>
       </w:r>
@@ -8985,6 +10147,90 @@
     </w:p>
     <w:p>
       <w:pPr>
+        <w:pStyle w:val="BodyText"/>
+        <w:bidi w:val="0"/>
+        <w:ind w:hanging="0" w:left="0" w:right="0"/>
+        <w:rPr>
+          <w:rFonts w:ascii="arial" w:hAnsi="arial"/>
+        </w:rPr>
+      </w:pPr>
+      <w:r>
+        <w:rPr/>
+        <w:drawing>
+          <wp:anchor behindDoc="0" distT="0" distB="0" distL="0" distR="0" simplePos="0" locked="0" layoutInCell="0" allowOverlap="1" relativeHeight="29">
+            <wp:simplePos x="0" y="0"/>
+            <wp:positionH relativeFrom="column">
+              <wp:posOffset>304800</wp:posOffset>
+            </wp:positionH>
+            <wp:positionV relativeFrom="paragraph">
+              <wp:posOffset>156210</wp:posOffset>
+            </wp:positionV>
+            <wp:extent cx="2369185" cy="3586480"/>
+            <wp:effectExtent l="0" t="0" r="0" b="0"/>
+            <wp:wrapSquare wrapText="largest"/>
+            <wp:docPr id="28" name="Imagen28" descr=""/>
+            <wp:cNvGraphicFramePr>
+              <a:graphicFrameLocks xmlns:a="http://schemas.openxmlformats.org/drawingml/2006/main" noChangeAspect="1"/>
+            </wp:cNvGraphicFramePr>
+            <a:graphic xmlns:a="http://schemas.openxmlformats.org/drawingml/2006/main">
+              <a:graphicData uri="http://schemas.openxmlformats.org/drawingml/2006/picture">
+                <pic:pic xmlns:pic="http://schemas.openxmlformats.org/drawingml/2006/picture">
+                  <pic:nvPicPr>
+                    <pic:cNvPr id="28" name="Imagen28" descr=""/>
+                    <pic:cNvPicPr>
+                      <a:picLocks noChangeAspect="1" noChangeArrowheads="1"/>
+                    </pic:cNvPicPr>
+                  </pic:nvPicPr>
+                  <pic:blipFill>
+                    <a:blip r:embed="rId29"/>
+                    <a:stretch>
+                      <a:fillRect/>
+                    </a:stretch>
+                  </pic:blipFill>
+                  <pic:spPr bwMode="auto">
+                    <a:xfrm>
+                      <a:off x="0" y="0"/>
+                      <a:ext cx="2369185" cy="3586480"/>
+                    </a:xfrm>
+                    <a:prstGeom prst="rect">
+                      <a:avLst/>
+                    </a:prstGeom>
+                  </pic:spPr>
+                </pic:pic>
+              </a:graphicData>
+            </a:graphic>
+          </wp:anchor>
+        </w:drawing>
+      </w:r>
+    </w:p>
+    <w:p>
+      <w:pPr>
+        <w:pStyle w:val="BodyText"/>
+        <w:bidi w:val="0"/>
+        <w:ind w:hanging="0" w:left="0" w:right="0"/>
+        <w:rPr>
+          <w:rFonts w:ascii="arial" w:hAnsi="arial"/>
+        </w:rPr>
+      </w:pPr>
+      <w:r>
+        <w:rPr/>
+      </w:r>
+    </w:p>
+    <w:p>
+      <w:pPr>
+        <w:pStyle w:val="BodyText"/>
+        <w:bidi w:val="0"/>
+        <w:ind w:hanging="0" w:left="0" w:right="0"/>
+        <w:rPr>
+          <w:rFonts w:ascii="arial" w:hAnsi="arial"/>
+        </w:rPr>
+      </w:pPr>
+      <w:r>
+        <w:rPr/>
+      </w:r>
+    </w:p>
+    <w:p>
+      <w:pPr>
         <w:pStyle w:val="Heading4"/>
         <w:bidi w:val="0"/>
         <w:ind w:hanging="0" w:left="0" w:right="0"/>
@@ -8995,6 +10241,178 @@
           <w:rStyle w:val="Textooriginal"/>
           <w:rFonts w:ascii="arial" w:hAnsi="arial"/>
         </w:rPr>
+        <w:t xml:space="preserve">     </w:t>
+      </w:r>
+    </w:p>
+    <w:p>
+      <w:pPr>
+        <w:pStyle w:val="Heading4"/>
+        <w:bidi w:val="0"/>
+        <w:ind w:hanging="0" w:left="0" w:right="0"/>
+        <w:rPr>
+          <w:rStyle w:val="Textooriginal"/>
+          <w:rFonts w:ascii="arial" w:hAnsi="arial"/>
+        </w:rPr>
+      </w:pPr>
+      <w:r>
+        <w:rPr/>
+      </w:r>
+    </w:p>
+    <w:p>
+      <w:pPr>
+        <w:pStyle w:val="Heading4"/>
+        <w:bidi w:val="0"/>
+        <w:ind w:hanging="0" w:left="0" w:right="0"/>
+        <w:rPr>
+          <w:rStyle w:val="Textooriginal"/>
+          <w:rFonts w:ascii="arial" w:hAnsi="arial"/>
+        </w:rPr>
+      </w:pPr>
+      <w:r>
+        <w:rPr/>
+        <w:drawing>
+          <wp:anchor behindDoc="0" distT="0" distB="0" distL="0" distR="0" simplePos="0" locked="0" layoutInCell="0" allowOverlap="1" relativeHeight="30">
+            <wp:simplePos x="0" y="0"/>
+            <wp:positionH relativeFrom="column">
+              <wp:posOffset>487045</wp:posOffset>
+            </wp:positionH>
+            <wp:positionV relativeFrom="paragraph">
+              <wp:posOffset>47625</wp:posOffset>
+            </wp:positionV>
+            <wp:extent cx="3295015" cy="1167765"/>
+            <wp:effectExtent l="0" t="0" r="0" b="0"/>
+            <wp:wrapSquare wrapText="largest"/>
+            <wp:docPr id="29" name="Imagen29" descr=""/>
+            <wp:cNvGraphicFramePr>
+              <a:graphicFrameLocks xmlns:a="http://schemas.openxmlformats.org/drawingml/2006/main" noChangeAspect="1"/>
+            </wp:cNvGraphicFramePr>
+            <a:graphic xmlns:a="http://schemas.openxmlformats.org/drawingml/2006/main">
+              <a:graphicData uri="http://schemas.openxmlformats.org/drawingml/2006/picture">
+                <pic:pic xmlns:pic="http://schemas.openxmlformats.org/drawingml/2006/picture">
+                  <pic:nvPicPr>
+                    <pic:cNvPr id="29" name="Imagen29" descr=""/>
+                    <pic:cNvPicPr>
+                      <a:picLocks noChangeAspect="1" noChangeArrowheads="1"/>
+                    </pic:cNvPicPr>
+                  </pic:nvPicPr>
+                  <pic:blipFill>
+                    <a:blip r:embed="rId30"/>
+                    <a:stretch>
+                      <a:fillRect/>
+                    </a:stretch>
+                  </pic:blipFill>
+                  <pic:spPr bwMode="auto">
+                    <a:xfrm>
+                      <a:off x="0" y="0"/>
+                      <a:ext cx="3295015" cy="1167765"/>
+                    </a:xfrm>
+                    <a:prstGeom prst="rect">
+                      <a:avLst/>
+                    </a:prstGeom>
+                  </pic:spPr>
+                </pic:pic>
+              </a:graphicData>
+            </a:graphic>
+          </wp:anchor>
+        </w:drawing>
+      </w:r>
+    </w:p>
+    <w:p>
+      <w:pPr>
+        <w:pStyle w:val="Heading4"/>
+        <w:bidi w:val="0"/>
+        <w:ind w:hanging="0" w:left="0" w:right="0"/>
+        <w:rPr>
+          <w:rStyle w:val="Textooriginal"/>
+          <w:rFonts w:ascii="arial" w:hAnsi="arial"/>
+        </w:rPr>
+      </w:pPr>
+      <w:r>
+        <w:rPr/>
+      </w:r>
+    </w:p>
+    <w:p>
+      <w:pPr>
+        <w:pStyle w:val="Heading4"/>
+        <w:bidi w:val="0"/>
+        <w:ind w:hanging="0" w:left="0" w:right="0"/>
+        <w:rPr>
+          <w:rStyle w:val="Textooriginal"/>
+          <w:rFonts w:ascii="arial" w:hAnsi="arial"/>
+        </w:rPr>
+      </w:pPr>
+      <w:r>
+        <w:rPr/>
+      </w:r>
+    </w:p>
+    <w:p>
+      <w:pPr>
+        <w:pStyle w:val="Heading4"/>
+        <w:bidi w:val="0"/>
+        <w:ind w:hanging="0" w:left="0" w:right="0"/>
+        <w:rPr>
+          <w:rStyle w:val="Textooriginal"/>
+          <w:rFonts w:ascii="arial" w:hAnsi="arial"/>
+        </w:rPr>
+      </w:pPr>
+      <w:r>
+        <w:rPr/>
+      </w:r>
+    </w:p>
+    <w:p>
+      <w:pPr>
+        <w:pStyle w:val="Heading4"/>
+        <w:bidi w:val="0"/>
+        <w:ind w:hanging="0" w:left="0" w:right="0"/>
+        <w:rPr>
+          <w:rStyle w:val="Textooriginal"/>
+          <w:rFonts w:ascii="arial" w:hAnsi="arial"/>
+        </w:rPr>
+      </w:pPr>
+      <w:r>
+        <w:rPr/>
+      </w:r>
+    </w:p>
+    <w:p>
+      <w:pPr>
+        <w:pStyle w:val="Heading4"/>
+        <w:bidi w:val="0"/>
+        <w:ind w:hanging="0" w:left="0" w:right="0"/>
+        <w:rPr>
+          <w:rStyle w:val="Textooriginal"/>
+          <w:rFonts w:ascii="arial" w:hAnsi="arial"/>
+        </w:rPr>
+      </w:pPr>
+      <w:r>
+        <w:rPr/>
+      </w:r>
+    </w:p>
+    <w:p>
+      <w:pPr>
+        <w:pStyle w:val="Heading4"/>
+        <w:bidi w:val="0"/>
+        <w:ind w:hanging="0" w:left="0" w:right="0"/>
+        <w:rPr>
+          <w:rStyle w:val="Textooriginal"/>
+          <w:rFonts w:ascii="arial" w:hAnsi="arial"/>
+        </w:rPr>
+      </w:pPr>
+      <w:r>
+        <w:rPr/>
+      </w:r>
+    </w:p>
+    <w:p>
+      <w:pPr>
+        <w:pStyle w:val="Heading4"/>
+        <w:bidi w:val="0"/>
+        <w:ind w:hanging="0" w:left="0" w:right="0"/>
+        <w:rPr/>
+      </w:pPr>
+      <w:r>
+        <w:rPr>
+          <w:rStyle w:val="Textooriginal"/>
+          <w:rFonts w:ascii="arial" w:hAnsi="arial"/>
+        </w:rPr>
         <w:t>crearMemoria(elementos)</w:t>
       </w:r>
     </w:p>
@@ -9087,6 +10505,19 @@
     </w:p>
     <w:p>
       <w:pPr>
+        <w:pStyle w:val="BodyText"/>
+        <w:bidi w:val="0"/>
+        <w:ind w:hanging="0" w:left="0" w:right="0"/>
+        <w:rPr>
+          <w:rFonts w:ascii="arial" w:hAnsi="arial"/>
+        </w:rPr>
+      </w:pPr>
+      <w:r>
+        <w:rPr/>
+      </w:r>
+    </w:p>
+    <w:p>
+      <w:pPr>
         <w:pStyle w:val="Heading4"/>
         <w:bidi w:val="0"/>
         <w:ind w:hanging="0" w:left="0" w:right="0"/>
@@ -9370,12 +10801,168 @@
         <w:pStyle w:val="Heading4"/>
         <w:bidi w:val="0"/>
         <w:ind w:hanging="0" w:left="0" w:right="0"/>
-        <w:rPr/>
-      </w:pPr>
-      <w:r>
-        <w:rPr>
-          <w:rStyle w:val="Textooriginal"/>
-          <w:rFonts w:ascii="arial" w:hAnsi="arial"/>
+        <w:rPr>
+          <w:rStyle w:val="Textooriginal"/>
+          <w:rFonts w:ascii="arial" w:hAnsi="arial"/>
+        </w:rPr>
+      </w:pPr>
+      <w:r>
+        <w:rPr/>
+      </w:r>
+    </w:p>
+    <w:p>
+      <w:pPr>
+        <w:pStyle w:val="Heading4"/>
+        <w:bidi w:val="0"/>
+        <w:ind w:hanging="0" w:left="0" w:right="0"/>
+        <w:rPr>
+          <w:rStyle w:val="Textooriginal"/>
+          <w:rFonts w:ascii="arial" w:hAnsi="arial"/>
+        </w:rPr>
+      </w:pPr>
+      <w:r>
+        <w:rPr/>
+        <w:drawing>
+          <wp:anchor behindDoc="0" distT="0" distB="0" distL="0" distR="0" simplePos="0" locked="0" layoutInCell="0" allowOverlap="1" relativeHeight="31">
+            <wp:simplePos x="0" y="0"/>
+            <wp:positionH relativeFrom="column">
+              <wp:posOffset>521970</wp:posOffset>
+            </wp:positionH>
+            <wp:positionV relativeFrom="paragraph">
+              <wp:posOffset>-30480</wp:posOffset>
+            </wp:positionV>
+            <wp:extent cx="3719195" cy="1732280"/>
+            <wp:effectExtent l="0" t="0" r="0" b="0"/>
+            <wp:wrapSquare wrapText="largest"/>
+            <wp:docPr id="30" name="Imagen30" descr=""/>
+            <wp:cNvGraphicFramePr>
+              <a:graphicFrameLocks xmlns:a="http://schemas.openxmlformats.org/drawingml/2006/main" noChangeAspect="1"/>
+            </wp:cNvGraphicFramePr>
+            <a:graphic xmlns:a="http://schemas.openxmlformats.org/drawingml/2006/main">
+              <a:graphicData uri="http://schemas.openxmlformats.org/drawingml/2006/picture">
+                <pic:pic xmlns:pic="http://schemas.openxmlformats.org/drawingml/2006/picture">
+                  <pic:nvPicPr>
+                    <pic:cNvPr id="30" name="Imagen30" descr=""/>
+                    <pic:cNvPicPr>
+                      <a:picLocks noChangeAspect="1" noChangeArrowheads="1"/>
+                    </pic:cNvPicPr>
+                  </pic:nvPicPr>
+                  <pic:blipFill>
+                    <a:blip r:embed="rId31"/>
+                    <a:stretch>
+                      <a:fillRect/>
+                    </a:stretch>
+                  </pic:blipFill>
+                  <pic:spPr bwMode="auto">
+                    <a:xfrm>
+                      <a:off x="0" y="0"/>
+                      <a:ext cx="3719195" cy="1732280"/>
+                    </a:xfrm>
+                    <a:prstGeom prst="rect">
+                      <a:avLst/>
+                    </a:prstGeom>
+                  </pic:spPr>
+                </pic:pic>
+              </a:graphicData>
+            </a:graphic>
+          </wp:anchor>
+        </w:drawing>
+      </w:r>
+    </w:p>
+    <w:p>
+      <w:pPr>
+        <w:pStyle w:val="BodyText"/>
+        <w:bidi w:val="0"/>
+        <w:ind w:hanging="0" w:left="0" w:right="0"/>
+        <w:rPr>
+          <w:rFonts w:ascii="arial" w:hAnsi="arial"/>
+        </w:rPr>
+      </w:pPr>
+      <w:r>
+        <w:rPr/>
+      </w:r>
+    </w:p>
+    <w:p>
+      <w:pPr>
+        <w:pStyle w:val="BodyText"/>
+        <w:bidi w:val="0"/>
+        <w:ind w:hanging="0" w:left="0" w:right="0"/>
+        <w:rPr>
+          <w:rFonts w:ascii="arial" w:hAnsi="arial"/>
+        </w:rPr>
+      </w:pPr>
+      <w:r>
+        <w:rPr/>
+      </w:r>
+    </w:p>
+    <w:p>
+      <w:pPr>
+        <w:pStyle w:val="BodyText"/>
+        <w:bidi w:val="0"/>
+        <w:ind w:hanging="0" w:left="0" w:right="0"/>
+        <w:rPr>
+          <w:rFonts w:ascii="arial" w:hAnsi="arial"/>
+        </w:rPr>
+      </w:pPr>
+      <w:r>
+        <w:rPr/>
+      </w:r>
+    </w:p>
+    <w:p>
+      <w:pPr>
+        <w:pStyle w:val="BodyText"/>
+        <w:bidi w:val="0"/>
+        <w:ind w:hanging="0" w:left="0" w:right="0"/>
+        <w:rPr>
+          <w:rFonts w:ascii="arial" w:hAnsi="arial"/>
+        </w:rPr>
+      </w:pPr>
+      <w:r>
+        <w:rPr/>
+      </w:r>
+    </w:p>
+    <w:p>
+      <w:pPr>
+        <w:pStyle w:val="BodyText"/>
+        <w:bidi w:val="0"/>
+        <w:ind w:hanging="0" w:left="0" w:right="0"/>
+        <w:rPr>
+          <w:rFonts w:ascii="arial" w:hAnsi="arial"/>
+        </w:rPr>
+      </w:pPr>
+      <w:r>
+        <w:rPr/>
+      </w:r>
+    </w:p>
+    <w:p>
+      <w:pPr>
+        <w:pStyle w:val="BodyText"/>
+        <w:bidi w:val="0"/>
+        <w:ind w:hanging="0" w:left="0" w:right="0"/>
+        <w:rPr>
+          <w:rFonts w:ascii="arial" w:hAnsi="arial"/>
+        </w:rPr>
+      </w:pPr>
+      <w:r>
+        <w:rPr/>
+      </w:r>
+    </w:p>
+    <w:p>
+      <w:pPr>
+        <w:pStyle w:val="Heading4"/>
+        <w:widowControl/>
+        <w:suppressAutoHyphens w:val="true"/>
+        <w:bidi w:val="0"/>
+        <w:ind w:hanging="0" w:left="0" w:right="0"/>
+        <w:jc w:val="left"/>
+        <w:rPr/>
+      </w:pPr>
+      <w:r>
+        <w:rPr>
+          <w:rStyle w:val="Textooriginal"/>
+          <w:rFonts w:eastAsia="Arial" w:cs="Arial" w:ascii="arial" w:hAnsi="arial"/>
+          <w:kern w:val="0"/>
+          <w:lang w:val="es-ES" w:eastAsia="zh-CN" w:bidi="hi-IN"/>
         </w:rPr>
         <w:t>despierta()</w:t>
       </w:r>
@@ -9391,7 +10978,13 @@
         <w:rPr>
           <w:rFonts w:ascii="arial" w:hAnsi="arial"/>
         </w:rPr>
-        <w:t xml:space="preserve">Función vacía. Solo sirve para que </w:t>
+        <w:t xml:space="preserve">Función vacía. Solo </w:t>
+      </w:r>
+      <w:r>
+        <w:rPr>
+          <w:rFonts w:ascii="arial" w:hAnsi="arial"/>
+        </w:rPr>
+        <w:t xml:space="preserve">sirve para que </w:t>
       </w:r>
       <w:r>
         <w:rPr>
@@ -9422,9 +11015,50 @@
     </w:p>
     <w:p>
       <w:pPr>
+        <w:pStyle w:val="BodyText"/>
+        <w:bidi w:val="0"/>
+        <w:ind w:hanging="0" w:left="0" w:right="0"/>
+        <w:rPr>
+          <w:rFonts w:ascii="arial" w:hAnsi="arial"/>
+        </w:rPr>
+      </w:pPr>
+      <w:r>
+        <w:rPr/>
+      </w:r>
+    </w:p>
+    <w:p>
+      <w:pPr>
+        <w:pStyle w:val="BodyText"/>
+        <w:bidi w:val="0"/>
+        <w:ind w:hanging="0" w:left="0" w:right="0"/>
+        <w:rPr>
+          <w:rStyle w:val="Textooriginal"/>
+          <w:rFonts w:ascii="arial" w:hAnsi="arial"/>
+        </w:rPr>
+      </w:pPr>
+      <w:r>
+        <w:rPr/>
+      </w:r>
+    </w:p>
+    <w:p>
+      <w:pPr>
         <w:pStyle w:val="Heading4"/>
         <w:bidi w:val="0"/>
         <w:ind w:hanging="0" w:left="0" w:right="0"/>
+        <w:rPr>
+          <w:rStyle w:val="Textooriginal"/>
+          <w:rFonts w:ascii="arial" w:hAnsi="arial"/>
+        </w:rPr>
+      </w:pPr>
+      <w:r>
+        <w:rPr/>
+      </w:r>
+    </w:p>
+    <w:p>
+      <w:pPr>
+        <w:pStyle w:val="Heading4"/>
+        <w:bidi w:val="0"/>
+        <w:ind w:hanging="0" w:left="0" w:right="0"/>
         <w:rPr/>
       </w:pPr>
       <w:r>
@@ -9657,54 +11291,320 @@
         <w:pStyle w:val="Heading4"/>
         <w:bidi w:val="0"/>
         <w:ind w:hanging="0" w:left="0" w:right="0"/>
-        <w:rPr/>
-      </w:pPr>
-      <w:r>
-        <w:rPr>
-          <w:rStyle w:val="Textooriginal"/>
-          <w:rFonts w:ascii="arial" w:hAnsi="arial"/>
-        </w:rPr>
-        <w:t>imprimirAncestros(i, vx)</w:t>
-      </w:r>
-    </w:p>
-    <w:p>
-      <w:pPr>
-        <w:pStyle w:val="BodyText"/>
-        <w:bidi w:val="0"/>
-        <w:ind w:hanging="0" w:left="0" w:right="0"/>
-        <w:rPr/>
-      </w:pPr>
-      <w:r>
-        <w:rPr>
-          <w:rFonts w:ascii="arial" w:hAnsi="arial"/>
-        </w:rPr>
-        <w:t>Imprime el pid del super padre (</w:t>
-      </w:r>
-      <w:r>
-        <w:rPr>
-          <w:rStyle w:val="Textooriginal"/>
-          <w:rFonts w:ascii="arial" w:hAnsi="arial"/>
-        </w:rPr>
-        <w:t>pid_sp</w:t>
-      </w:r>
-      <w:r>
-        <w:rPr>
-          <w:rFonts w:ascii="arial" w:hAnsi="arial"/>
-        </w:rPr>
-        <w:t xml:space="preserve">) y después los pid guardados en </w:t>
-      </w:r>
-      <w:r>
-        <w:rPr>
-          <w:rStyle w:val="Textooriginal"/>
-          <w:rFonts w:ascii="arial" w:hAnsi="arial"/>
-        </w:rPr>
-        <w:t>vx</w:t>
-      </w:r>
-      <w:r>
-        <w:rPr>
-          <w:rFonts w:ascii="arial" w:hAnsi="arial"/>
-        </w:rPr>
-        <w:t xml:space="preserve"> hasta el proceso anterior. Así cada uno muestra su línea de antepasados.</w:t>
+        <w:rPr>
+          <w:rStyle w:val="Textooriginal"/>
+          <w:rFonts w:ascii="arial" w:hAnsi="arial"/>
+        </w:rPr>
+      </w:pPr>
+      <w:r>
+        <w:rPr/>
+        <w:drawing>
+          <wp:anchor behindDoc="0" distT="0" distB="0" distL="0" distR="0" simplePos="0" locked="0" layoutInCell="0" allowOverlap="1" relativeHeight="32">
+            <wp:simplePos x="0" y="0"/>
+            <wp:positionH relativeFrom="column">
+              <wp:align>center</wp:align>
+            </wp:positionH>
+            <wp:positionV relativeFrom="paragraph">
+              <wp:posOffset>635</wp:posOffset>
+            </wp:positionV>
+            <wp:extent cx="4152265" cy="1620520"/>
+            <wp:effectExtent l="0" t="0" r="0" b="0"/>
+            <wp:wrapSquare wrapText="largest"/>
+            <wp:docPr id="31" name="Imagen31" descr=""/>
+            <wp:cNvGraphicFramePr>
+              <a:graphicFrameLocks xmlns:a="http://schemas.openxmlformats.org/drawingml/2006/main" noChangeAspect="1"/>
+            </wp:cNvGraphicFramePr>
+            <a:graphic xmlns:a="http://schemas.openxmlformats.org/drawingml/2006/main">
+              <a:graphicData uri="http://schemas.openxmlformats.org/drawingml/2006/picture">
+                <pic:pic xmlns:pic="http://schemas.openxmlformats.org/drawingml/2006/picture">
+                  <pic:nvPicPr>
+                    <pic:cNvPr id="31" name="Imagen31" descr=""/>
+                    <pic:cNvPicPr>
+                      <a:picLocks noChangeAspect="1" noChangeArrowheads="1"/>
+                    </pic:cNvPicPr>
+                  </pic:nvPicPr>
+                  <pic:blipFill>
+                    <a:blip r:embed="rId32"/>
+                    <a:stretch>
+                      <a:fillRect/>
+                    </a:stretch>
+                  </pic:blipFill>
+                  <pic:spPr bwMode="auto">
+                    <a:xfrm>
+                      <a:off x="0" y="0"/>
+                      <a:ext cx="4152265" cy="1620520"/>
+                    </a:xfrm>
+                    <a:prstGeom prst="rect">
+                      <a:avLst/>
+                    </a:prstGeom>
+                  </pic:spPr>
+                </pic:pic>
+              </a:graphicData>
+            </a:graphic>
+          </wp:anchor>
+        </w:drawing>
+      </w:r>
+    </w:p>
+    <w:p>
+      <w:pPr>
+        <w:pStyle w:val="Heading4"/>
+        <w:bidi w:val="0"/>
+        <w:ind w:hanging="0" w:left="0" w:right="0"/>
+        <w:rPr>
+          <w:rStyle w:val="Textooriginal"/>
+          <w:rFonts w:ascii="arial" w:hAnsi="arial"/>
+        </w:rPr>
+      </w:pPr>
+      <w:r>
+        <w:rPr/>
+      </w:r>
+    </w:p>
+    <w:p>
+      <w:pPr>
+        <w:pStyle w:val="Heading4"/>
+        <w:bidi w:val="0"/>
+        <w:ind w:hanging="0" w:left="0" w:right="0"/>
+        <w:rPr>
+          <w:rStyle w:val="Textooriginal"/>
+          <w:rFonts w:ascii="arial" w:hAnsi="arial"/>
+        </w:rPr>
+      </w:pPr>
+      <w:r>
+        <w:rPr/>
+      </w:r>
+    </w:p>
+    <w:p>
+      <w:pPr>
+        <w:pStyle w:val="Heading4"/>
+        <w:bidi w:val="0"/>
+        <w:ind w:hanging="0" w:left="0" w:right="0"/>
+        <w:rPr>
+          <w:rStyle w:val="Textooriginal"/>
+          <w:rFonts w:ascii="arial" w:hAnsi="arial"/>
+        </w:rPr>
+      </w:pPr>
+      <w:r>
+        <w:rPr/>
+      </w:r>
+    </w:p>
+    <w:p>
+      <w:pPr>
+        <w:pStyle w:val="Heading4"/>
+        <w:bidi w:val="0"/>
+        <w:ind w:hanging="0" w:left="0" w:right="0"/>
+        <w:rPr>
+          <w:rStyle w:val="Textooriginal"/>
+          <w:rFonts w:ascii="arial" w:hAnsi="arial"/>
+        </w:rPr>
+      </w:pPr>
+      <w:r>
+        <w:rPr/>
+      </w:r>
+    </w:p>
+    <w:p>
+      <w:pPr>
+        <w:pStyle w:val="Heading4"/>
+        <w:bidi w:val="0"/>
+        <w:ind w:hanging="0" w:left="0" w:right="0"/>
+        <w:rPr>
+          <w:rStyle w:val="Textooriginal"/>
+          <w:rFonts w:ascii="arial" w:hAnsi="arial"/>
+        </w:rPr>
+      </w:pPr>
+      <w:r>
+        <w:rPr/>
+      </w:r>
+    </w:p>
+    <w:p>
+      <w:pPr>
+        <w:pStyle w:val="Heading4"/>
+        <w:bidi w:val="0"/>
+        <w:ind w:hanging="0" w:left="0" w:right="0"/>
+        <w:rPr/>
+      </w:pPr>
+      <w:r>
+        <w:rPr>
+          <w:rStyle w:val="Textooriginal"/>
+          <w:rFonts w:ascii="arial" w:hAnsi="arial"/>
+        </w:rPr>
+        <w:t>crearHijosFinales(y, vy,</w:t>
+      </w:r>
+      <w:r>
+        <w:rPr>
+          <w:rStyle w:val="Textooriginal"/>
+          <w:rFonts w:ascii="arial" w:hAnsi="arial"/>
+        </w:rPr>
+        <w:t>x,vx</w:t>
+      </w:r>
+      <w:r>
+        <w:rPr>
+          <w:rStyle w:val="Textooriginal"/>
+          <w:rFonts w:ascii="arial" w:hAnsi="arial"/>
+        </w:rPr>
+        <w:t>)</w:t>
+      </w:r>
+    </w:p>
+    <w:p>
+      <w:pPr>
+        <w:pStyle w:val="BodyText"/>
+        <w:bidi w:val="0"/>
+        <w:ind w:hanging="0" w:left="0" w:right="0"/>
+        <w:rPr/>
+      </w:pPr>
+      <w:r>
+        <w:rPr>
+          <w:rFonts w:ascii="arial" w:hAnsi="arial"/>
+        </w:rPr>
+        <w:t xml:space="preserve">Solo la ejecuta el último de la cadena. Bucle de 1 a </w:t>
+      </w:r>
+      <w:r>
+        <w:rPr>
+          <w:rStyle w:val="Textooriginal"/>
+          <w:rFonts w:ascii="arial" w:hAnsi="arial"/>
+        </w:rPr>
+        <w:t>y</w:t>
+      </w:r>
+      <w:r>
+        <w:rPr>
+          <w:rFonts w:ascii="arial" w:hAnsi="arial"/>
+        </w:rPr>
+        <w:t xml:space="preserve"> con </w:t>
+      </w:r>
+      <w:r>
+        <w:rPr>
+          <w:rStyle w:val="Textooriginal"/>
+          <w:rFonts w:ascii="arial" w:hAnsi="arial"/>
+        </w:rPr>
+        <w:t>fork()</w:t>
+      </w:r>
+      <w:r>
+        <w:rPr>
+          <w:rFonts w:ascii="arial" w:hAnsi="arial"/>
+        </w:rPr>
+        <w:t xml:space="preserve">. Cada hijo guarda su pid en </w:t>
+      </w:r>
+      <w:r>
+        <w:rPr>
+          <w:rStyle w:val="Textooriginal"/>
+          <w:rFonts w:ascii="arial" w:hAnsi="arial"/>
+        </w:rPr>
+        <w:t>vy</w:t>
+      </w:r>
+      <w:r>
+        <w:rPr>
+          <w:rFonts w:ascii="arial" w:hAnsi="arial"/>
+        </w:rPr>
+        <w:t xml:space="preserve">, instala </w:t>
+      </w:r>
+      <w:r>
+        <w:rPr>
+          <w:rStyle w:val="Textooriginal"/>
+          <w:rFonts w:ascii="arial" w:hAnsi="arial"/>
+        </w:rPr>
+        <w:t>despierta</w:t>
+      </w:r>
+      <w:r>
+        <w:rPr>
+          <w:rFonts w:ascii="arial" w:hAnsi="arial"/>
+        </w:rPr>
+        <w:t xml:space="preserve"> para </w:t>
+      </w:r>
+      <w:r>
+        <w:rPr>
+          <w:rStyle w:val="Textooriginal"/>
+          <w:rFonts w:ascii="arial" w:hAnsi="arial"/>
+        </w:rPr>
+        <w:t>SIGALRM</w:t>
+      </w:r>
+      <w:r>
+        <w:rPr>
+          <w:rFonts w:ascii="arial" w:hAnsi="arial"/>
+        </w:rPr>
+        <w:t xml:space="preserve">, hace </w:t>
+      </w:r>
+      <w:r>
+        <w:rPr>
+          <w:rStyle w:val="Textooriginal"/>
+          <w:rFonts w:ascii="arial" w:hAnsi="arial"/>
+        </w:rPr>
+        <w:t>alarm(10)</w:t>
+      </w:r>
+      <w:r>
+        <w:rPr>
+          <w:rFonts w:ascii="arial" w:hAnsi="arial"/>
+        </w:rPr>
+        <w:t xml:space="preserve"> y se queda en </w:t>
+      </w:r>
+      <w:r>
+        <w:rPr>
+          <w:rStyle w:val="Textooriginal"/>
+          <w:rFonts w:ascii="arial" w:hAnsi="arial"/>
+        </w:rPr>
+        <w:t>pause()</w:t>
+      </w:r>
+      <w:r>
+        <w:rPr>
+          <w:rFonts w:ascii="arial" w:hAnsi="arial"/>
+        </w:rPr>
+        <w:t xml:space="preserve">. Cuando despierta sale con </w:t>
+      </w:r>
+      <w:r>
+        <w:rPr>
+          <w:rStyle w:val="Textooriginal"/>
+          <w:rFonts w:ascii="arial" w:hAnsi="arial"/>
+        </w:rPr>
+        <w:t>break</w:t>
+      </w:r>
+      <w:r>
+        <w:rPr>
+          <w:rFonts w:ascii="arial" w:hAnsi="arial"/>
+        </w:rPr>
+        <w:t>. El padre sigue el bucle y, cuando ha creado todos (</w:t>
+      </w:r>
+      <w:r>
+        <w:rPr>
+          <w:rStyle w:val="Textooriginal"/>
+          <w:rFonts w:ascii="arial" w:hAnsi="arial"/>
+        </w:rPr>
+        <w:t>i == y + 1</w:t>
+      </w:r>
+      <w:r>
+        <w:rPr>
+          <w:rFonts w:ascii="arial" w:hAnsi="arial"/>
+        </w:rPr>
+        <w:t xml:space="preserve">), espera a los </w:t>
+      </w:r>
+      <w:r>
+        <w:rPr>
+          <w:rStyle w:val="Textooriginal"/>
+          <w:rFonts w:ascii="arial" w:hAnsi="arial"/>
+        </w:rPr>
+        <w:t>y</w:t>
+      </w:r>
+      <w:r>
+        <w:rPr>
+          <w:rFonts w:ascii="arial" w:hAnsi="arial"/>
+        </w:rPr>
+        <w:t xml:space="preserve"> con </w:t>
+      </w:r>
+      <w:r>
+        <w:rPr>
+          <w:rStyle w:val="Textooriginal"/>
+          <w:rFonts w:ascii="arial" w:hAnsi="arial"/>
+        </w:rPr>
+        <w:t>wait()</w:t>
+      </w:r>
+      <w:r>
+        <w:rPr>
+          <w:rFonts w:ascii="arial" w:hAnsi="arial"/>
+        </w:rPr>
+        <w:t xml:space="preserve">. </w:t>
+      </w:r>
+      <w:r>
+        <w:rPr>
+          <w:rFonts w:ascii="arial" w:hAnsi="arial"/>
+        </w:rPr>
+        <w:t>La x y la vx se necesitan para llamar a la función de imprimirSubhijo.</w:t>
       </w:r>
     </w:p>
     <w:p>
@@ -9732,6 +11632,426 @@
           <w:rStyle w:val="Textooriginal"/>
           <w:rFonts w:ascii="arial" w:hAnsi="arial"/>
         </w:rPr>
+        <w:t>fork()</w:t>
+      </w:r>
+      <w:r>
+        <w:rPr>
+          <w:rFonts w:ascii="arial" w:hAnsi="arial"/>
+        </w:rPr>
+        <w:t xml:space="preserve">, </w:t>
+      </w:r>
+      <w:r>
+        <w:rPr>
+          <w:rStyle w:val="Textooriginal"/>
+          <w:rFonts w:ascii="arial" w:hAnsi="arial"/>
+        </w:rPr>
+        <w:t>getpid()</w:t>
+      </w:r>
+      <w:r>
+        <w:rPr>
+          <w:rFonts w:ascii="arial" w:hAnsi="arial"/>
+        </w:rPr>
+        <w:t xml:space="preserve">, </w:t>
+      </w:r>
+      <w:r>
+        <w:rPr>
+          <w:rStyle w:val="Textooriginal"/>
+          <w:rFonts w:ascii="arial" w:hAnsi="arial"/>
+        </w:rPr>
+        <w:t>signal()</w:t>
+      </w:r>
+      <w:r>
+        <w:rPr>
+          <w:rFonts w:ascii="arial" w:hAnsi="arial"/>
+        </w:rPr>
+        <w:t xml:space="preserve">, </w:t>
+      </w:r>
+      <w:r>
+        <w:rPr>
+          <w:rStyle w:val="Textooriginal"/>
+          <w:rFonts w:ascii="arial" w:hAnsi="arial"/>
+        </w:rPr>
+        <w:t>alarm()</w:t>
+      </w:r>
+      <w:r>
+        <w:rPr>
+          <w:rFonts w:ascii="arial" w:hAnsi="arial"/>
+        </w:rPr>
+        <w:t xml:space="preserve">, </w:t>
+      </w:r>
+      <w:r>
+        <w:rPr>
+          <w:rStyle w:val="Textooriginal"/>
+          <w:rFonts w:ascii="arial" w:hAnsi="arial"/>
+        </w:rPr>
+        <w:t>pause()</w:t>
+      </w:r>
+      <w:r>
+        <w:rPr>
+          <w:rFonts w:ascii="arial" w:hAnsi="arial"/>
+        </w:rPr>
+        <w:t xml:space="preserve">, </w:t>
+      </w:r>
+      <w:r>
+        <w:rPr>
+          <w:rStyle w:val="Textooriginal"/>
+          <w:rFonts w:ascii="arial" w:hAnsi="arial"/>
+        </w:rPr>
+        <w:t>wait()</w:t>
+      </w:r>
+      <w:r>
+        <w:rPr>
+          <w:rFonts w:ascii="arial" w:hAnsi="arial"/>
+        </w:rPr>
+        <w:t>.</w:t>
+      </w:r>
+    </w:p>
+    <w:p>
+      <w:pPr>
+        <w:pStyle w:val="BodyText"/>
+        <w:bidi w:val="0"/>
+        <w:ind w:hanging="0" w:left="0" w:right="0"/>
+        <w:rPr>
+          <w:rFonts w:ascii="arial" w:hAnsi="arial"/>
+        </w:rPr>
+      </w:pPr>
+      <w:r>
+        <w:rPr/>
+      </w:r>
+    </w:p>
+    <w:p>
+      <w:pPr>
+        <w:pStyle w:val="BodyText"/>
+        <w:bidi w:val="0"/>
+        <w:ind w:hanging="0" w:left="0" w:right="0"/>
+        <w:rPr>
+          <w:rFonts w:ascii="arial" w:hAnsi="arial"/>
+        </w:rPr>
+      </w:pPr>
+      <w:r>
+        <w:rPr/>
+        <w:drawing>
+          <wp:anchor behindDoc="0" distT="0" distB="0" distL="0" distR="0" simplePos="0" locked="0" layoutInCell="0" allowOverlap="1" relativeHeight="33">
+            <wp:simplePos x="0" y="0"/>
+            <wp:positionH relativeFrom="column">
+              <wp:align>center</wp:align>
+            </wp:positionH>
+            <wp:positionV relativeFrom="paragraph">
+              <wp:posOffset>635</wp:posOffset>
+            </wp:positionV>
+            <wp:extent cx="2821305" cy="2220595"/>
+            <wp:effectExtent l="0" t="0" r="0" b="0"/>
+            <wp:wrapSquare wrapText="largest"/>
+            <wp:docPr id="32" name="Imagen32" descr=""/>
+            <wp:cNvGraphicFramePr>
+              <a:graphicFrameLocks xmlns:a="http://schemas.openxmlformats.org/drawingml/2006/main" noChangeAspect="1"/>
+            </wp:cNvGraphicFramePr>
+            <a:graphic xmlns:a="http://schemas.openxmlformats.org/drawingml/2006/main">
+              <a:graphicData uri="http://schemas.openxmlformats.org/drawingml/2006/picture">
+                <pic:pic xmlns:pic="http://schemas.openxmlformats.org/drawingml/2006/picture">
+                  <pic:nvPicPr>
+                    <pic:cNvPr id="32" name="Imagen32" descr=""/>
+                    <pic:cNvPicPr>
+                      <a:picLocks noChangeAspect="1" noChangeArrowheads="1"/>
+                    </pic:cNvPicPr>
+                  </pic:nvPicPr>
+                  <pic:blipFill>
+                    <a:blip r:embed="rId33"/>
+                    <a:stretch>
+                      <a:fillRect/>
+                    </a:stretch>
+                  </pic:blipFill>
+                  <pic:spPr bwMode="auto">
+                    <a:xfrm>
+                      <a:off x="0" y="0"/>
+                      <a:ext cx="2821305" cy="2220595"/>
+                    </a:xfrm>
+                    <a:prstGeom prst="rect">
+                      <a:avLst/>
+                    </a:prstGeom>
+                  </pic:spPr>
+                </pic:pic>
+              </a:graphicData>
+            </a:graphic>
+          </wp:anchor>
+        </w:drawing>
+      </w:r>
+    </w:p>
+    <w:p>
+      <w:pPr>
+        <w:pStyle w:val="Heading4"/>
+        <w:bidi w:val="0"/>
+        <w:ind w:hanging="0" w:left="0" w:right="0"/>
+        <w:rPr>
+          <w:rStyle w:val="Textooriginal"/>
+          <w:rFonts w:ascii="arial" w:hAnsi="arial"/>
+        </w:rPr>
+      </w:pPr>
+      <w:r>
+        <w:rPr/>
+      </w:r>
+    </w:p>
+    <w:p>
+      <w:pPr>
+        <w:pStyle w:val="Heading4"/>
+        <w:bidi w:val="0"/>
+        <w:ind w:hanging="0" w:left="0" w:right="0"/>
+        <w:rPr>
+          <w:rStyle w:val="Textooriginal"/>
+          <w:rFonts w:ascii="arial" w:hAnsi="arial"/>
+        </w:rPr>
+      </w:pPr>
+      <w:r>
+        <w:rPr/>
+      </w:r>
+    </w:p>
+    <w:p>
+      <w:pPr>
+        <w:pStyle w:val="Heading4"/>
+        <w:bidi w:val="0"/>
+        <w:ind w:hanging="0" w:left="0" w:right="0"/>
+        <w:rPr/>
+      </w:pPr>
+      <w:r>
+        <w:rPr>
+          <w:rStyle w:val="Textooriginal"/>
+          <w:rFonts w:ascii="arial" w:hAnsi="arial"/>
+        </w:rPr>
+        <w:t>I</w:t>
+      </w:r>
+    </w:p>
+    <w:p>
+      <w:pPr>
+        <w:pStyle w:val="Heading4"/>
+        <w:bidi w:val="0"/>
+        <w:ind w:hanging="0" w:left="0" w:right="0"/>
+        <w:rPr>
+          <w:rStyle w:val="Textooriginal"/>
+          <w:rFonts w:ascii="arial" w:hAnsi="arial"/>
+        </w:rPr>
+      </w:pPr>
+      <w:r>
+        <w:rPr/>
+      </w:r>
+    </w:p>
+    <w:p>
+      <w:pPr>
+        <w:pStyle w:val="Heading4"/>
+        <w:bidi w:val="0"/>
+        <w:ind w:hanging="0" w:left="0" w:right="0"/>
+        <w:rPr/>
+      </w:pPr>
+      <w:r>
+        <w:rPr>
+          <w:rStyle w:val="Textooriginal"/>
+          <w:rFonts w:ascii="arial" w:hAnsi="arial"/>
+        </w:rPr>
+        <w:t>mprimir Subhijo(x,vx)</w:t>
+      </w:r>
+    </w:p>
+    <w:p>
+      <w:pPr>
+        <w:pStyle w:val="normal1"/>
+        <w:bidi w:val="0"/>
+        <w:ind w:hanging="0" w:left="0" w:right="0"/>
+        <w:rPr/>
+      </w:pPr>
+      <w:r>
+        <w:rPr>
+          <w:rStyle w:val="Textooriginal"/>
+          <w:rFonts w:ascii="arial" w:hAnsi="arial"/>
+        </w:rPr>
+        <w:t>Imprime “Soy el subhijo “ con su pid y con los pids de sus ancestros, recorriendo un fork de x para sacar a dichos padres, abuelos,etc.</w:t>
+      </w:r>
+    </w:p>
+    <w:p>
+      <w:pPr>
+        <w:pStyle w:val="normal1"/>
+        <w:bidi w:val="0"/>
+        <w:ind w:hanging="0" w:left="0" w:right="0"/>
+        <w:rPr>
+          <w:rStyle w:val="Textooriginal"/>
+          <w:rFonts w:ascii="arial" w:hAnsi="arial"/>
+        </w:rPr>
+      </w:pPr>
+      <w:r>
+        <w:rPr/>
+      </w:r>
+    </w:p>
+    <w:p>
+      <w:pPr>
+        <w:pStyle w:val="normal1"/>
+        <w:bidi w:val="0"/>
+        <w:ind w:hanging="0" w:left="0" w:right="0"/>
+        <w:rPr>
+          <w:rStyle w:val="Textooriginal"/>
+          <w:rFonts w:ascii="arial" w:hAnsi="arial"/>
+        </w:rPr>
+      </w:pPr>
+      <w:r>
+        <w:rPr/>
+      </w:r>
+    </w:p>
+    <w:p>
+      <w:pPr>
+        <w:pStyle w:val="normal1"/>
+        <w:bidi w:val="0"/>
+        <w:ind w:hanging="0" w:left="0" w:right="0"/>
+        <w:rPr>
+          <w:rStyle w:val="Textooriginal"/>
+          <w:rFonts w:ascii="arial" w:hAnsi="arial"/>
+        </w:rPr>
+      </w:pPr>
+      <w:r>
+        <w:rPr/>
+      </w:r>
+    </w:p>
+    <w:p>
+      <w:pPr>
+        <w:pStyle w:val="normal1"/>
+        <w:bidi w:val="0"/>
+        <w:ind w:hanging="0" w:left="0" w:right="0"/>
+        <w:rPr>
+          <w:rStyle w:val="Textooriginal"/>
+          <w:rFonts w:ascii="arial" w:hAnsi="arial"/>
+        </w:rPr>
+      </w:pPr>
+      <w:r>
+        <w:rPr/>
+        <w:drawing>
+          <wp:anchor behindDoc="0" distT="0" distB="0" distL="0" distR="0" simplePos="0" locked="0" layoutInCell="0" allowOverlap="1" relativeHeight="34">
+            <wp:simplePos x="0" y="0"/>
+            <wp:positionH relativeFrom="column">
+              <wp:align>center</wp:align>
+            </wp:positionH>
+            <wp:positionV relativeFrom="paragraph">
+              <wp:posOffset>635</wp:posOffset>
+            </wp:positionV>
+            <wp:extent cx="3632835" cy="1397635"/>
+            <wp:effectExtent l="0" t="0" r="0" b="0"/>
+            <wp:wrapSquare wrapText="largest"/>
+            <wp:docPr id="33" name="Imagen33" descr=""/>
+            <wp:cNvGraphicFramePr>
+              <a:graphicFrameLocks xmlns:a="http://schemas.openxmlformats.org/drawingml/2006/main" noChangeAspect="1"/>
+            </wp:cNvGraphicFramePr>
+            <a:graphic xmlns:a="http://schemas.openxmlformats.org/drawingml/2006/main">
+              <a:graphicData uri="http://schemas.openxmlformats.org/drawingml/2006/picture">
+                <pic:pic xmlns:pic="http://schemas.openxmlformats.org/drawingml/2006/picture">
+                  <pic:nvPicPr>
+                    <pic:cNvPr id="33" name="Imagen33" descr=""/>
+                    <pic:cNvPicPr>
+                      <a:picLocks noChangeAspect="1" noChangeArrowheads="1"/>
+                    </pic:cNvPicPr>
+                  </pic:nvPicPr>
+                  <pic:blipFill>
+                    <a:blip r:embed="rId34"/>
+                    <a:stretch>
+                      <a:fillRect/>
+                    </a:stretch>
+                  </pic:blipFill>
+                  <pic:spPr bwMode="auto">
+                    <a:xfrm>
+                      <a:off x="0" y="0"/>
+                      <a:ext cx="3632835" cy="1397635"/>
+                    </a:xfrm>
+                    <a:prstGeom prst="rect">
+                      <a:avLst/>
+                    </a:prstGeom>
+                  </pic:spPr>
+                </pic:pic>
+              </a:graphicData>
+            </a:graphic>
+          </wp:anchor>
+        </w:drawing>
+      </w:r>
+    </w:p>
+    <w:p>
+      <w:pPr>
+        <w:pStyle w:val="Heading4"/>
+        <w:bidi w:val="0"/>
+        <w:ind w:hanging="0" w:left="0" w:right="0"/>
+        <w:rPr/>
+      </w:pPr>
+      <w:r>
+        <w:rPr>
+          <w:rStyle w:val="Textooriginal"/>
+          <w:rFonts w:ascii="arial" w:hAnsi="arial"/>
+        </w:rPr>
+        <w:t>I</w:t>
+      </w:r>
+      <w:r>
+        <w:rPr>
+          <w:rStyle w:val="Textooriginal"/>
+          <w:rFonts w:ascii="arial" w:hAnsi="arial"/>
+        </w:rPr>
+        <w:t>mprimirSuperPadre(y, vy)</w:t>
+      </w:r>
+    </w:p>
+    <w:p>
+      <w:pPr>
+        <w:pStyle w:val="BodyText"/>
+        <w:bidi w:val="0"/>
+        <w:ind w:hanging="0" w:left="0" w:right="0"/>
+        <w:rPr/>
+      </w:pPr>
+      <w:r>
+        <w:rPr>
+          <w:rFonts w:ascii="arial" w:hAnsi="arial"/>
+        </w:rPr>
+        <w:t xml:space="preserve">Imprime “Soy el super padre” con su pid y recorre </w:t>
+      </w:r>
+      <w:r>
+        <w:rPr>
+          <w:rStyle w:val="Textooriginal"/>
+          <w:rFonts w:ascii="arial" w:hAnsi="arial"/>
+        </w:rPr>
+        <w:t>vy</w:t>
+      </w:r>
+      <w:r>
+        <w:rPr>
+          <w:rFonts w:ascii="arial" w:hAnsi="arial"/>
+        </w:rPr>
+        <w:t xml:space="preserve"> escribiendo los pid de los hijos finales separados por comas, sin coma al final.</w:t>
+      </w:r>
+    </w:p>
+    <w:p>
+      <w:pPr>
+        <w:pStyle w:val="BodyText"/>
+        <w:bidi w:val="0"/>
+        <w:ind w:hanging="0" w:left="0" w:right="0"/>
+        <w:rPr/>
+      </w:pPr>
+      <w:r>
+        <w:rPr>
+          <w:rStyle w:val="Strong"/>
+          <w:rFonts w:ascii="arial" w:hAnsi="arial"/>
+        </w:rPr>
+        <w:t>Llamadas:</w:t>
+      </w:r>
+      <w:r>
+        <w:rPr>
+          <w:rFonts w:ascii="arial" w:hAnsi="arial"/>
+        </w:rPr>
+        <w:t xml:space="preserve"> </w:t>
+      </w:r>
+      <w:r>
+        <w:rPr>
+          <w:rStyle w:val="Textooriginal"/>
+          <w:rFonts w:ascii="arial" w:hAnsi="arial"/>
+        </w:rPr>
+        <w:t>getpid()</w:t>
+      </w:r>
+      <w:r>
+        <w:rPr>
+          <w:rFonts w:ascii="arial" w:hAnsi="arial"/>
+        </w:rPr>
+        <w:t xml:space="preserve">, </w:t>
+      </w:r>
+      <w:r>
+        <w:rPr>
+          <w:rStyle w:val="Textooriginal"/>
+          <w:rFonts w:ascii="arial" w:hAnsi="arial"/>
+        </w:rPr>
         <w:t>printf()</w:t>
       </w:r>
       <w:r>
@@ -9743,392 +12063,78 @@
     </w:p>
     <w:p>
       <w:pPr>
-        <w:pStyle w:val="Heading4"/>
-        <w:bidi w:val="0"/>
-        <w:ind w:hanging="0" w:left="0" w:right="0"/>
-        <w:rPr/>
-      </w:pPr>
-      <w:r>
-        <w:rPr>
-          <w:rStyle w:val="Textooriginal"/>
-          <w:rFonts w:ascii="arial" w:hAnsi="arial"/>
-        </w:rPr>
-        <w:t>crearHijosFinales(y, vy)</w:t>
-      </w:r>
-    </w:p>
-    <w:p>
-      <w:pPr>
-        <w:pStyle w:val="BodyText"/>
-        <w:bidi w:val="0"/>
-        <w:ind w:hanging="0" w:left="0" w:right="0"/>
-        <w:rPr/>
-      </w:pPr>
-      <w:r>
-        <w:rPr>
-          <w:rFonts w:ascii="arial" w:hAnsi="arial"/>
-        </w:rPr>
-        <w:t xml:space="preserve">Solo la ejecuta el último de la cadena. Bucle de 1 a </w:t>
-      </w:r>
-      <w:r>
-        <w:rPr>
-          <w:rStyle w:val="Textooriginal"/>
-          <w:rFonts w:ascii="arial" w:hAnsi="arial"/>
-        </w:rPr>
-        <w:t>y</w:t>
-      </w:r>
-      <w:r>
-        <w:rPr>
-          <w:rFonts w:ascii="arial" w:hAnsi="arial"/>
-        </w:rPr>
-        <w:t xml:space="preserve"> con </w:t>
-      </w:r>
-      <w:r>
-        <w:rPr>
-          <w:rStyle w:val="Textooriginal"/>
-          <w:rFonts w:ascii="arial" w:hAnsi="arial"/>
-        </w:rPr>
-        <w:t>fork()</w:t>
-      </w:r>
-      <w:r>
-        <w:rPr>
-          <w:rFonts w:ascii="arial" w:hAnsi="arial"/>
-        </w:rPr>
-        <w:t xml:space="preserve">. Cada hijo guarda su pid en </w:t>
-      </w:r>
-      <w:r>
-        <w:rPr>
-          <w:rStyle w:val="Textooriginal"/>
-          <w:rFonts w:ascii="arial" w:hAnsi="arial"/>
-        </w:rPr>
-        <w:t>vy</w:t>
-      </w:r>
-      <w:r>
-        <w:rPr>
-          <w:rFonts w:ascii="arial" w:hAnsi="arial"/>
-        </w:rPr>
-        <w:t xml:space="preserve">, instala </w:t>
-      </w:r>
-      <w:r>
-        <w:rPr>
-          <w:rStyle w:val="Textooriginal"/>
-          <w:rFonts w:ascii="arial" w:hAnsi="arial"/>
-        </w:rPr>
-        <w:t>despierta</w:t>
-      </w:r>
-      <w:r>
-        <w:rPr>
-          <w:rFonts w:ascii="arial" w:hAnsi="arial"/>
-        </w:rPr>
-        <w:t xml:space="preserve"> para </w:t>
-      </w:r>
-      <w:r>
-        <w:rPr>
-          <w:rStyle w:val="Textooriginal"/>
-          <w:rFonts w:ascii="arial" w:hAnsi="arial"/>
-        </w:rPr>
-        <w:t>SIGALRM</w:t>
-      </w:r>
-      <w:r>
-        <w:rPr>
-          <w:rFonts w:ascii="arial" w:hAnsi="arial"/>
-        </w:rPr>
-        <w:t xml:space="preserve">, hace </w:t>
-      </w:r>
-      <w:r>
-        <w:rPr>
-          <w:rStyle w:val="Textooriginal"/>
-          <w:rFonts w:ascii="arial" w:hAnsi="arial"/>
-        </w:rPr>
-        <w:t>alarm(10)</w:t>
-      </w:r>
-      <w:r>
-        <w:rPr>
-          <w:rFonts w:ascii="arial" w:hAnsi="arial"/>
-        </w:rPr>
-        <w:t xml:space="preserve"> y se queda en </w:t>
-      </w:r>
-      <w:r>
-        <w:rPr>
-          <w:rStyle w:val="Textooriginal"/>
-          <w:rFonts w:ascii="arial" w:hAnsi="arial"/>
-        </w:rPr>
-        <w:t>pause()</w:t>
-      </w:r>
-      <w:r>
-        <w:rPr>
-          <w:rFonts w:ascii="arial" w:hAnsi="arial"/>
-        </w:rPr>
-        <w:t xml:space="preserve">. Cuando despierta sale con </w:t>
-      </w:r>
-      <w:r>
-        <w:rPr>
-          <w:rStyle w:val="Textooriginal"/>
-          <w:rFonts w:ascii="arial" w:hAnsi="arial"/>
-        </w:rPr>
-        <w:t>break</w:t>
-      </w:r>
-      <w:r>
-        <w:rPr>
-          <w:rFonts w:ascii="arial" w:hAnsi="arial"/>
-        </w:rPr>
-        <w:t>. El padre sigue el bucle y, cuando ha creado todos (</w:t>
-      </w:r>
-      <w:r>
-        <w:rPr>
-          <w:rStyle w:val="Textooriginal"/>
-          <w:rFonts w:ascii="arial" w:hAnsi="arial"/>
-        </w:rPr>
-        <w:t>i == y + 1</w:t>
-      </w:r>
-      <w:r>
-        <w:rPr>
-          <w:rFonts w:ascii="arial" w:hAnsi="arial"/>
-        </w:rPr>
-        <w:t xml:space="preserve">), espera a los </w:t>
-      </w:r>
-      <w:r>
-        <w:rPr>
-          <w:rStyle w:val="Textooriginal"/>
-          <w:rFonts w:ascii="arial" w:hAnsi="arial"/>
-        </w:rPr>
-        <w:t>y</w:t>
-      </w:r>
-      <w:r>
-        <w:rPr>
-          <w:rFonts w:ascii="arial" w:hAnsi="arial"/>
-        </w:rPr>
-        <w:t xml:space="preserve"> con </w:t>
-      </w:r>
-      <w:r>
-        <w:rPr>
-          <w:rStyle w:val="Textooriginal"/>
-          <w:rFonts w:ascii="arial" w:hAnsi="arial"/>
-        </w:rPr>
-        <w:t>wait()</w:t>
-      </w:r>
-      <w:r>
-        <w:rPr>
-          <w:rFonts w:ascii="arial" w:hAnsi="arial"/>
-        </w:rPr>
-        <w:t>.</w:t>
-      </w:r>
-    </w:p>
-    <w:p>
-      <w:pPr>
-        <w:pStyle w:val="BodyText"/>
-        <w:bidi w:val="0"/>
-        <w:ind w:hanging="0" w:left="0" w:right="0"/>
-        <w:rPr/>
-      </w:pPr>
-      <w:r>
-        <w:rPr>
-          <w:rStyle w:val="Strong"/>
-          <w:rFonts w:ascii="arial" w:hAnsi="arial"/>
-        </w:rPr>
-        <w:t>Llamadas:</w:t>
-      </w:r>
-      <w:r>
-        <w:rPr>
-          <w:rFonts w:ascii="arial" w:hAnsi="arial"/>
-        </w:rPr>
-        <w:t xml:space="preserve"> </w:t>
-      </w:r>
-      <w:r>
-        <w:rPr>
-          <w:rStyle w:val="Textooriginal"/>
-          <w:rFonts w:ascii="arial" w:hAnsi="arial"/>
-        </w:rPr>
-        <w:t>fork()</w:t>
-      </w:r>
-      <w:r>
-        <w:rPr>
-          <w:rFonts w:ascii="arial" w:hAnsi="arial"/>
-        </w:rPr>
-        <w:t xml:space="preserve">, </w:t>
-      </w:r>
-      <w:r>
-        <w:rPr>
-          <w:rStyle w:val="Textooriginal"/>
-          <w:rFonts w:ascii="arial" w:hAnsi="arial"/>
-        </w:rPr>
-        <w:t>getpid()</w:t>
-      </w:r>
-      <w:r>
-        <w:rPr>
-          <w:rFonts w:ascii="arial" w:hAnsi="arial"/>
-        </w:rPr>
-        <w:t xml:space="preserve">, </w:t>
-      </w:r>
-      <w:r>
-        <w:rPr>
-          <w:rStyle w:val="Textooriginal"/>
-          <w:rFonts w:ascii="arial" w:hAnsi="arial"/>
-        </w:rPr>
-        <w:t>signal()</w:t>
-      </w:r>
-      <w:r>
-        <w:rPr>
-          <w:rFonts w:ascii="arial" w:hAnsi="arial"/>
-        </w:rPr>
-        <w:t xml:space="preserve">, </w:t>
-      </w:r>
-      <w:r>
-        <w:rPr>
-          <w:rStyle w:val="Textooriginal"/>
-          <w:rFonts w:ascii="arial" w:hAnsi="arial"/>
-        </w:rPr>
-        <w:t>alarm()</w:t>
-      </w:r>
-      <w:r>
-        <w:rPr>
-          <w:rFonts w:ascii="arial" w:hAnsi="arial"/>
-        </w:rPr>
-        <w:t xml:space="preserve">, </w:t>
-      </w:r>
-      <w:r>
-        <w:rPr>
-          <w:rStyle w:val="Textooriginal"/>
-          <w:rFonts w:ascii="arial" w:hAnsi="arial"/>
-        </w:rPr>
-        <w:t>pause()</w:t>
-      </w:r>
-      <w:r>
-        <w:rPr>
-          <w:rFonts w:ascii="arial" w:hAnsi="arial"/>
-        </w:rPr>
-        <w:t xml:space="preserve">, </w:t>
-      </w:r>
-      <w:r>
-        <w:rPr>
-          <w:rStyle w:val="Textooriginal"/>
-          <w:rFonts w:ascii="arial" w:hAnsi="arial"/>
-        </w:rPr>
-        <w:t>wait()</w:t>
-      </w:r>
-      <w:r>
-        <w:rPr>
-          <w:rFonts w:ascii="arial" w:hAnsi="arial"/>
-        </w:rPr>
-        <w:t>.</w:t>
-      </w:r>
-    </w:p>
-    <w:p>
-      <w:pPr>
-        <w:pStyle w:val="Heading4"/>
-        <w:bidi w:val="0"/>
-        <w:ind w:hanging="0" w:left="0" w:right="0"/>
-        <w:rPr/>
-      </w:pPr>
-      <w:r>
-        <w:rPr>
-          <w:rStyle w:val="Textooriginal"/>
-          <w:rFonts w:ascii="arial" w:hAnsi="arial"/>
-        </w:rPr>
-        <w:t>imprimirSuperPadre(y, vy)</w:t>
-      </w:r>
-    </w:p>
-    <w:p>
-      <w:pPr>
-        <w:pStyle w:val="BodyText"/>
-        <w:bidi w:val="0"/>
-        <w:ind w:hanging="0" w:left="0" w:right="0"/>
-        <w:rPr/>
-      </w:pPr>
-      <w:r>
-        <w:rPr>
-          <w:rFonts w:ascii="arial" w:hAnsi="arial"/>
-        </w:rPr>
-        <w:t xml:space="preserve">Imprime “Soy el super padre” con su pid y recorre </w:t>
-      </w:r>
-      <w:r>
-        <w:rPr>
-          <w:rStyle w:val="Textooriginal"/>
-          <w:rFonts w:ascii="arial" w:hAnsi="arial"/>
-        </w:rPr>
-        <w:t>vy</w:t>
-      </w:r>
-      <w:r>
-        <w:rPr>
-          <w:rFonts w:ascii="arial" w:hAnsi="arial"/>
-        </w:rPr>
-        <w:t xml:space="preserve"> escribiendo los pid de los hijos finales separados por comas, sin coma al final.</w:t>
-      </w:r>
-    </w:p>
-    <w:p>
-      <w:pPr>
-        <w:pStyle w:val="BodyText"/>
-        <w:bidi w:val="0"/>
-        <w:ind w:hanging="0" w:left="0" w:right="0"/>
-        <w:rPr/>
-      </w:pPr>
-      <w:r>
-        <w:rPr>
-          <w:rStyle w:val="Strong"/>
-          <w:rFonts w:ascii="arial" w:hAnsi="arial"/>
-        </w:rPr>
-        <w:t>Llamadas:</w:t>
-      </w:r>
-      <w:r>
-        <w:rPr>
-          <w:rFonts w:ascii="arial" w:hAnsi="arial"/>
-        </w:rPr>
-        <w:t xml:space="preserve"> </w:t>
-      </w:r>
-      <w:r>
-        <w:rPr>
-          <w:rStyle w:val="Textooriginal"/>
-          <w:rFonts w:ascii="arial" w:hAnsi="arial"/>
-        </w:rPr>
-        <w:t>getpid()</w:t>
-      </w:r>
-      <w:r>
-        <w:rPr>
-          <w:rFonts w:ascii="arial" w:hAnsi="arial"/>
-        </w:rPr>
-        <w:t xml:space="preserve">, </w:t>
-      </w:r>
-      <w:r>
-        <w:rPr>
-          <w:rStyle w:val="Textooriginal"/>
-          <w:rFonts w:ascii="arial" w:hAnsi="arial"/>
-        </w:rPr>
-        <w:t>printf()</w:t>
-      </w:r>
-      <w:r>
-        <w:rPr>
-          <w:rFonts w:ascii="arial" w:hAnsi="arial"/>
-        </w:rPr>
-        <w:t>.</w:t>
-      </w:r>
-    </w:p>
-    <w:p>
-      <w:pPr>
-        <w:pStyle w:val="BodyText"/>
-        <w:bidi w:val="0"/>
-        <w:ind w:hanging="0" w:left="0" w:right="0"/>
-        <w:rPr>
-          <w:rFonts w:ascii="arial" w:hAnsi="arial"/>
-        </w:rPr>
-      </w:pPr>
-      <w:r>
-        <w:rPr>
-          <w:rFonts w:ascii="arial" w:hAnsi="arial"/>
-        </w:rPr>
-      </w:r>
-    </w:p>
-    <w:p>
-      <w:pPr>
-        <w:pStyle w:val="BodyText"/>
-        <w:bidi w:val="0"/>
-        <w:ind w:hanging="0" w:left="0" w:right="0"/>
-        <w:rPr>
-          <w:rFonts w:ascii="arial" w:hAnsi="arial"/>
-        </w:rPr>
-      </w:pPr>
-      <w:r>
-        <w:rPr>
-          <w:rFonts w:ascii="arial" w:hAnsi="arial"/>
-        </w:rPr>
+        <w:pStyle w:val="BodyText"/>
+        <w:bidi w:val="0"/>
+        <w:ind w:hanging="0" w:left="0" w:right="0"/>
+        <w:rPr>
+          <w:rFonts w:ascii="arial" w:hAnsi="arial"/>
+        </w:rPr>
+      </w:pPr>
+      <w:r>
+        <w:rPr>
+          <w:rFonts w:ascii="arial" w:hAnsi="arial"/>
+        </w:rPr>
+      </w:r>
+    </w:p>
+    <w:p>
+      <w:pPr>
+        <w:pStyle w:val="BodyText"/>
+        <w:tabs>
+          <w:tab w:val="clear" w:pos="720"/>
+          <w:tab w:val="left" w:pos="0" w:leader="none"/>
+        </w:tabs>
+        <w:bidi w:val="0"/>
+        <w:spacing w:before="0" w:after="0"/>
+        <w:ind w:hanging="283" w:left="709" w:right="0"/>
+        <w:rPr/>
+      </w:pPr>
+      <w:r>
+        <w:rPr/>
+        <w:drawing>
+          <wp:anchor behindDoc="0" distT="0" distB="0" distL="0" distR="0" simplePos="0" locked="0" layoutInCell="0" allowOverlap="1" relativeHeight="35">
+            <wp:simplePos x="0" y="0"/>
+            <wp:positionH relativeFrom="column">
+              <wp:align>center</wp:align>
+            </wp:positionH>
+            <wp:positionV relativeFrom="paragraph">
+              <wp:posOffset>635</wp:posOffset>
+            </wp:positionV>
+            <wp:extent cx="5461000" cy="2033905"/>
+            <wp:effectExtent l="0" t="0" r="0" b="0"/>
+            <wp:wrapSquare wrapText="largest"/>
+            <wp:docPr id="34" name="Imagen34" descr=""/>
+            <wp:cNvGraphicFramePr>
+              <a:graphicFrameLocks xmlns:a="http://schemas.openxmlformats.org/drawingml/2006/main" noChangeAspect="1"/>
+            </wp:cNvGraphicFramePr>
+            <a:graphic xmlns:a="http://schemas.openxmlformats.org/drawingml/2006/main">
+              <a:graphicData uri="http://schemas.openxmlformats.org/drawingml/2006/picture">
+                <pic:pic xmlns:pic="http://schemas.openxmlformats.org/drawingml/2006/picture">
+                  <pic:nvPicPr>
+                    <pic:cNvPr id="34" name="Imagen34" descr=""/>
+                    <pic:cNvPicPr>
+                      <a:picLocks noChangeAspect="1" noChangeArrowheads="1"/>
+                    </pic:cNvPicPr>
+                  </pic:nvPicPr>
+                  <pic:blipFill>
+                    <a:blip r:embed="rId35"/>
+                    <a:stretch>
+                      <a:fillRect/>
+                    </a:stretch>
+                  </pic:blipFill>
+                  <pic:spPr bwMode="auto">
+                    <a:xfrm>
+                      <a:off x="0" y="0"/>
+                      <a:ext cx="5461000" cy="2033905"/>
+                    </a:xfrm>
+                    <a:prstGeom prst="rect">
+                      <a:avLst/>
+                    </a:prstGeom>
+                  </pic:spPr>
+                </pic:pic>
+              </a:graphicData>
+            </a:graphic>
+          </wp:anchor>
+        </w:drawing>
       </w:r>
     </w:p>
     <w:p>
@@ -10159,9 +12165,11 @@
       </w:r>
     </w:p>
     <w:sectPr>
+      <w:headerReference w:type="default" r:id="rId36"/>
+      <w:footerReference w:type="default" r:id="rId37"/>
       <w:type w:val="nextPage"/>
       <w:pgSz w:w="11906" w:h="16838"/>
-      <w:pgMar w:left="1440" w:right="1440" w:gutter="0" w:header="0" w:top="1440" w:footer="0" w:bottom="1440"/>
+      <w:pgMar w:left="1440" w:right="1440" w:gutter="0" w:header="1440" w:top="2013" w:footer="1440" w:bottom="2013"/>
       <w:pgNumType w:start="1" w:fmt="decimal"/>
       <w:formProt w:val="false"/>
       <w:textDirection w:val="lrTb"/>
@@ -10169,6 +12177,51 @@
     </w:sectPr>
   </w:body>
 </w:document>
+</file>
+
+<file path=word/footer1.xml><?xml version="1.0" encoding="utf-8"?>
+<w:ftr xmlns:o="urn:schemas-microsoft-com:office:office" xmlns:r="http://schemas.openxmlformats.org/officeDocument/2006/relationships" xmlns:v="urn:schemas-microsoft-com:vml" xmlns:w="http://schemas.openxmlformats.org/wordprocessingml/2006/main" xmlns:w10="urn:schemas-microsoft-com:office:word" xmlns:wp="http://schemas.openxmlformats.org/drawingml/2006/wordprocessingDrawing" xmlns:wps="http://schemas.microsoft.com/office/word/2010/wordprocessingShape" xmlns:wpg="http://schemas.microsoft.com/office/word/2010/wordprocessingGroup" xmlns:mc="http://schemas.openxmlformats.org/markup-compatibility/2006" xmlns:wp14="http://schemas.microsoft.com/office/word/2010/wordprocessingDrawing" xmlns:w14="http://schemas.microsoft.com/office/word/2010/wordml" xmlns:w15="http://schemas.microsoft.com/office/word/2012/wordml" mc:Ignorable="w14 wp14 w15">
+  <w:p>
+    <w:pPr>
+      <w:pStyle w:val="Footer"/>
+      <w:rPr/>
+    </w:pPr>
+    <w:r>
+      <w:rPr/>
+    </w:r>
+  </w:p>
+</w:ftr>
+</file>
+
+<file path=word/header1.xml><?xml version="1.0" encoding="utf-8"?>
+<w:hdr xmlns:o="urn:schemas-microsoft-com:office:office" xmlns:r="http://schemas.openxmlformats.org/officeDocument/2006/relationships" xmlns:v="urn:schemas-microsoft-com:vml" xmlns:w="http://schemas.openxmlformats.org/wordprocessingml/2006/main" xmlns:w10="urn:schemas-microsoft-com:office:word" xmlns:wp="http://schemas.openxmlformats.org/drawingml/2006/wordprocessingDrawing" xmlns:wps="http://schemas.microsoft.com/office/word/2010/wordprocessingShape" xmlns:wpg="http://schemas.microsoft.com/office/word/2010/wordprocessingGroup" xmlns:mc="http://schemas.openxmlformats.org/markup-compatibility/2006" xmlns:wp14="http://schemas.microsoft.com/office/word/2010/wordprocessingDrawing" xmlns:w14="http://schemas.microsoft.com/office/word/2010/wordml" xmlns:w15="http://schemas.microsoft.com/office/word/2012/wordml" mc:Ignorable="w14 wp14 w15">
+  <w:p>
+    <w:pPr>
+      <w:pStyle w:val="Header"/>
+      <w:rPr/>
+    </w:pPr>
+    <w:r>
+      <w:rPr/>
+      <w:fldChar w:fldCharType="begin"/>
+    </w:r>
+    <w:r>
+      <w:rPr/>
+      <w:instrText xml:space="preserve"> PAGE </w:instrText>
+    </w:r>
+    <w:r>
+      <w:rPr/>
+      <w:fldChar w:fldCharType="separate"/>
+    </w:r>
+    <w:r>
+      <w:rPr/>
+      <w:t>20</w:t>
+    </w:r>
+    <w:r>
+      <w:rPr/>
+      <w:fldChar w:fldCharType="end"/>
+    </w:r>
+  </w:p>
+</w:hdr>
 </file>
 
 <file path=word/numbering.xml><?xml version="1.0" encoding="utf-8"?>
@@ -11567,6 +13620,17 @@
     <w:qFormat/>
     <w:rPr/>
   </w:style>
+  <w:style w:type="character" w:styleId="Caracteresdenotaalpie">
+    <w:name w:val="Caracteres de nota al pie"/>
+    <w:qFormat/>
+    <w:rPr/>
+  </w:style>
+  <w:style w:type="character" w:styleId="FootnoteReference">
+    <w:name w:val="Footnote Reference"/>
+    <w:rPr>
+      <w:vertAlign w:val="superscript"/>
+    </w:rPr>
+  </w:style>
   <w:style w:type="paragraph" w:styleId="Ttulo">
     <w:name w:val="Título"/>
     <w:basedOn w:val="Normal"/>
@@ -11692,6 +13756,48 @@
       <w:sz w:val="20"/>
       <w:szCs w:val="20"/>
     </w:rPr>
+  </w:style>
+  <w:style w:type="paragraph" w:styleId="FootnoteText">
+    <w:name w:val="Footnote Text"/>
+    <w:basedOn w:val="Normal"/>
+    <w:pPr>
+      <w:suppressLineNumbers/>
+      <w:ind w:hanging="340" w:left="340"/>
+    </w:pPr>
+    <w:rPr>
+      <w:sz w:val="20"/>
+      <w:szCs w:val="20"/>
+    </w:rPr>
+  </w:style>
+  <w:style w:type="paragraph" w:styleId="Cabeceraypie">
+    <w:name w:val="Cabecera y pie"/>
+    <w:basedOn w:val="Normal"/>
+    <w:qFormat/>
+    <w:pPr>
+      <w:suppressLineNumbers/>
+      <w:tabs>
+        <w:tab w:val="clear" w:pos="720"/>
+        <w:tab w:val="center" w:pos="4513" w:leader="none"/>
+        <w:tab w:val="right" w:pos="9026" w:leader="none"/>
+      </w:tabs>
+    </w:pPr>
+    <w:rPr/>
+  </w:style>
+  <w:style w:type="paragraph" w:styleId="Footer">
+    <w:name w:val="Footer"/>
+    <w:basedOn w:val="Cabeceraypie"/>
+    <w:pPr>
+      <w:suppressLineNumbers/>
+    </w:pPr>
+    <w:rPr/>
+  </w:style>
+  <w:style w:type="paragraph" w:styleId="Header">
+    <w:name w:val="Header"/>
+    <w:basedOn w:val="Cabeceraypie"/>
+    <w:pPr>
+      <w:suppressLineNumbers/>
+    </w:pPr>
+    <w:rPr/>
   </w:style>
   <w:style w:type="table" w:default="1" w:styleId="TableNormal">
     <w:name w:val="TableNormal"/>

--- a/P1/Memoria prac1.docx
+++ b/P1/Memoria prac1.docx
@@ -9,11 +9,7 @@
       </w:pPr>
       <w:r>
         <w:rPr/>
-        <w:t xml:space="preserve">PRÁCTICA 1: SISTEMAS OPERATIVOS. </w:t>
-      </w:r>
-      <w:r>
-        <w:rPr/>
-        <w:t>Gestión de procesos y archivos-</w:t>
+        <w:t>PRÁCTICA 1: SISTEMAS OPERATIVOS. Gestión de procesos y archivos-</w:t>
       </w:r>
     </w:p>
     <w:p>
@@ -23,7 +19,7 @@
       </w:pPr>
       <w:r>
         <w:rPr/>
-        <w:t>Marcos Sánchez García</w:t>
+        <w:t xml:space="preserve">Marcos Sánchez García         </w:t>
       </w:r>
     </w:p>
     <w:p>
@@ -52,7 +48,62 @@
           <w:szCs w:val="56"/>
           <w:u w:val="single"/>
         </w:rPr>
-        <w:t>ÍNDICE</w:t>
+        <w:t xml:space="preserve">ÍNDICE  </w:t>
+      </w:r>
+      <w:r>
+        <w:rPr>
+          <w:b w:val="false"/>
+          <w:bCs w:val="false"/>
+          <w:sz w:val="28"/>
+          <w:szCs w:val="28"/>
+          <w:u w:val="none"/>
+        </w:rPr>
+        <w:t>(enlace al repositorio de trabajo en github:</w:t>
+      </w:r>
+    </w:p>
+    <w:p>
+      <w:pPr>
+        <w:pStyle w:val="normal1"/>
+        <w:rPr>
+          <w:b/>
+          <w:bCs/>
+          <w:u w:val="single"/>
+        </w:rPr>
+      </w:pPr>
+      <w:r>
+        <w:rPr>
+          <w:b w:val="false"/>
+          <w:bCs w:val="false"/>
+          <w:sz w:val="28"/>
+          <w:szCs w:val="28"/>
+          <w:u w:val="none"/>
+        </w:rPr>
+        <w:tab/>
+        <w:tab/>
+        <w:tab/>
+      </w:r>
+      <w:hyperlink r:id="rId2">
+        <w:r>
+          <w:rPr>
+            <w:rStyle w:val="Hyperlink"/>
+            <w:b w:val="false"/>
+            <w:bCs w:val="false"/>
+            <w:sz w:val="28"/>
+            <w:szCs w:val="28"/>
+            <w:u w:val="none"/>
+          </w:rPr>
+          <w:t>https://github.com/marsangar2007-tech/prac1.git</w:t>
+        </w:r>
+      </w:hyperlink>
+      <w:r>
+        <w:rPr>
+          <w:b w:val="false"/>
+          <w:bCs w:val="false"/>
+          <w:sz w:val="28"/>
+          <w:szCs w:val="28"/>
+          <w:u w:val="none"/>
+        </w:rPr>
+        <w:t xml:space="preserve"> )</w:t>
       </w:r>
     </w:p>
     <w:p>
@@ -179,21 +230,41 @@
           <w:sz w:val="30"/>
           <w:szCs w:val="30"/>
         </w:rPr>
-        <w:t xml:space="preserve">2.1. Enunciado………………………….pág </w:t>
-      </w:r>
+        <w:t xml:space="preserve">2.1. Enunciado………………………….pág 7 </w:t>
+      </w:r>
+    </w:p>
+    <w:p>
+      <w:pPr>
+        <w:pStyle w:val="normal1"/>
+        <w:rPr>
+          <w:sz w:val="40"/>
+          <w:szCs w:val="40"/>
+        </w:rPr>
+      </w:pPr>
       <w:r>
         <w:rPr>
           <w:sz w:val="30"/>
           <w:szCs w:val="30"/>
         </w:rPr>
-        <w:t>7</w:t>
-      </w:r>
+        <w:tab/>
+        <w:t>2.2. Ejemplo de salida por pantalla......pág 7</w:t>
+      </w:r>
+    </w:p>
+    <w:p>
+      <w:pPr>
+        <w:pStyle w:val="normal1"/>
+        <w:rPr>
+          <w:sz w:val="40"/>
+          <w:szCs w:val="40"/>
+        </w:rPr>
+      </w:pPr>
       <w:r>
         <w:rPr>
           <w:sz w:val="30"/>
           <w:szCs w:val="30"/>
         </w:rPr>
-        <w:t xml:space="preserve"> </w:t>
+        <w:tab/>
+        <w:t>2.3. Tareas y justificación……………...pág 8</w:t>
       </w:r>
     </w:p>
     <w:p>
@@ -210,14 +281,61 @@
           <w:szCs w:val="30"/>
         </w:rPr>
         <w:tab/>
-        <w:t xml:space="preserve">2.2. Ejemplo de salida por pantalla......pág </w:t>
+        <w:t>2.4. Análisis del código………………...pág 8</w:t>
+      </w:r>
+    </w:p>
+    <w:p>
+      <w:pPr>
+        <w:pStyle w:val="normal1"/>
+        <w:rPr>
+          <w:sz w:val="40"/>
+          <w:szCs w:val="40"/>
+        </w:rPr>
+      </w:pPr>
+      <w:r>
+        <w:rPr>
+          <w:sz w:val="40"/>
+          <w:szCs w:val="40"/>
+        </w:rPr>
+      </w:r>
+    </w:p>
+    <w:p>
+      <w:pPr>
+        <w:pStyle w:val="normal1"/>
+        <w:rPr>
+          <w:sz w:val="40"/>
+          <w:szCs w:val="40"/>
+        </w:rPr>
+      </w:pPr>
+      <w:r>
+        <w:rPr>
+          <w:sz w:val="40"/>
+          <w:szCs w:val="40"/>
+        </w:rPr>
+        <w:t>3. Ejercicio hacha.c………………pág 12</w:t>
+      </w:r>
+    </w:p>
+    <w:p>
+      <w:pPr>
+        <w:pStyle w:val="normal1"/>
+        <w:rPr>
+          <w:sz w:val="40"/>
+          <w:szCs w:val="40"/>
+        </w:rPr>
+      </w:pPr>
+      <w:r>
+        <w:rPr>
+          <w:sz w:val="40"/>
+          <w:szCs w:val="40"/>
+        </w:rPr>
+        <w:tab/>
       </w:r>
       <w:r>
         <w:rPr>
           <w:sz w:val="30"/>
           <w:szCs w:val="30"/>
         </w:rPr>
-        <w:t>7</w:t>
+        <w:t xml:space="preserve">3.1. Enunciado………………………….pág 12 </w:t>
       </w:r>
     </w:p>
     <w:p>
@@ -234,14 +352,24 @@
           <w:szCs w:val="30"/>
         </w:rPr>
         <w:tab/>
-        <w:t xml:space="preserve">2.3. Tareas y justificación……………...pág </w:t>
-      </w:r>
+        <w:t>3.2. Ejemplo de salida por pantal...…..pág 12</w:t>
+      </w:r>
+    </w:p>
+    <w:p>
+      <w:pPr>
+        <w:pStyle w:val="normal1"/>
+        <w:rPr>
+          <w:sz w:val="40"/>
+          <w:szCs w:val="40"/>
+        </w:rPr>
+      </w:pPr>
       <w:r>
         <w:rPr>
           <w:sz w:val="30"/>
           <w:szCs w:val="30"/>
         </w:rPr>
-        <w:t>8</w:t>
+        <w:tab/>
+        <w:t>3.3. Tareas y justificación……………...pág 12</w:t>
       </w:r>
     </w:p>
     <w:p>
@@ -258,14 +386,61 @@
           <w:szCs w:val="30"/>
         </w:rPr>
         <w:tab/>
-        <w:t xml:space="preserve">2.4. Análisis del código………………...pág </w:t>
+        <w:t>3.4. Análisis del código…………………pág 13</w:t>
+      </w:r>
+    </w:p>
+    <w:p>
+      <w:pPr>
+        <w:pStyle w:val="normal1"/>
+        <w:rPr>
+          <w:sz w:val="40"/>
+          <w:szCs w:val="40"/>
+        </w:rPr>
+      </w:pPr>
+      <w:r>
+        <w:rPr>
+          <w:sz w:val="40"/>
+          <w:szCs w:val="40"/>
+        </w:rPr>
+      </w:r>
+    </w:p>
+    <w:p>
+      <w:pPr>
+        <w:pStyle w:val="normal1"/>
+        <w:rPr>
+          <w:sz w:val="40"/>
+          <w:szCs w:val="40"/>
+        </w:rPr>
+      </w:pPr>
+      <w:r>
+        <w:rPr>
+          <w:sz w:val="40"/>
+          <w:szCs w:val="40"/>
+        </w:rPr>
+        <w:t>4. Ejercicio hijos.c……………….pág 17</w:t>
+      </w:r>
+    </w:p>
+    <w:p>
+      <w:pPr>
+        <w:pStyle w:val="normal1"/>
+        <w:rPr>
+          <w:sz w:val="40"/>
+          <w:szCs w:val="40"/>
+        </w:rPr>
+      </w:pPr>
+      <w:r>
+        <w:rPr>
+          <w:sz w:val="40"/>
+          <w:szCs w:val="40"/>
+        </w:rPr>
+        <w:tab/>
       </w:r>
       <w:r>
         <w:rPr>
           <w:sz w:val="30"/>
           <w:szCs w:val="30"/>
         </w:rPr>
-        <w:t>8</w:t>
+        <w:t xml:space="preserve">4.1. Enunciado y salida esperada…….pág 17 </w:t>
       </w:r>
     </w:p>
     <w:p>
@@ -278,313 +453,28 @@
       </w:pPr>
       <w:r>
         <w:rPr>
+          <w:sz w:val="30"/>
+          <w:szCs w:val="30"/>
+        </w:rPr>
+        <w:tab/>
+        <w:t>4.2. Tareas y justificación……………...pág 17</w:t>
+      </w:r>
+    </w:p>
+    <w:p>
+      <w:pPr>
+        <w:pStyle w:val="normal1"/>
+        <w:rPr>
           <w:sz w:val="40"/>
           <w:szCs w:val="40"/>
         </w:rPr>
-      </w:r>
-    </w:p>
-    <w:p>
-      <w:pPr>
-        <w:pStyle w:val="normal1"/>
-        <w:rPr>
-          <w:sz w:val="40"/>
-          <w:szCs w:val="40"/>
-        </w:rPr>
-      </w:pPr>
-      <w:r>
-        <w:rPr>
-          <w:sz w:val="40"/>
-          <w:szCs w:val="40"/>
-        </w:rPr>
-        <w:t>3</w:t>
-      </w:r>
-      <w:r>
-        <w:rPr>
-          <w:sz w:val="40"/>
-          <w:szCs w:val="40"/>
-        </w:rPr>
-        <w:t>. Ejercicio hacha.c………………pág 12</w:t>
-      </w:r>
-    </w:p>
-    <w:p>
-      <w:pPr>
-        <w:pStyle w:val="normal1"/>
-        <w:rPr>
-          <w:sz w:val="40"/>
-          <w:szCs w:val="40"/>
-        </w:rPr>
-      </w:pPr>
-      <w:r>
-        <w:rPr>
-          <w:sz w:val="40"/>
-          <w:szCs w:val="40"/>
-        </w:rPr>
-        <w:tab/>
-      </w:r>
+      </w:pPr>
       <w:r>
         <w:rPr>
           <w:sz w:val="30"/>
           <w:szCs w:val="30"/>
         </w:rPr>
-        <w:t xml:space="preserve">3.1. Enunciado………………………….pág </w:t>
-      </w:r>
-      <w:r>
-        <w:rPr>
-          <w:sz w:val="30"/>
-          <w:szCs w:val="30"/>
-        </w:rPr>
-        <w:t>1</w:t>
-      </w:r>
-      <w:r>
-        <w:rPr>
-          <w:sz w:val="30"/>
-          <w:szCs w:val="30"/>
-        </w:rPr>
-        <w:t xml:space="preserve">2 </w:t>
-      </w:r>
-    </w:p>
-    <w:p>
-      <w:pPr>
-        <w:pStyle w:val="normal1"/>
-        <w:rPr>
-          <w:sz w:val="40"/>
-          <w:szCs w:val="40"/>
-        </w:rPr>
-      </w:pPr>
-      <w:r>
-        <w:rPr>
-          <w:sz w:val="30"/>
-          <w:szCs w:val="30"/>
-        </w:rPr>
         <w:tab/>
-        <w:t xml:space="preserve">3.2. Ejemplo de salida por pantal...…..pág </w:t>
-      </w:r>
-      <w:r>
-        <w:rPr>
-          <w:sz w:val="30"/>
-          <w:szCs w:val="30"/>
-        </w:rPr>
-        <w:t>1</w:t>
-      </w:r>
-      <w:r>
-        <w:rPr>
-          <w:sz w:val="30"/>
-          <w:szCs w:val="30"/>
-        </w:rPr>
-        <w:t>2</w:t>
-      </w:r>
-    </w:p>
-    <w:p>
-      <w:pPr>
-        <w:pStyle w:val="normal1"/>
-        <w:rPr>
-          <w:sz w:val="40"/>
-          <w:szCs w:val="40"/>
-        </w:rPr>
-      </w:pPr>
-      <w:r>
-        <w:rPr>
-          <w:sz w:val="30"/>
-          <w:szCs w:val="30"/>
-        </w:rPr>
-        <w:tab/>
-        <w:t xml:space="preserve">3.3. Tareas y justificación……………...pág </w:t>
-      </w:r>
-      <w:r>
-        <w:rPr>
-          <w:sz w:val="30"/>
-          <w:szCs w:val="30"/>
-        </w:rPr>
-        <w:t>1</w:t>
-      </w:r>
-      <w:r>
-        <w:rPr>
-          <w:sz w:val="30"/>
-          <w:szCs w:val="30"/>
-        </w:rPr>
-        <w:t>2</w:t>
-      </w:r>
-    </w:p>
-    <w:p>
-      <w:pPr>
-        <w:pStyle w:val="normal1"/>
-        <w:rPr>
-          <w:sz w:val="40"/>
-          <w:szCs w:val="40"/>
-        </w:rPr>
-      </w:pPr>
-      <w:r>
-        <w:rPr>
-          <w:sz w:val="30"/>
-          <w:szCs w:val="30"/>
-        </w:rPr>
-        <w:tab/>
-        <w:t xml:space="preserve">3.4. Análisis del código…………………pág </w:t>
-      </w:r>
-      <w:r>
-        <w:rPr>
-          <w:sz w:val="30"/>
-          <w:szCs w:val="30"/>
-        </w:rPr>
-        <w:t>1</w:t>
-      </w:r>
-      <w:r>
-        <w:rPr>
-          <w:sz w:val="30"/>
-          <w:szCs w:val="30"/>
-        </w:rPr>
-        <w:t>3</w:t>
-      </w:r>
-    </w:p>
-    <w:p>
-      <w:pPr>
-        <w:pStyle w:val="normal1"/>
-        <w:rPr>
-          <w:sz w:val="40"/>
-          <w:szCs w:val="40"/>
-        </w:rPr>
-      </w:pPr>
-      <w:r>
-        <w:rPr>
-          <w:sz w:val="40"/>
-          <w:szCs w:val="40"/>
-        </w:rPr>
-      </w:r>
-    </w:p>
-    <w:p>
-      <w:pPr>
-        <w:pStyle w:val="normal1"/>
-        <w:rPr>
-          <w:sz w:val="40"/>
-          <w:szCs w:val="40"/>
-        </w:rPr>
-      </w:pPr>
-      <w:r>
-        <w:rPr>
-          <w:sz w:val="40"/>
-          <w:szCs w:val="40"/>
-        </w:rPr>
-        <w:t>4</w:t>
-      </w:r>
-      <w:r>
-        <w:rPr>
-          <w:sz w:val="40"/>
-          <w:szCs w:val="40"/>
-        </w:rPr>
-        <w:t xml:space="preserve">. Ejercicio </w:t>
-      </w:r>
-      <w:r>
-        <w:rPr>
-          <w:sz w:val="40"/>
-          <w:szCs w:val="40"/>
-        </w:rPr>
-        <w:t>hijos</w:t>
-      </w:r>
-      <w:r>
-        <w:rPr>
-          <w:sz w:val="40"/>
-          <w:szCs w:val="40"/>
-        </w:rPr>
-        <w:t xml:space="preserve">.c……………….pág </w:t>
-      </w:r>
-      <w:r>
-        <w:rPr>
-          <w:sz w:val="40"/>
-          <w:szCs w:val="40"/>
-        </w:rPr>
-        <w:t>17</w:t>
-      </w:r>
-    </w:p>
-    <w:p>
-      <w:pPr>
-        <w:pStyle w:val="normal1"/>
-        <w:rPr>
-          <w:sz w:val="40"/>
-          <w:szCs w:val="40"/>
-        </w:rPr>
-      </w:pPr>
-      <w:r>
-        <w:rPr>
-          <w:sz w:val="40"/>
-          <w:szCs w:val="40"/>
-        </w:rPr>
-        <w:tab/>
-      </w:r>
-      <w:r>
-        <w:rPr>
-          <w:sz w:val="30"/>
-          <w:szCs w:val="30"/>
-        </w:rPr>
-        <w:t>4</w:t>
-      </w:r>
-      <w:r>
-        <w:rPr>
-          <w:sz w:val="30"/>
-          <w:szCs w:val="30"/>
-        </w:rPr>
-        <w:t xml:space="preserve">.1. Enunciado y salida esperada…….pág </w:t>
-      </w:r>
-      <w:r>
-        <w:rPr>
-          <w:sz w:val="30"/>
-          <w:szCs w:val="30"/>
-        </w:rPr>
-        <w:t>17</w:t>
-      </w:r>
-      <w:r>
-        <w:rPr>
-          <w:sz w:val="30"/>
-          <w:szCs w:val="30"/>
-        </w:rPr>
-        <w:t xml:space="preserve"> </w:t>
-      </w:r>
-    </w:p>
-    <w:p>
-      <w:pPr>
-        <w:pStyle w:val="normal1"/>
-        <w:rPr>
-          <w:sz w:val="40"/>
-          <w:szCs w:val="40"/>
-        </w:rPr>
-      </w:pPr>
-      <w:r>
-        <w:rPr>
-          <w:sz w:val="30"/>
-          <w:szCs w:val="30"/>
-        </w:rPr>
-        <w:tab/>
-        <w:t xml:space="preserve">4.2. Tareas y justificación……………...pág </w:t>
-      </w:r>
-      <w:r>
-        <w:rPr>
-          <w:sz w:val="30"/>
-          <w:szCs w:val="30"/>
-        </w:rPr>
-        <w:t>17</w:t>
-      </w:r>
-    </w:p>
-    <w:p>
-      <w:pPr>
-        <w:pStyle w:val="normal1"/>
-        <w:rPr>
-          <w:sz w:val="40"/>
-          <w:szCs w:val="40"/>
-        </w:rPr>
-      </w:pPr>
-      <w:r>
-        <w:rPr>
-          <w:sz w:val="30"/>
-          <w:szCs w:val="30"/>
-        </w:rPr>
-        <w:tab/>
-        <w:t xml:space="preserve">4.3. Análisis del código………………...pág </w:t>
-      </w:r>
-      <w:r>
-        <w:rPr>
-          <w:sz w:val="30"/>
-          <w:szCs w:val="30"/>
-        </w:rPr>
-        <w:t>18</w:t>
+        <w:t>4.3. Análisis del código………………...pág 18</w:t>
       </w:r>
     </w:p>
     <w:p>
@@ -685,7 +575,7 @@
                     </pic:cNvPicPr>
                   </pic:nvPicPr>
                   <pic:blipFill>
-                    <a:blip r:embed="rId2"/>
+                    <a:blip r:embed="rId3"/>
                     <a:stretch>
                       <a:fillRect/>
                     </a:stretch>
@@ -749,19 +639,7 @@
         <w:rPr>
           <w:rFonts w:ascii="arial" w:hAnsi="arial"/>
         </w:rPr>
-        <w:t xml:space="preserve">: </w:t>
-      </w:r>
-      <w:r>
-        <w:rPr>
-          <w:rFonts w:ascii="arial" w:hAnsi="arial"/>
-        </w:rPr>
-        <w:t>Necesitamos los argumentos x e y para un correcto funcionamiento. Sino, lanza el mensaje y termina el programa</w:t>
-      </w:r>
-      <w:r>
-        <w:rPr>
-          <w:rFonts w:ascii="arial" w:hAnsi="arial"/>
-        </w:rPr>
-        <w:t xml:space="preserve">. </w:t>
+        <w:t xml:space="preserve">: Necesitamos los argumentos x e y para un correcto funcionamiento. Sino, lanza el mensaje y termina el programa. </w:t>
       </w:r>
     </w:p>
     <w:p>
@@ -791,13 +669,7 @@
         <w:rPr>
           <w:rFonts w:ascii="arial" w:hAnsi="arial"/>
         </w:rPr>
-        <w:t xml:space="preserve">: </w:t>
-      </w:r>
-      <w:r>
-        <w:rPr>
-          <w:rFonts w:ascii="arial" w:hAnsi="arial"/>
-        </w:rPr>
-        <w:t>Controlamos que inicialmente, cada columna, tenga un hijo y luego cada una de ellas tiene más hijos hasta completar las ramificaciones llegando al hijo final.</w:t>
+        <w:t>: Controlamos que inicialmente, cada columna, tenga un hijo y luego cada una de ellas tiene más hijos hasta completar las ramificaciones llegando al hijo final.</w:t>
       </w:r>
     </w:p>
     <w:p>
@@ -946,39 +818,20 @@
         <w:rPr>
           <w:rFonts w:ascii="arial" w:hAnsi="arial"/>
         </w:rPr>
-        <w:t xml:space="preserve">: el padre manda </w:t>
-      </w:r>
-      <w:r>
-        <w:rPr>
-          <w:rFonts w:ascii="arial" w:hAnsi="arial"/>
-        </w:rPr>
-        <w:t>una señal a todos (</w:t>
-      </w:r>
-      <w:r>
-        <w:rPr>
-          <w:rStyle w:val="Textooriginal"/>
-          <w:rFonts w:ascii="arial" w:hAnsi="arial"/>
-        </w:rPr>
-        <w:t>SIGUSR1</w:t>
-      </w:r>
-      <w:r>
-        <w:rPr>
-          <w:rStyle w:val="Textooriginal"/>
-          <w:rFonts w:ascii="arial" w:hAnsi="arial"/>
-        </w:rPr>
-        <w:t>)</w:t>
-      </w:r>
-      <w:r>
-        <w:rPr>
-          <w:rFonts w:ascii="arial" w:hAnsi="arial"/>
-        </w:rPr>
-        <w:t xml:space="preserve"> . </w:t>
-      </w:r>
-      <w:r>
-        <w:rPr>
-          <w:rFonts w:ascii="arial" w:hAnsi="arial"/>
-        </w:rPr>
-        <w:t>Pero solo necesitamos que la ejecuten las hojas finales y los procesos intermedios las ignoren (usamos SIG_IGN).</w:t>
+        <w:t>: el padre manda una señal a todos (</w:t>
+      </w:r>
+      <w:r>
+        <w:rPr>
+          <w:rStyle w:val="Textooriginal"/>
+          <w:rFonts w:ascii="arial" w:hAnsi="arial"/>
+        </w:rPr>
+        <w:t>SIGUSR1)</w:t>
+      </w:r>
+      <w:r>
+        <w:rPr>
+          <w:rFonts w:ascii="arial" w:hAnsi="arial"/>
+        </w:rPr>
+        <w:t xml:space="preserve"> . Pero solo necesitamos que la ejecuten las hojas finales y los procesos intermedios las ignoren (usamos SIG_IGN).</w:t>
       </w:r>
     </w:p>
     <w:p>
@@ -1732,7 +1585,7 @@
                     </pic:cNvPicPr>
                   </pic:nvPicPr>
                   <pic:blipFill>
-                    <a:blip r:embed="rId3"/>
+                    <a:blip r:embed="rId4"/>
                     <a:stretch>
                       <a:fillRect/>
                     </a:stretch>
@@ -2009,7 +1862,7 @@
                     </pic:cNvPicPr>
                   </pic:nvPicPr>
                   <pic:blipFill>
-                    <a:blip r:embed="rId4"/>
+                    <a:blip r:embed="rId5"/>
                     <a:stretch>
                       <a:fillRect/>
                     </a:stretch>
@@ -2287,7 +2140,7 @@
                     </pic:cNvPicPr>
                   </pic:nvPicPr>
                   <pic:blipFill>
-                    <a:blip r:embed="rId5"/>
+                    <a:blip r:embed="rId6"/>
                     <a:stretch>
                       <a:fillRect/>
                     </a:stretch>
@@ -2599,14 +2452,7 @@
           <w:rStyle w:val="Strong"/>
           <w:rFonts w:ascii="arial" w:hAnsi="arial"/>
         </w:rPr>
-        <w:t>Ll</w:t>
-      </w:r>
-      <w:r>
-        <w:rPr>
-          <w:rStyle w:val="Strong"/>
-          <w:rFonts w:ascii="arial" w:hAnsi="arial"/>
-        </w:rPr>
-        <w:t>amadas:</w:t>
+        <w:t>Llamadas:</w:t>
       </w:r>
       <w:r>
         <w:rPr>
@@ -2693,7 +2539,7 @@
                     </pic:cNvPicPr>
                   </pic:nvPicPr>
                   <pic:blipFill>
-                    <a:blip r:embed="rId6"/>
+                    <a:blip r:embed="rId7"/>
                     <a:stretch>
                       <a:fillRect/>
                     </a:stretch>
@@ -2911,7 +2757,7 @@
                     </pic:cNvPicPr>
                   </pic:nvPicPr>
                   <pic:blipFill>
-                    <a:blip r:embed="rId7"/>
+                    <a:blip r:embed="rId8"/>
                     <a:stretch>
                       <a:fillRect/>
                     </a:stretch>
@@ -3198,7 +3044,7 @@
                     </pic:cNvPicPr>
                   </pic:nvPicPr>
                   <pic:blipFill>
-                    <a:blip r:embed="rId8"/>
+                    <a:blip r:embed="rId9"/>
                     <a:stretch>
                       <a:fillRect/>
                     </a:stretch>
@@ -3504,7 +3350,7 @@
                     </pic:cNvPicPr>
                   </pic:nvPicPr>
                   <pic:blipFill>
-                    <a:blip r:embed="rId9"/>
+                    <a:blip r:embed="rId10"/>
                     <a:stretch>
                       <a:fillRect/>
                     </a:stretch>
@@ -3616,7 +3462,7 @@
                     </pic:cNvPicPr>
                   </pic:nvPicPr>
                   <pic:blipFill>
-                    <a:blip r:embed="rId10"/>
+                    <a:blip r:embed="rId11"/>
                     <a:stretch>
                       <a:fillRect/>
                     </a:stretch>
@@ -3760,23 +3606,7 @@
           <w:kern w:val="0"/>
           <w:lang w:val="es-ES" w:eastAsia="zh-CN" w:bidi="hi-IN"/>
         </w:rPr>
-        <w:t xml:space="preserve">2. </w:t>
-      </w:r>
-      <w:r>
-        <w:rPr>
-          <w:rFonts w:eastAsia="Arial" w:cs="Arial" w:ascii="arial" w:hAnsi="arial"/>
-          <w:kern w:val="0"/>
-          <w:lang w:val="es-ES" w:eastAsia="zh-CN" w:bidi="hi-IN"/>
-        </w:rPr>
-        <w:t xml:space="preserve">3. </w:t>
-      </w:r>
-      <w:r>
-        <w:rPr>
-          <w:rFonts w:eastAsia="Arial" w:cs="Arial" w:ascii="arial" w:hAnsi="arial"/>
-          <w:kern w:val="0"/>
-          <w:lang w:val="es-ES" w:eastAsia="zh-CN" w:bidi="hi-IN"/>
-        </w:rPr>
-        <w:t>Tareas y justificación</w:t>
+        <w:t>2. 3. Tareas y justificación</w:t>
       </w:r>
     </w:p>
     <w:p>
@@ -3806,13 +3636,7 @@
         <w:rPr>
           <w:rFonts w:ascii="arial" w:hAnsi="arial"/>
         </w:rPr>
-        <w:t xml:space="preserve">: </w:t>
-      </w:r>
-      <w:r>
-        <w:rPr>
-          <w:rFonts w:ascii="arial" w:hAnsi="arial"/>
-        </w:rPr>
-        <w:t>Como el anterior ejercicio debemos asegurarnos que el usuario introduce los argumentos pertinentes.</w:t>
+        <w:t>: Como el anterior ejercicio debemos asegurarnos que el usuario introduce los argumentos pertinentes.</w:t>
       </w:r>
     </w:p>
     <w:p>
@@ -3842,13 +3666,7 @@
         <w:rPr>
           <w:rFonts w:ascii="arial" w:hAnsi="arial"/>
         </w:rPr>
-        <w:t xml:space="preserve">: </w:t>
-      </w:r>
-      <w:r>
-        <w:rPr>
-          <w:rFonts w:ascii="arial" w:hAnsi="arial"/>
-        </w:rPr>
-        <w:t>Diseñamos un algoritmo con bucles para que cada hijo tenga a su otro hijo y así sucesivamente.</w:t>
+        <w:t>: Diseñamos un algoritmo con bucles para que cada hijo tenga a su otro hijo y así sucesivamente.</w:t>
       </w:r>
     </w:p>
     <w:p>
@@ -3967,13 +3785,7 @@
         <w:rPr>
           <w:rFonts w:ascii="arial" w:hAnsi="arial"/>
         </w:rPr>
-        <w:t xml:space="preserve">: </w:t>
-      </w:r>
-      <w:r>
-        <w:rPr>
-          <w:rFonts w:ascii="arial" w:hAnsi="arial"/>
-        </w:rPr>
-        <w:t>Cuando es debido, el proceso Z manda una señal a A para que muestre el árbol y comience a destruirlo comenzando por abajo.</w:t>
+        <w:t>: Cuando es debido, el proceso Z manda una señal a A para que muestre el árbol y comience a destruirlo comenzando por abajo.</w:t>
       </w:r>
     </w:p>
     <w:p>
@@ -4042,19 +3854,7 @@
         <w:rPr>
           <w:rFonts w:ascii="arial" w:hAnsi="arial"/>
         </w:rPr>
-        <w:t xml:space="preserve">, </w:t>
-      </w:r>
-      <w:r>
-        <w:rPr>
-          <w:rFonts w:ascii="arial" w:hAnsi="arial"/>
-        </w:rPr>
-        <w:t>(el superpadre)</w:t>
-      </w:r>
-      <w:r>
-        <w:rPr>
-          <w:rFonts w:ascii="arial" w:hAnsi="arial"/>
-        </w:rPr>
-        <w:t xml:space="preserve"> que reacciona mandando </w:t>
+        <w:t xml:space="preserve">, (el superpadre) que reacciona mandando </w:t>
       </w:r>
       <w:r>
         <w:rPr>
@@ -4151,25 +3951,7 @@
         <w:rPr>
           <w:rFonts w:ascii="arial" w:hAnsi="arial"/>
         </w:rPr>
-        <w:t>2</w:t>
-      </w:r>
-      <w:r>
-        <w:rPr>
-          <w:rFonts w:ascii="arial" w:hAnsi="arial"/>
-        </w:rPr>
-        <w:t xml:space="preserve">. </w:t>
-      </w:r>
-      <w:r>
-        <w:rPr>
-          <w:rFonts w:ascii="arial" w:hAnsi="arial"/>
-        </w:rPr>
-        <w:t>4.</w:t>
-      </w:r>
-      <w:r>
-        <w:rPr>
-          <w:rFonts w:ascii="arial" w:hAnsi="arial"/>
-        </w:rPr>
-        <w:t xml:space="preserve"> Análisis del código</w:t>
+        <w:t>2. 4. Análisis del código</w:t>
       </w:r>
     </w:p>
     <w:p>
@@ -4503,7 +4285,7 @@
                     </pic:cNvPicPr>
                   </pic:nvPicPr>
                   <pic:blipFill>
-                    <a:blip r:embed="rId11"/>
+                    <a:blip r:embed="rId12"/>
                     <a:stretch>
                       <a:fillRect/>
                     </a:stretch>
@@ -4650,7 +4432,7 @@
                     </pic:cNvPicPr>
                   </pic:nvPicPr>
                   <pic:blipFill>
-                    <a:blip r:embed="rId12"/>
+                    <a:blip r:embed="rId13"/>
                     <a:stretch>
                       <a:fillRect/>
                     </a:stretch>
@@ -4956,7 +4738,7 @@
                     </pic:cNvPicPr>
                   </pic:nvPicPr>
                   <pic:blipFill>
-                    <a:blip r:embed="rId13"/>
+                    <a:blip r:embed="rId14"/>
                     <a:stretch>
                       <a:fillRect/>
                     </a:stretch>
@@ -5280,7 +5062,7 @@
                     </pic:cNvPicPr>
                   </pic:nvPicPr>
                   <pic:blipFill>
-                    <a:blip r:embed="rId14"/>
+                    <a:blip r:embed="rId15"/>
                     <a:stretch>
                       <a:fillRect/>
                     </a:stretch>
@@ -5671,7 +5453,7 @@
                     </pic:cNvPicPr>
                   </pic:nvPicPr>
                   <pic:blipFill>
-                    <a:blip r:embed="rId15"/>
+                    <a:blip r:embed="rId16"/>
                     <a:stretch>
                       <a:fillRect/>
                     </a:stretch>
@@ -5956,7 +5738,7 @@
                     </pic:cNvPicPr>
                   </pic:nvPicPr>
                   <pic:blipFill>
-                    <a:blip r:embed="rId16"/>
+                    <a:blip r:embed="rId17"/>
                     <a:stretch>
                       <a:fillRect/>
                     </a:stretch>
@@ -6237,7 +6019,7 @@
                     </pic:cNvPicPr>
                   </pic:nvPicPr>
                   <pic:blipFill>
-                    <a:blip r:embed="rId17"/>
+                    <a:blip r:embed="rId18"/>
                     <a:stretch>
                       <a:fillRect/>
                     </a:stretch>
@@ -6767,7 +6549,7 @@
                     </pic:cNvPicPr>
                   </pic:nvPicPr>
                   <pic:blipFill>
-                    <a:blip r:embed="rId18"/>
+                    <a:blip r:embed="rId19"/>
                     <a:stretch>
                       <a:fillRect/>
                     </a:stretch>
@@ -6858,7 +6640,7 @@
                     </pic:cNvPicPr>
                   </pic:nvPicPr>
                   <pic:blipFill>
-                    <a:blip r:embed="rId19"/>
+                    <a:blip r:embed="rId20"/>
                     <a:stretch>
                       <a:fillRect/>
                     </a:stretch>
@@ -6892,13 +6674,7 @@
         <w:rPr>
           <w:rFonts w:ascii="arial" w:hAnsi="arial"/>
         </w:rPr>
-        <w:t xml:space="preserve">3.3. </w:t>
-      </w:r>
-      <w:r>
-        <w:rPr>
-          <w:rFonts w:ascii="arial" w:hAnsi="arial"/>
-        </w:rPr>
-        <w:t>Tareas y justificación</w:t>
+        <w:t>3.3. Tareas y justificación</w:t>
       </w:r>
     </w:p>
     <w:p>
@@ -6928,19 +6704,7 @@
         <w:rPr>
           <w:rFonts w:ascii="arial" w:hAnsi="arial"/>
         </w:rPr>
-        <w:t xml:space="preserve">: hacen falta dos (fichero y tamaño del trozo). Si no, se muestra el uso </w:t>
-      </w:r>
-      <w:r>
-        <w:rPr>
-          <w:rFonts w:ascii="arial" w:hAnsi="arial"/>
-        </w:rPr>
-        <w:t>que se debe emplear de los argumentos y termina</w:t>
-      </w:r>
-      <w:r>
-        <w:rPr>
-          <w:rFonts w:ascii="arial" w:hAnsi="arial"/>
-        </w:rPr>
-        <w:t xml:space="preserve">. </w:t>
+        <w:t xml:space="preserve">: hacen falta dos (fichero y tamaño del trozo). Si no, se muestra el uso que se debe emplear de los argumentos y termina. </w:t>
       </w:r>
     </w:p>
     <w:p>
@@ -7115,19 +6879,7 @@
         <w:rPr>
           <w:rFonts w:ascii="arial" w:hAnsi="arial"/>
         </w:rPr>
-        <w:t xml:space="preserve">: el padre </w:t>
-      </w:r>
-      <w:r>
-        <w:rPr>
-          <w:rFonts w:ascii="arial" w:hAnsi="arial"/>
-        </w:rPr>
-        <w:t>espera</w:t>
-      </w:r>
-      <w:r>
-        <w:rPr>
-          <w:rFonts w:ascii="arial" w:hAnsi="arial"/>
-        </w:rPr>
-        <w:t xml:space="preserve"> tantas veces como trozos haya, para que no termine antes que ellos. </w:t>
+        <w:t xml:space="preserve">: el padre espera tantas veces como trozos haya, para que no termine antes que ellos. </w:t>
       </w:r>
     </w:p>
     <w:p>
@@ -7143,19 +6895,7 @@
         <w:rPr>
           <w:rFonts w:ascii="arial" w:hAnsi="arial"/>
         </w:rPr>
-        <w:t>3.</w:t>
-      </w:r>
-      <w:r>
-        <w:rPr>
-          <w:rFonts w:ascii="arial" w:hAnsi="arial"/>
-        </w:rPr>
-        <w:t>4.</w:t>
-      </w:r>
-      <w:r>
-        <w:rPr>
-          <w:rFonts w:ascii="arial" w:hAnsi="arial"/>
-        </w:rPr>
-        <w:t xml:space="preserve"> Análisis del código</w:t>
+        <w:t>3.4. Análisis del código</w:t>
       </w:r>
     </w:p>
     <w:p>
@@ -7270,7 +7010,9 @@
         </w:rPr>
       </w:pPr>
       <w:r>
-        <w:rPr/>
+        <w:rPr>
+          <w:rFonts w:ascii="arial" w:hAnsi="arial"/>
+        </w:rPr>
         <w:drawing>
           <wp:anchor behindDoc="0" distT="0" distB="0" distL="0" distR="0" simplePos="0" locked="0" layoutInCell="0" allowOverlap="1" relativeHeight="20">
             <wp:simplePos x="0" y="0"/>
@@ -7297,7 +7039,7 @@
                     </pic:cNvPicPr>
                   </pic:nvPicPr>
                   <pic:blipFill>
-                    <a:blip r:embed="rId20"/>
+                    <a:blip r:embed="rId21"/>
                     <a:stretch>
                       <a:fillRect/>
                     </a:stretch>
@@ -7329,7 +7071,9 @@
         </w:rPr>
       </w:pPr>
       <w:r>
-        <w:rPr/>
+        <w:rPr>
+          <w:rFonts w:ascii="arial" w:hAnsi="arial"/>
+        </w:rPr>
       </w:r>
     </w:p>
     <w:p>
@@ -7343,7 +7087,9 @@
         </w:rPr>
       </w:pPr>
       <w:r>
-        <w:rPr/>
+        <w:rPr>
+          <w:rFonts w:ascii="arial" w:hAnsi="arial"/>
+        </w:rPr>
       </w:r>
     </w:p>
     <w:p>
@@ -7357,7 +7103,9 @@
         </w:rPr>
       </w:pPr>
       <w:r>
-        <w:rPr/>
+        <w:rPr>
+          <w:rFonts w:ascii="arial" w:hAnsi="arial"/>
+        </w:rPr>
       </w:r>
     </w:p>
     <w:p>
@@ -7371,7 +7119,9 @@
         </w:rPr>
       </w:pPr>
       <w:r>
-        <w:rPr/>
+        <w:rPr>
+          <w:rFonts w:ascii="arial" w:hAnsi="arial"/>
+        </w:rPr>
       </w:r>
     </w:p>
     <w:p>
@@ -7385,7 +7135,9 @@
         </w:rPr>
       </w:pPr>
       <w:r>
-        <w:rPr/>
+        <w:rPr>
+          <w:rFonts w:ascii="arial" w:hAnsi="arial"/>
+        </w:rPr>
       </w:r>
     </w:p>
     <w:p>
@@ -7565,7 +7317,9 @@
         </w:rPr>
       </w:pPr>
       <w:r>
-        <w:rPr/>
+        <w:rPr>
+          <w:rFonts w:ascii="arial" w:hAnsi="arial"/>
+        </w:rPr>
         <w:drawing>
           <wp:anchor behindDoc="0" distT="0" distB="0" distL="0" distR="0" simplePos="0" locked="0" layoutInCell="0" allowOverlap="1" relativeHeight="21">
             <wp:simplePos x="0" y="0"/>
@@ -7592,7 +7346,7 @@
                     </pic:cNvPicPr>
                   </pic:nvPicPr>
                   <pic:blipFill>
-                    <a:blip r:embed="rId21"/>
+                    <a:blip r:embed="rId22"/>
                     <a:stretch>
                       <a:fillRect/>
                     </a:stretch>
@@ -7623,7 +7377,9 @@
         </w:rPr>
       </w:pPr>
       <w:r>
-        <w:rPr/>
+        <w:rPr>
+          <w:rFonts w:ascii="arial" w:hAnsi="arial"/>
+        </w:rPr>
       </w:r>
     </w:p>
     <w:p>
@@ -7637,7 +7393,9 @@
         </w:rPr>
       </w:pPr>
       <w:r>
-        <w:rPr/>
+        <w:rPr>
+          <w:rFonts w:ascii="arial" w:hAnsi="arial"/>
+        </w:rPr>
       </w:r>
     </w:p>
     <w:p>
@@ -7651,7 +7409,9 @@
         </w:rPr>
       </w:pPr>
       <w:r>
-        <w:rPr/>
+        <w:rPr>
+          <w:rFonts w:ascii="arial" w:hAnsi="arial"/>
+        </w:rPr>
       </w:r>
     </w:p>
     <w:p>
@@ -7766,7 +7526,9 @@
         </w:rPr>
       </w:pPr>
       <w:r>
-        <w:rPr/>
+        <w:rPr>
+          <w:rFonts w:ascii="arial" w:hAnsi="arial"/>
+        </w:rPr>
         <w:drawing>
           <wp:anchor behindDoc="0" distT="0" distB="0" distL="0" distR="0" simplePos="0" locked="0" layoutInCell="0" allowOverlap="1" relativeHeight="22">
             <wp:simplePos x="0" y="0"/>
@@ -7793,7 +7555,7 @@
                     </pic:cNvPicPr>
                   </pic:nvPicPr>
                   <pic:blipFill>
-                    <a:blip r:embed="rId22"/>
+                    <a:blip r:embed="rId23"/>
                     <a:stretch>
                       <a:fillRect/>
                     </a:stretch>
@@ -7824,7 +7586,9 @@
         </w:rPr>
       </w:pPr>
       <w:r>
-        <w:rPr/>
+        <w:rPr>
+          <w:rFonts w:ascii="arial" w:hAnsi="arial"/>
+        </w:rPr>
       </w:r>
     </w:p>
     <w:p>
@@ -7838,7 +7602,9 @@
         </w:rPr>
       </w:pPr>
       <w:r>
-        <w:rPr/>
+        <w:rPr>
+          <w:rFonts w:ascii="arial" w:hAnsi="arial"/>
+        </w:rPr>
       </w:r>
     </w:p>
     <w:p>
@@ -7852,7 +7618,9 @@
         </w:rPr>
       </w:pPr>
       <w:r>
-        <w:rPr/>
+        <w:rPr>
+          <w:rFonts w:ascii="arial" w:hAnsi="arial"/>
+        </w:rPr>
       </w:r>
     </w:p>
     <w:p>
@@ -7866,7 +7634,9 @@
         </w:rPr>
       </w:pPr>
       <w:r>
-        <w:rPr/>
+        <w:rPr>
+          <w:rFonts w:ascii="arial" w:hAnsi="arial"/>
+        </w:rPr>
       </w:r>
     </w:p>
     <w:p>
@@ -7880,7 +7650,9 @@
         </w:rPr>
       </w:pPr>
       <w:r>
-        <w:rPr/>
+        <w:rPr>
+          <w:rFonts w:ascii="arial" w:hAnsi="arial"/>
+        </w:rPr>
       </w:r>
     </w:p>
     <w:p>
@@ -7894,7 +7666,9 @@
         </w:rPr>
       </w:pPr>
       <w:r>
-        <w:rPr/>
+        <w:rPr>
+          <w:rFonts w:ascii="arial" w:hAnsi="arial"/>
+        </w:rPr>
       </w:r>
     </w:p>
     <w:p>
@@ -7908,7 +7682,9 @@
         </w:rPr>
       </w:pPr>
       <w:r>
-        <w:rPr/>
+        <w:rPr>
+          <w:rFonts w:ascii="arial" w:hAnsi="arial"/>
+        </w:rPr>
       </w:r>
     </w:p>
     <w:p>
@@ -8101,7 +7877,9 @@
         </w:rPr>
       </w:pPr>
       <w:r>
-        <w:rPr/>
+        <w:rPr>
+          <w:rFonts w:ascii="arial" w:hAnsi="arial"/>
+        </w:rPr>
         <w:drawing>
           <wp:anchor behindDoc="0" distT="0" distB="0" distL="0" distR="0" simplePos="0" locked="0" layoutInCell="0" allowOverlap="1" relativeHeight="23">
             <wp:simplePos x="0" y="0"/>
@@ -8128,7 +7906,7 @@
                     </pic:cNvPicPr>
                   </pic:nvPicPr>
                   <pic:blipFill>
-                    <a:blip r:embed="rId23"/>
+                    <a:blip r:embed="rId24"/>
                     <a:stretch>
                       <a:fillRect/>
                     </a:stretch>
@@ -8160,7 +7938,9 @@
         </w:rPr>
       </w:pPr>
       <w:r>
-        <w:rPr/>
+        <w:rPr>
+          <w:rFonts w:ascii="arial" w:hAnsi="arial"/>
+        </w:rPr>
       </w:r>
     </w:p>
     <w:p>
@@ -8174,7 +7954,9 @@
         </w:rPr>
       </w:pPr>
       <w:r>
-        <w:rPr/>
+        <w:rPr>
+          <w:rFonts w:ascii="arial" w:hAnsi="arial"/>
+        </w:rPr>
       </w:r>
     </w:p>
     <w:p>
@@ -8341,7 +8123,9 @@
         </w:rPr>
       </w:pPr>
       <w:r>
-        <w:rPr/>
+        <w:rPr>
+          <w:rFonts w:ascii="arial" w:hAnsi="arial"/>
+        </w:rPr>
         <w:drawing>
           <wp:anchor behindDoc="0" distT="0" distB="0" distL="0" distR="0" simplePos="0" locked="0" layoutInCell="0" allowOverlap="1" relativeHeight="24">
             <wp:simplePos x="0" y="0"/>
@@ -8368,7 +8152,7 @@
                     </pic:cNvPicPr>
                   </pic:nvPicPr>
                   <pic:blipFill>
-                    <a:blip r:embed="rId24"/>
+                    <a:blip r:embed="rId25"/>
                     <a:stretch>
                       <a:fillRect/>
                     </a:stretch>
@@ -8540,7 +8324,9 @@
         </w:rPr>
       </w:pPr>
       <w:r>
-        <w:rPr/>
+        <w:rPr>
+          <w:rFonts w:ascii="arial" w:hAnsi="arial"/>
+        </w:rPr>
         <w:drawing>
           <wp:anchor behindDoc="0" distT="0" distB="0" distL="0" distR="0" simplePos="0" locked="0" layoutInCell="0" allowOverlap="1" relativeHeight="25">
             <wp:simplePos x="0" y="0"/>
@@ -8567,7 +8353,7 @@
                     </pic:cNvPicPr>
                   </pic:nvPicPr>
                   <pic:blipFill>
-                    <a:blip r:embed="rId25"/>
+                    <a:blip r:embed="rId26"/>
                     <a:stretch>
                       <a:fillRect/>
                     </a:stretch>
@@ -8599,7 +8385,9 @@
         </w:rPr>
       </w:pPr>
       <w:r>
-        <w:rPr/>
+        <w:rPr>
+          <w:rFonts w:ascii="arial" w:hAnsi="arial"/>
+        </w:rPr>
       </w:r>
     </w:p>
     <w:p>
@@ -8613,7 +8401,9 @@
         </w:rPr>
       </w:pPr>
       <w:r>
-        <w:rPr/>
+        <w:rPr>
+          <w:rFonts w:ascii="arial" w:hAnsi="arial"/>
+        </w:rPr>
       </w:r>
     </w:p>
     <w:p>
@@ -8627,7 +8417,9 @@
         </w:rPr>
       </w:pPr>
       <w:r>
-        <w:rPr/>
+        <w:rPr>
+          <w:rFonts w:ascii="arial" w:hAnsi="arial"/>
+        </w:rPr>
       </w:r>
     </w:p>
     <w:p>
@@ -8641,7 +8433,9 @@
         </w:rPr>
       </w:pPr>
       <w:r>
-        <w:rPr/>
+        <w:rPr>
+          <w:rFonts w:ascii="arial" w:hAnsi="arial"/>
+        </w:rPr>
       </w:r>
     </w:p>
     <w:p>
@@ -8766,7 +8560,7 @@
                     </pic:cNvPicPr>
                   </pic:nvPicPr>
                   <pic:blipFill>
-                    <a:blip r:embed="rId26"/>
+                    <a:blip r:embed="rId27"/>
                     <a:stretch>
                       <a:fillRect/>
                     </a:stretch>
@@ -8875,20 +8669,24 @@
         </w:rPr>
       </w:pPr>
       <w:r>
-        <w:rPr/>
-      </w:r>
-    </w:p>
-    <w:p>
-      <w:pPr>
-        <w:pStyle w:val="BodyText"/>
-        <w:bidi w:val="0"/>
-        <w:ind w:hanging="0" w:left="0" w:right="0"/>
-        <w:rPr>
-          <w:rFonts w:ascii="arial" w:hAnsi="arial"/>
-        </w:rPr>
-      </w:pPr>
-      <w:r>
-        <w:rPr/>
+        <w:rPr>
+          <w:rFonts w:ascii="arial" w:hAnsi="arial"/>
+        </w:rPr>
+      </w:r>
+    </w:p>
+    <w:p>
+      <w:pPr>
+        <w:pStyle w:val="BodyText"/>
+        <w:bidi w:val="0"/>
+        <w:ind w:hanging="0" w:left="0" w:right="0"/>
+        <w:rPr>
+          <w:rFonts w:ascii="arial" w:hAnsi="arial"/>
+        </w:rPr>
+      </w:pPr>
+      <w:r>
+        <w:rPr>
+          <w:rFonts w:ascii="arial" w:hAnsi="arial"/>
+        </w:rPr>
       </w:r>
     </w:p>
     <w:p>
@@ -8902,7 +8700,9 @@
         </w:rPr>
       </w:pPr>
       <w:r>
-        <w:rPr/>
+        <w:rPr>
+          <w:rFonts w:ascii="arial" w:hAnsi="arial"/>
+        </w:rPr>
       </w:r>
     </w:p>
     <w:p>
@@ -9020,7 +8820,7 @@
                     </pic:cNvPicPr>
                   </pic:nvPicPr>
                   <pic:blipFill>
-                    <a:blip r:embed="rId27"/>
+                    <a:blip r:embed="rId28"/>
                     <a:stretch>
                       <a:fillRect/>
                     </a:stretch>
@@ -9126,7 +8926,9 @@
         </w:rPr>
       </w:pPr>
       <w:r>
-        <w:rPr/>
+        <w:rPr>
+          <w:rFonts w:ascii="arial" w:hAnsi="arial"/>
+        </w:rPr>
       </w:r>
     </w:p>
     <w:p>
@@ -9167,7 +8969,9 @@
         </w:rPr>
       </w:pPr>
       <w:r>
-        <w:rPr/>
+        <w:rPr>
+          <w:rFonts w:ascii="arial" w:hAnsi="arial"/>
+        </w:rPr>
       </w:r>
     </w:p>
     <w:p>
@@ -9190,15 +8994,7 @@
           <w:kern w:val="0"/>
           <w:lang w:val="es-ES" w:eastAsia="zh-CN" w:bidi="hi-IN"/>
         </w:rPr>
-        <w:t>4.</w:t>
-      </w:r>
-      <w:r>
-        <w:rPr>
-          <w:rFonts w:eastAsia="Arial" w:cs="Arial" w:ascii="arial" w:hAnsi="arial"/>
-          <w:kern w:val="0"/>
-          <w:lang w:val="es-ES" w:eastAsia="zh-CN" w:bidi="hi-IN"/>
-        </w:rPr>
-        <w:t>1. Enunciado y salida esperada</w:t>
+        <w:t>4.1. Enunciado y salida esperada</w:t>
       </w:r>
     </w:p>
     <w:p>
@@ -9218,7 +9014,14 @@
         </w:rPr>
       </w:pPr>
       <w:r>
-        <w:rPr/>
+        <w:rPr>
+          <w:rFonts w:eastAsia="Arial" w:cs="Arial" w:ascii="arial" w:hAnsi="arial"/>
+          <w:color w:val="auto"/>
+          <w:kern w:val="0"/>
+          <w:sz w:val="56"/>
+          <w:szCs w:val="56"/>
+          <w:lang w:val="es-ES" w:eastAsia="zh-CN" w:bidi="hi-IN"/>
+        </w:rPr>
         <w:drawing>
           <wp:anchor behindDoc="0" distT="0" distB="0" distL="0" distR="0" simplePos="0" locked="0" layoutInCell="0" allowOverlap="1" relativeHeight="28">
             <wp:simplePos x="0" y="0"/>
@@ -9245,7 +9048,7 @@
                     </pic:cNvPicPr>
                   </pic:nvPicPr>
                   <pic:blipFill>
-                    <a:blip r:embed="rId28"/>
+                    <a:blip r:embed="rId29"/>
                     <a:stretch>
                       <a:fillRect/>
                     </a:stretch>
@@ -9276,7 +9079,9 @@
         </w:rPr>
       </w:pPr>
       <w:r>
-        <w:rPr/>
+        <w:rPr>
+          <w:rFonts w:ascii="arial" w:hAnsi="arial"/>
+        </w:rPr>
       </w:r>
     </w:p>
     <w:p>
@@ -9289,7 +9094,9 @@
         </w:rPr>
       </w:pPr>
       <w:r>
-        <w:rPr/>
+        <w:rPr>
+          <w:rFonts w:ascii="arial" w:hAnsi="arial"/>
+        </w:rPr>
       </w:r>
     </w:p>
     <w:p>
@@ -9302,7 +9109,9 @@
         </w:rPr>
       </w:pPr>
       <w:r>
-        <w:rPr/>
+        <w:rPr>
+          <w:rFonts w:ascii="arial" w:hAnsi="arial"/>
+        </w:rPr>
       </w:r>
     </w:p>
     <w:p>
@@ -9315,7 +9124,9 @@
         </w:rPr>
       </w:pPr>
       <w:r>
-        <w:rPr/>
+        <w:rPr>
+          <w:rFonts w:ascii="arial" w:hAnsi="arial"/>
+        </w:rPr>
       </w:r>
     </w:p>
     <w:p>
@@ -9328,7 +9139,9 @@
         </w:rPr>
       </w:pPr>
       <w:r>
-        <w:rPr/>
+        <w:rPr>
+          <w:rFonts w:ascii="arial" w:hAnsi="arial"/>
+        </w:rPr>
       </w:r>
     </w:p>
     <w:p>
@@ -9341,7 +9154,9 @@
         </w:rPr>
       </w:pPr>
       <w:r>
-        <w:rPr/>
+        <w:rPr>
+          <w:rFonts w:ascii="arial" w:hAnsi="arial"/>
+        </w:rPr>
       </w:r>
     </w:p>
     <w:p>
@@ -9357,13 +9172,7 @@
         <w:rPr>
           <w:rFonts w:ascii="arial" w:hAnsi="arial"/>
         </w:rPr>
-        <w:t>4.</w:t>
-      </w:r>
-      <w:r>
-        <w:rPr>
-          <w:rFonts w:ascii="arial" w:hAnsi="arial"/>
-        </w:rPr>
-        <w:t>2. Tareas y justificación</w:t>
+        <w:t>4.2. Tareas y justificación</w:t>
       </w:r>
     </w:p>
     <w:p>
@@ -9449,13 +9258,7 @@
         <w:rPr>
           <w:rFonts w:ascii="arial" w:hAnsi="arial"/>
         </w:rPr>
-        <w:t xml:space="preserve">: </w:t>
-      </w:r>
-      <w:r>
-        <w:rPr>
-          <w:rFonts w:ascii="arial" w:hAnsi="arial"/>
-        </w:rPr>
-        <w:t>Para ello se utilizan dos vectores y necesitamos almacenar el pid inicial de cada uno de ellos. Son imprescindibles crearlos para la memoria compartida, ya que un vector normal no sería de gran ayuda.</w:t>
+        <w:t>: Para ello se utilizan dos vectores y necesitamos almacenar el pid inicial de cada uno de ellos. Son imprescindibles crearlos para la memoria compartida, ya que un vector normal no sería de gran ayuda.</w:t>
       </w:r>
     </w:p>
     <w:p>
@@ -9485,19 +9288,7 @@
         <w:rPr>
           <w:rFonts w:ascii="arial" w:hAnsi="arial"/>
         </w:rPr>
-        <w:t xml:space="preserve">: un bucle </w:t>
-      </w:r>
-      <w:r>
-        <w:rPr>
-          <w:rFonts w:ascii="arial" w:hAnsi="arial"/>
-        </w:rPr>
-        <w:t xml:space="preserve">similar a ejec.c </w:t>
-      </w:r>
-      <w:r>
-        <w:rPr>
-          <w:rFonts w:ascii="arial" w:hAnsi="arial"/>
-        </w:rPr>
-        <w:t xml:space="preserve">donde el padre espera y el hijo sigue creando el siguiente. </w:t>
+        <w:t xml:space="preserve">: un bucle similar a ejec.c donde el padre espera y el hijo sigue creando el siguiente. </w:t>
       </w:r>
     </w:p>
     <w:p>
@@ -9521,64 +9312,26 @@
           <w:rStyle w:val="Strong"/>
           <w:rFonts w:ascii="arial" w:hAnsi="arial"/>
         </w:rPr>
-        <w:t xml:space="preserve">Imprimir antepasados </w:t>
-      </w:r>
-      <w:r>
-        <w:rPr>
-          <w:rStyle w:val="Strong"/>
-          <w:rFonts w:ascii="arial" w:hAnsi="arial"/>
-        </w:rPr>
-        <w:t>de cada hijo</w:t>
-      </w:r>
-      <w:r>
-        <w:rPr>
-          <w:rFonts w:ascii="arial" w:hAnsi="arial"/>
-        </w:rPr>
-        <w:t xml:space="preserve">: cuando vuelve la cadena, </w:t>
-      </w:r>
-      <w:r>
-        <w:rPr>
-          <w:rFonts w:ascii="arial" w:hAnsi="arial"/>
-        </w:rPr>
-        <w:t xml:space="preserve">cada hijo </w:t>
-      </w:r>
-      <w:r>
-        <w:rPr>
-          <w:rFonts w:ascii="arial" w:hAnsi="arial"/>
-        </w:rPr>
-        <w:t xml:space="preserve">lee </w:t>
-      </w:r>
-      <w:r>
-        <w:rPr>
-          <w:rStyle w:val="Textooriginal"/>
-          <w:rFonts w:ascii="arial" w:hAnsi="arial"/>
-        </w:rPr>
-        <w:t>v</w:t>
-      </w:r>
-      <w:r>
-        <w:rPr>
-          <w:rStyle w:val="Textooriginal"/>
-          <w:rFonts w:ascii="arial" w:hAnsi="arial"/>
-        </w:rPr>
-        <w:t>x</w:t>
-      </w:r>
-      <w:r>
-        <w:rPr>
-          <w:rFonts w:ascii="arial" w:hAnsi="arial"/>
-        </w:rPr>
-        <w:t xml:space="preserve"> e imprime los pid </w:t>
-      </w:r>
-      <w:r>
-        <w:rPr>
-          <w:rFonts w:ascii="arial" w:hAnsi="arial"/>
-        </w:rPr>
-        <w:t>de sus antepasados</w:t>
-      </w:r>
-      <w:r>
-        <w:rPr>
-          <w:rFonts w:ascii="arial" w:hAnsi="arial"/>
-        </w:rPr>
-        <w:t xml:space="preserve">. </w:t>
+        <w:t>Imprimir antepasados de cada hijo</w:t>
+      </w:r>
+      <w:r>
+        <w:rPr>
+          <w:rFonts w:ascii="arial" w:hAnsi="arial"/>
+        </w:rPr>
+        <w:t xml:space="preserve">: cuando vuelve la cadena, cada hijo lee </w:t>
+      </w:r>
+      <w:r>
+        <w:rPr>
+          <w:rStyle w:val="Textooriginal"/>
+          <w:rFonts w:ascii="arial" w:hAnsi="arial"/>
+        </w:rPr>
+        <w:t>vx</w:t>
+      </w:r>
+      <w:r>
+        <w:rPr>
+          <w:rFonts w:ascii="arial" w:hAnsi="arial"/>
+        </w:rPr>
+        <w:t xml:space="preserve"> e imprime los pid de sus antepasados. </w:t>
       </w:r>
     </w:p>
     <w:p>
@@ -9791,13 +9544,7 @@
         <w:rPr>
           <w:rFonts w:ascii="arial" w:hAnsi="arial"/>
         </w:rPr>
-        <w:t>4.</w:t>
-      </w:r>
-      <w:r>
-        <w:rPr>
-          <w:rFonts w:ascii="arial" w:hAnsi="arial"/>
-        </w:rPr>
-        <w:t>3. Análisis del código</w:t>
+        <w:t>4.3. Análisis del código</w:t>
       </w:r>
     </w:p>
     <w:p>
@@ -10155,7 +9902,9 @@
         </w:rPr>
       </w:pPr>
       <w:r>
-        <w:rPr/>
+        <w:rPr>
+          <w:rFonts w:ascii="arial" w:hAnsi="arial"/>
+        </w:rPr>
         <w:drawing>
           <wp:anchor behindDoc="0" distT="0" distB="0" distL="0" distR="0" simplePos="0" locked="0" layoutInCell="0" allowOverlap="1" relativeHeight="29">
             <wp:simplePos x="0" y="0"/>
@@ -10182,7 +9931,7 @@
                     </pic:cNvPicPr>
                   </pic:nvPicPr>
                   <pic:blipFill>
-                    <a:blip r:embed="rId29"/>
+                    <a:blip r:embed="rId30"/>
                     <a:stretch>
                       <a:fillRect/>
                     </a:stretch>
@@ -10213,20 +9962,24 @@
         </w:rPr>
       </w:pPr>
       <w:r>
-        <w:rPr/>
-      </w:r>
-    </w:p>
-    <w:p>
-      <w:pPr>
-        <w:pStyle w:val="BodyText"/>
-        <w:bidi w:val="0"/>
-        <w:ind w:hanging="0" w:left="0" w:right="0"/>
-        <w:rPr>
-          <w:rFonts w:ascii="arial" w:hAnsi="arial"/>
-        </w:rPr>
-      </w:pPr>
-      <w:r>
-        <w:rPr/>
+        <w:rPr>
+          <w:rFonts w:ascii="arial" w:hAnsi="arial"/>
+        </w:rPr>
+      </w:r>
+    </w:p>
+    <w:p>
+      <w:pPr>
+        <w:pStyle w:val="BodyText"/>
+        <w:bidi w:val="0"/>
+        <w:ind w:hanging="0" w:left="0" w:right="0"/>
+        <w:rPr>
+          <w:rFonts w:ascii="arial" w:hAnsi="arial"/>
+        </w:rPr>
+      </w:pPr>
+      <w:r>
+        <w:rPr>
+          <w:rFonts w:ascii="arial" w:hAnsi="arial"/>
+        </w:rPr>
       </w:r>
     </w:p>
     <w:p>
@@ -10255,7 +10008,9 @@
         </w:rPr>
       </w:pPr>
       <w:r>
-        <w:rPr/>
+        <w:rPr>
+          <w:rFonts w:ascii="arial" w:hAnsi="arial"/>
+        </w:rPr>
       </w:r>
     </w:p>
     <w:p>
@@ -10269,7 +10024,9 @@
         </w:rPr>
       </w:pPr>
       <w:r>
-        <w:rPr/>
+        <w:rPr>
+          <w:rFonts w:ascii="arial" w:hAnsi="arial"/>
+        </w:rPr>
         <w:drawing>
           <wp:anchor behindDoc="0" distT="0" distB="0" distL="0" distR="0" simplePos="0" locked="0" layoutInCell="0" allowOverlap="1" relativeHeight="30">
             <wp:simplePos x="0" y="0"/>
@@ -10296,7 +10053,7 @@
                     </pic:cNvPicPr>
                   </pic:nvPicPr>
                   <pic:blipFill>
-                    <a:blip r:embed="rId30"/>
+                    <a:blip r:embed="rId31"/>
                     <a:stretch>
                       <a:fillRect/>
                     </a:stretch>
@@ -10328,7 +10085,9 @@
         </w:rPr>
       </w:pPr>
       <w:r>
-        <w:rPr/>
+        <w:rPr>
+          <w:rFonts w:ascii="arial" w:hAnsi="arial"/>
+        </w:rPr>
       </w:r>
     </w:p>
     <w:p>
@@ -10342,7 +10101,9 @@
         </w:rPr>
       </w:pPr>
       <w:r>
-        <w:rPr/>
+        <w:rPr>
+          <w:rFonts w:ascii="arial" w:hAnsi="arial"/>
+        </w:rPr>
       </w:r>
     </w:p>
     <w:p>
@@ -10356,7 +10117,9 @@
         </w:rPr>
       </w:pPr>
       <w:r>
-        <w:rPr/>
+        <w:rPr>
+          <w:rFonts w:ascii="arial" w:hAnsi="arial"/>
+        </w:rPr>
       </w:r>
     </w:p>
     <w:p>
@@ -10370,7 +10133,9 @@
         </w:rPr>
       </w:pPr>
       <w:r>
-        <w:rPr/>
+        <w:rPr>
+          <w:rFonts w:ascii="arial" w:hAnsi="arial"/>
+        </w:rPr>
       </w:r>
     </w:p>
     <w:p>
@@ -10384,7 +10149,9 @@
         </w:rPr>
       </w:pPr>
       <w:r>
-        <w:rPr/>
+        <w:rPr>
+          <w:rFonts w:ascii="arial" w:hAnsi="arial"/>
+        </w:rPr>
       </w:r>
     </w:p>
     <w:p>
@@ -10398,7 +10165,9 @@
         </w:rPr>
       </w:pPr>
       <w:r>
-        <w:rPr/>
+        <w:rPr>
+          <w:rFonts w:ascii="arial" w:hAnsi="arial"/>
+        </w:rPr>
       </w:r>
     </w:p>
     <w:p>
@@ -10513,7 +10282,9 @@
         </w:rPr>
       </w:pPr>
       <w:r>
-        <w:rPr/>
+        <w:rPr>
+          <w:rFonts w:ascii="arial" w:hAnsi="arial"/>
+        </w:rPr>
       </w:r>
     </w:p>
     <w:p>
@@ -10807,7 +10578,9 @@
         </w:rPr>
       </w:pPr>
       <w:r>
-        <w:rPr/>
+        <w:rPr>
+          <w:rFonts w:ascii="arial" w:hAnsi="arial"/>
+        </w:rPr>
       </w:r>
     </w:p>
     <w:p>
@@ -10821,7 +10594,9 @@
         </w:rPr>
       </w:pPr>
       <w:r>
-        <w:rPr/>
+        <w:rPr>
+          <w:rFonts w:ascii="arial" w:hAnsi="arial"/>
+        </w:rPr>
         <w:drawing>
           <wp:anchor behindDoc="0" distT="0" distB="0" distL="0" distR="0" simplePos="0" locked="0" layoutInCell="0" allowOverlap="1" relativeHeight="31">
             <wp:simplePos x="0" y="0"/>
@@ -10848,7 +10623,7 @@
                     </pic:cNvPicPr>
                   </pic:nvPicPr>
                   <pic:blipFill>
-                    <a:blip r:embed="rId31"/>
+                    <a:blip r:embed="rId32"/>
                     <a:stretch>
                       <a:fillRect/>
                     </a:stretch>
@@ -10879,72 +10654,84 @@
         </w:rPr>
       </w:pPr>
       <w:r>
-        <w:rPr/>
-      </w:r>
-    </w:p>
-    <w:p>
-      <w:pPr>
-        <w:pStyle w:val="BodyText"/>
-        <w:bidi w:val="0"/>
-        <w:ind w:hanging="0" w:left="0" w:right="0"/>
-        <w:rPr>
-          <w:rFonts w:ascii="arial" w:hAnsi="arial"/>
-        </w:rPr>
-      </w:pPr>
-      <w:r>
-        <w:rPr/>
-      </w:r>
-    </w:p>
-    <w:p>
-      <w:pPr>
-        <w:pStyle w:val="BodyText"/>
-        <w:bidi w:val="0"/>
-        <w:ind w:hanging="0" w:left="0" w:right="0"/>
-        <w:rPr>
-          <w:rFonts w:ascii="arial" w:hAnsi="arial"/>
-        </w:rPr>
-      </w:pPr>
-      <w:r>
-        <w:rPr/>
-      </w:r>
-    </w:p>
-    <w:p>
-      <w:pPr>
-        <w:pStyle w:val="BodyText"/>
-        <w:bidi w:val="0"/>
-        <w:ind w:hanging="0" w:left="0" w:right="0"/>
-        <w:rPr>
-          <w:rFonts w:ascii="arial" w:hAnsi="arial"/>
-        </w:rPr>
-      </w:pPr>
-      <w:r>
-        <w:rPr/>
-      </w:r>
-    </w:p>
-    <w:p>
-      <w:pPr>
-        <w:pStyle w:val="BodyText"/>
-        <w:bidi w:val="0"/>
-        <w:ind w:hanging="0" w:left="0" w:right="0"/>
-        <w:rPr>
-          <w:rFonts w:ascii="arial" w:hAnsi="arial"/>
-        </w:rPr>
-      </w:pPr>
-      <w:r>
-        <w:rPr/>
-      </w:r>
-    </w:p>
-    <w:p>
-      <w:pPr>
-        <w:pStyle w:val="BodyText"/>
-        <w:bidi w:val="0"/>
-        <w:ind w:hanging="0" w:left="0" w:right="0"/>
-        <w:rPr>
-          <w:rFonts w:ascii="arial" w:hAnsi="arial"/>
-        </w:rPr>
-      </w:pPr>
-      <w:r>
-        <w:rPr/>
+        <w:rPr>
+          <w:rFonts w:ascii="arial" w:hAnsi="arial"/>
+        </w:rPr>
+      </w:r>
+    </w:p>
+    <w:p>
+      <w:pPr>
+        <w:pStyle w:val="BodyText"/>
+        <w:bidi w:val="0"/>
+        <w:ind w:hanging="0" w:left="0" w:right="0"/>
+        <w:rPr>
+          <w:rFonts w:ascii="arial" w:hAnsi="arial"/>
+        </w:rPr>
+      </w:pPr>
+      <w:r>
+        <w:rPr>
+          <w:rFonts w:ascii="arial" w:hAnsi="arial"/>
+        </w:rPr>
+      </w:r>
+    </w:p>
+    <w:p>
+      <w:pPr>
+        <w:pStyle w:val="BodyText"/>
+        <w:bidi w:val="0"/>
+        <w:ind w:hanging="0" w:left="0" w:right="0"/>
+        <w:rPr>
+          <w:rFonts w:ascii="arial" w:hAnsi="arial"/>
+        </w:rPr>
+      </w:pPr>
+      <w:r>
+        <w:rPr>
+          <w:rFonts w:ascii="arial" w:hAnsi="arial"/>
+        </w:rPr>
+      </w:r>
+    </w:p>
+    <w:p>
+      <w:pPr>
+        <w:pStyle w:val="BodyText"/>
+        <w:bidi w:val="0"/>
+        <w:ind w:hanging="0" w:left="0" w:right="0"/>
+        <w:rPr>
+          <w:rFonts w:ascii="arial" w:hAnsi="arial"/>
+        </w:rPr>
+      </w:pPr>
+      <w:r>
+        <w:rPr>
+          <w:rFonts w:ascii="arial" w:hAnsi="arial"/>
+        </w:rPr>
+      </w:r>
+    </w:p>
+    <w:p>
+      <w:pPr>
+        <w:pStyle w:val="BodyText"/>
+        <w:bidi w:val="0"/>
+        <w:ind w:hanging="0" w:left="0" w:right="0"/>
+        <w:rPr>
+          <w:rFonts w:ascii="arial" w:hAnsi="arial"/>
+        </w:rPr>
+      </w:pPr>
+      <w:r>
+        <w:rPr>
+          <w:rFonts w:ascii="arial" w:hAnsi="arial"/>
+        </w:rPr>
+      </w:r>
+    </w:p>
+    <w:p>
+      <w:pPr>
+        <w:pStyle w:val="BodyText"/>
+        <w:bidi w:val="0"/>
+        <w:ind w:hanging="0" w:left="0" w:right="0"/>
+        <w:rPr>
+          <w:rFonts w:ascii="arial" w:hAnsi="arial"/>
+        </w:rPr>
+      </w:pPr>
+      <w:r>
+        <w:rPr>
+          <w:rFonts w:ascii="arial" w:hAnsi="arial"/>
+        </w:rPr>
       </w:r>
     </w:p>
     <w:p>
@@ -10978,13 +10765,7 @@
         <w:rPr>
           <w:rFonts w:ascii="arial" w:hAnsi="arial"/>
         </w:rPr>
-        <w:t xml:space="preserve">Función vacía. Solo </w:t>
-      </w:r>
-      <w:r>
-        <w:rPr>
-          <w:rFonts w:ascii="arial" w:hAnsi="arial"/>
-        </w:rPr>
-        <w:t xml:space="preserve">sirve para que </w:t>
+        <w:t xml:space="preserve">Función vacía. Solo sirve para que </w:t>
       </w:r>
       <w:r>
         <w:rPr>
@@ -11023,21 +10804,25 @@
         </w:rPr>
       </w:pPr>
       <w:r>
-        <w:rPr/>
-      </w:r>
-    </w:p>
-    <w:p>
-      <w:pPr>
-        <w:pStyle w:val="BodyText"/>
-        <w:bidi w:val="0"/>
-        <w:ind w:hanging="0" w:left="0" w:right="0"/>
-        <w:rPr>
-          <w:rStyle w:val="Textooriginal"/>
-          <w:rFonts w:ascii="arial" w:hAnsi="arial"/>
-        </w:rPr>
-      </w:pPr>
-      <w:r>
-        <w:rPr/>
+        <w:rPr>
+          <w:rFonts w:ascii="arial" w:hAnsi="arial"/>
+        </w:rPr>
+      </w:r>
+    </w:p>
+    <w:p>
+      <w:pPr>
+        <w:pStyle w:val="BodyText"/>
+        <w:bidi w:val="0"/>
+        <w:ind w:hanging="0" w:left="0" w:right="0"/>
+        <w:rPr>
+          <w:rStyle w:val="Textooriginal"/>
+          <w:rFonts w:ascii="arial" w:hAnsi="arial"/>
+        </w:rPr>
+      </w:pPr>
+      <w:r>
+        <w:rPr>
+          <w:rFonts w:ascii="arial" w:hAnsi="arial"/>
+        </w:rPr>
       </w:r>
     </w:p>
     <w:p>
@@ -11051,7 +10836,9 @@
         </w:rPr>
       </w:pPr>
       <w:r>
-        <w:rPr/>
+        <w:rPr>
+          <w:rFonts w:ascii="arial" w:hAnsi="arial"/>
+        </w:rPr>
       </w:r>
     </w:p>
     <w:p>
@@ -11297,7 +11084,9 @@
         </w:rPr>
       </w:pPr>
       <w:r>
-        <w:rPr/>
+        <w:rPr>
+          <w:rFonts w:ascii="arial" w:hAnsi="arial"/>
+        </w:rPr>
         <w:drawing>
           <wp:anchor behindDoc="0" distT="0" distB="0" distL="0" distR="0" simplePos="0" locked="0" layoutInCell="0" allowOverlap="1" relativeHeight="32">
             <wp:simplePos x="0" y="0"/>
@@ -11324,7 +11113,7 @@
                     </pic:cNvPicPr>
                   </pic:nvPicPr>
                   <pic:blipFill>
-                    <a:blip r:embed="rId32"/>
+                    <a:blip r:embed="rId33"/>
                     <a:stretch>
                       <a:fillRect/>
                     </a:stretch>
@@ -11356,7 +11145,9 @@
         </w:rPr>
       </w:pPr>
       <w:r>
-        <w:rPr/>
+        <w:rPr>
+          <w:rFonts w:ascii="arial" w:hAnsi="arial"/>
+        </w:rPr>
       </w:r>
     </w:p>
     <w:p>
@@ -11370,7 +11161,9 @@
         </w:rPr>
       </w:pPr>
       <w:r>
-        <w:rPr/>
+        <w:rPr>
+          <w:rFonts w:ascii="arial" w:hAnsi="arial"/>
+        </w:rPr>
       </w:r>
     </w:p>
     <w:p>
@@ -11384,7 +11177,9 @@
         </w:rPr>
       </w:pPr>
       <w:r>
-        <w:rPr/>
+        <w:rPr>
+          <w:rFonts w:ascii="arial" w:hAnsi="arial"/>
+        </w:rPr>
       </w:r>
     </w:p>
     <w:p>
@@ -11398,7 +11193,9 @@
         </w:rPr>
       </w:pPr>
       <w:r>
-        <w:rPr/>
+        <w:rPr>
+          <w:rFonts w:ascii="arial" w:hAnsi="arial"/>
+        </w:rPr>
       </w:r>
     </w:p>
     <w:p>
@@ -11412,7 +11209,9 @@
         </w:rPr>
       </w:pPr>
       <w:r>
-        <w:rPr/>
+        <w:rPr>
+          <w:rFonts w:ascii="arial" w:hAnsi="arial"/>
+        </w:rPr>
       </w:r>
     </w:p>
     <w:p>
@@ -11427,21 +11226,7 @@
           <w:rStyle w:val="Textooriginal"/>
           <w:rFonts w:ascii="arial" w:hAnsi="arial"/>
         </w:rPr>
-        <w:t>crearHijosFinales(y, vy,</w:t>
-      </w:r>
-      <w:r>
-        <w:rPr>
-          <w:rStyle w:val="Textooriginal"/>
-          <w:rFonts w:ascii="arial" w:hAnsi="arial"/>
-        </w:rPr>
-        <w:t>x,vx</w:t>
-      </w:r>
-      <w:r>
-        <w:rPr>
-          <w:rStyle w:val="Textooriginal"/>
-          <w:rFonts w:ascii="arial" w:hAnsi="arial"/>
-        </w:rPr>
-        <w:t>)</w:t>
+        <w:t>crearHijosFinales(y, vy,x,vx)</w:t>
       </w:r>
     </w:p>
     <w:p>
@@ -11598,13 +11383,7 @@
         <w:rPr>
           <w:rFonts w:ascii="arial" w:hAnsi="arial"/>
         </w:rPr>
-        <w:t xml:space="preserve">. </w:t>
-      </w:r>
-      <w:r>
-        <w:rPr>
-          <w:rFonts w:ascii="arial" w:hAnsi="arial"/>
-        </w:rPr>
-        <w:t>La x y la vx se necesitan para llamar a la función de imprimirSubhijo.</w:t>
+        <w:t>. La x y la vx se necesitan para llamar a la función de imprimirSubhijo.</w:t>
       </w:r>
     </w:p>
     <w:p>
@@ -11716,20 +11495,24 @@
         </w:rPr>
       </w:pPr>
       <w:r>
-        <w:rPr/>
-      </w:r>
-    </w:p>
-    <w:p>
-      <w:pPr>
-        <w:pStyle w:val="BodyText"/>
-        <w:bidi w:val="0"/>
-        <w:ind w:hanging="0" w:left="0" w:right="0"/>
-        <w:rPr>
-          <w:rFonts w:ascii="arial" w:hAnsi="arial"/>
-        </w:rPr>
-      </w:pPr>
-      <w:r>
-        <w:rPr/>
+        <w:rPr>
+          <w:rFonts w:ascii="arial" w:hAnsi="arial"/>
+        </w:rPr>
+      </w:r>
+    </w:p>
+    <w:p>
+      <w:pPr>
+        <w:pStyle w:val="BodyText"/>
+        <w:bidi w:val="0"/>
+        <w:ind w:hanging="0" w:left="0" w:right="0"/>
+        <w:rPr>
+          <w:rFonts w:ascii="arial" w:hAnsi="arial"/>
+        </w:rPr>
+      </w:pPr>
+      <w:r>
+        <w:rPr>
+          <w:rFonts w:ascii="arial" w:hAnsi="arial"/>
+        </w:rPr>
         <w:drawing>
           <wp:anchor behindDoc="0" distT="0" distB="0" distL="0" distR="0" simplePos="0" locked="0" layoutInCell="0" allowOverlap="1" relativeHeight="33">
             <wp:simplePos x="0" y="0"/>
@@ -11756,7 +11539,7 @@
                     </pic:cNvPicPr>
                   </pic:nvPicPr>
                   <pic:blipFill>
-                    <a:blip r:embed="rId33"/>
+                    <a:blip r:embed="rId34"/>
                     <a:stretch>
                       <a:fillRect/>
                     </a:stretch>
@@ -11788,7 +11571,9 @@
         </w:rPr>
       </w:pPr>
       <w:r>
-        <w:rPr/>
+        <w:rPr>
+          <w:rFonts w:ascii="arial" w:hAnsi="arial"/>
+        </w:rPr>
       </w:r>
     </w:p>
     <w:p>
@@ -11802,7 +11587,9 @@
         </w:rPr>
       </w:pPr>
       <w:r>
-        <w:rPr/>
+        <w:rPr>
+          <w:rFonts w:ascii="arial" w:hAnsi="arial"/>
+        </w:rPr>
       </w:r>
     </w:p>
     <w:p>
@@ -11831,7 +11618,9 @@
         </w:rPr>
       </w:pPr>
       <w:r>
-        <w:rPr/>
+        <w:rPr>
+          <w:rFonts w:ascii="arial" w:hAnsi="arial"/>
+        </w:rPr>
       </w:r>
     </w:p>
     <w:p>
@@ -11875,7 +11664,9 @@
         </w:rPr>
       </w:pPr>
       <w:r>
-        <w:rPr/>
+        <w:rPr>
+          <w:rFonts w:ascii="arial" w:hAnsi="arial"/>
+        </w:rPr>
       </w:r>
     </w:p>
     <w:p>
@@ -11889,7 +11680,9 @@
         </w:rPr>
       </w:pPr>
       <w:r>
-        <w:rPr/>
+        <w:rPr>
+          <w:rFonts w:ascii="arial" w:hAnsi="arial"/>
+        </w:rPr>
       </w:r>
     </w:p>
     <w:p>
@@ -11903,7 +11696,9 @@
         </w:rPr>
       </w:pPr>
       <w:r>
-        <w:rPr/>
+        <w:rPr>
+          <w:rFonts w:ascii="arial" w:hAnsi="arial"/>
+        </w:rPr>
       </w:r>
     </w:p>
     <w:p>
@@ -11917,7 +11712,9 @@
         </w:rPr>
       </w:pPr>
       <w:r>
-        <w:rPr/>
+        <w:rPr>
+          <w:rFonts w:ascii="arial" w:hAnsi="arial"/>
+        </w:rPr>
         <w:drawing>
           <wp:anchor behindDoc="0" distT="0" distB="0" distL="0" distR="0" simplePos="0" locked="0" layoutInCell="0" allowOverlap="1" relativeHeight="34">
             <wp:simplePos x="0" y="0"/>
@@ -11944,7 +11741,7 @@
                     </pic:cNvPicPr>
                   </pic:nvPicPr>
                   <pic:blipFill>
-                    <a:blip r:embed="rId34"/>
+                    <a:blip r:embed="rId35"/>
                     <a:stretch>
                       <a:fillRect/>
                     </a:stretch>
@@ -11977,14 +11774,7 @@
           <w:rStyle w:val="Textooriginal"/>
           <w:rFonts w:ascii="arial" w:hAnsi="arial"/>
         </w:rPr>
-        <w:t>I</w:t>
-      </w:r>
-      <w:r>
-        <w:rPr>
-          <w:rStyle w:val="Textooriginal"/>
-          <w:rFonts w:ascii="arial" w:hAnsi="arial"/>
-        </w:rPr>
-        <w:t>mprimirSuperPadre(y, vy)</w:t>
+        <w:t>ImprimirSuperPadre(y, vy)</w:t>
       </w:r>
     </w:p>
     <w:p>
@@ -12116,7 +11906,7 @@
                     </pic:cNvPicPr>
                   </pic:nvPicPr>
                   <pic:blipFill>
-                    <a:blip r:embed="rId35"/>
+                    <a:blip r:embed="rId36"/>
                     <a:stretch>
                       <a:fillRect/>
                     </a:stretch>
@@ -12158,15 +11948,19 @@
           <w:rFonts w:eastAsia="Arial" w:cs="Arial" w:ascii="arial" w:hAnsi="arial"/>
           <w:color w:val="auto"/>
           <w:kern w:val="0"/>
-          <w:sz w:val="56"/>
-          <w:szCs w:val="56"/>
+          <w:sz w:val="30"/>
+          <w:szCs w:val="30"/>
           <w:lang w:val="es-ES" w:eastAsia="zh-CN" w:bidi="hi-IN"/>
         </w:rPr>
       </w:r>
     </w:p>
     <w:sectPr>
-      <w:headerReference w:type="default" r:id="rId36"/>
-      <w:footerReference w:type="default" r:id="rId37"/>
+      <w:headerReference w:type="even" r:id="rId37"/>
+      <w:headerReference w:type="default" r:id="rId38"/>
+      <w:headerReference w:type="first" r:id="rId39"/>
+      <w:footerReference w:type="even" r:id="rId40"/>
+      <w:footerReference w:type="default" r:id="rId41"/>
+      <w:footerReference w:type="first" r:id="rId42"/>
       <w:type w:val="nextPage"/>
       <w:pgSz w:w="11906" w:h="16838"/>
       <w:pgMar w:left="1440" w:right="1440" w:gutter="0" w:header="1440" w:top="2013" w:footer="1440" w:bottom="2013"/>
@@ -12193,7 +11987,49 @@
 </w:ftr>
 </file>
 
+<file path=word/footer2.xml><?xml version="1.0" encoding="utf-8"?>
+<w:ftr xmlns:o="urn:schemas-microsoft-com:office:office" xmlns:r="http://schemas.openxmlformats.org/officeDocument/2006/relationships" xmlns:v="urn:schemas-microsoft-com:vml" xmlns:w="http://schemas.openxmlformats.org/wordprocessingml/2006/main" xmlns:w10="urn:schemas-microsoft-com:office:word" xmlns:wp="http://schemas.openxmlformats.org/drawingml/2006/wordprocessingDrawing" xmlns:wps="http://schemas.microsoft.com/office/word/2010/wordprocessingShape" xmlns:wpg="http://schemas.microsoft.com/office/word/2010/wordprocessingGroup" xmlns:mc="http://schemas.openxmlformats.org/markup-compatibility/2006" xmlns:wp14="http://schemas.microsoft.com/office/word/2010/wordprocessingDrawing" xmlns:w14="http://schemas.microsoft.com/office/word/2010/wordml" xmlns:w15="http://schemas.microsoft.com/office/word/2012/wordml" mc:Ignorable="w14 wp14 w15">
+  <w:p>
+    <w:pPr>
+      <w:pStyle w:val="Footer"/>
+      <w:rPr/>
+    </w:pPr>
+    <w:r>
+      <w:rPr/>
+    </w:r>
+  </w:p>
+</w:ftr>
+</file>
+
+<file path=word/footer3.xml><?xml version="1.0" encoding="utf-8"?>
+<w:ftr xmlns:o="urn:schemas-microsoft-com:office:office" xmlns:r="http://schemas.openxmlformats.org/officeDocument/2006/relationships" xmlns:v="urn:schemas-microsoft-com:vml" xmlns:w="http://schemas.openxmlformats.org/wordprocessingml/2006/main" xmlns:w10="urn:schemas-microsoft-com:office:word" xmlns:wp="http://schemas.openxmlformats.org/drawingml/2006/wordprocessingDrawing" xmlns:wps="http://schemas.microsoft.com/office/word/2010/wordprocessingShape" xmlns:wpg="http://schemas.microsoft.com/office/word/2010/wordprocessingGroup" xmlns:mc="http://schemas.openxmlformats.org/markup-compatibility/2006" xmlns:wp14="http://schemas.microsoft.com/office/word/2010/wordprocessingDrawing" xmlns:w14="http://schemas.microsoft.com/office/word/2010/wordml" xmlns:w15="http://schemas.microsoft.com/office/word/2012/wordml" mc:Ignorable="w14 wp14 w15">
+  <w:p>
+    <w:pPr>
+      <w:pStyle w:val="Footer"/>
+      <w:rPr/>
+    </w:pPr>
+    <w:r>
+      <w:rPr/>
+    </w:r>
+  </w:p>
+</w:ftr>
+</file>
+
 <file path=word/header1.xml><?xml version="1.0" encoding="utf-8"?>
+<w:hdr xmlns:o="urn:schemas-microsoft-com:office:office" xmlns:r="http://schemas.openxmlformats.org/officeDocument/2006/relationships" xmlns:v="urn:schemas-microsoft-com:vml" xmlns:w="http://schemas.openxmlformats.org/wordprocessingml/2006/main" xmlns:w10="urn:schemas-microsoft-com:office:word" xmlns:wp="http://schemas.openxmlformats.org/drawingml/2006/wordprocessingDrawing" xmlns:wps="http://schemas.microsoft.com/office/word/2010/wordprocessingShape" xmlns:wpg="http://schemas.microsoft.com/office/word/2010/wordprocessingGroup" xmlns:mc="http://schemas.openxmlformats.org/markup-compatibility/2006" xmlns:wp14="http://schemas.microsoft.com/office/word/2010/wordprocessingDrawing" xmlns:w14="http://schemas.microsoft.com/office/word/2010/wordml" xmlns:w15="http://schemas.microsoft.com/office/word/2012/wordml" mc:Ignorable="w14 wp14 w15">
+  <w:p>
+    <w:pPr>
+      <w:pStyle w:val="Header"/>
+      <w:rPr/>
+    </w:pPr>
+    <w:r>
+      <w:rPr/>
+    </w:r>
+  </w:p>
+</w:hdr>
+</file>
+
+<file path=word/header2.xml><?xml version="1.0" encoding="utf-8"?>
 <w:hdr xmlns:o="urn:schemas-microsoft-com:office:office" xmlns:r="http://schemas.openxmlformats.org/officeDocument/2006/relationships" xmlns:v="urn:schemas-microsoft-com:vml" xmlns:w="http://schemas.openxmlformats.org/wordprocessingml/2006/main" xmlns:w10="urn:schemas-microsoft-com:office:word" xmlns:wp="http://schemas.openxmlformats.org/drawingml/2006/wordprocessingDrawing" xmlns:wps="http://schemas.microsoft.com/office/word/2010/wordprocessingShape" xmlns:wpg="http://schemas.microsoft.com/office/word/2010/wordprocessingGroup" xmlns:mc="http://schemas.openxmlformats.org/markup-compatibility/2006" xmlns:wp14="http://schemas.microsoft.com/office/word/2010/wordprocessingDrawing" xmlns:w14="http://schemas.microsoft.com/office/word/2010/wordml" xmlns:w15="http://schemas.microsoft.com/office/word/2012/wordml" mc:Ignorable="w14 wp14 w15">
   <w:p>
     <w:pPr>
@@ -12214,7 +12050,38 @@
     </w:r>
     <w:r>
       <w:rPr/>
-      <w:t>20</w:t>
+      <w:t>21</w:t>
+    </w:r>
+    <w:r>
+      <w:rPr/>
+      <w:fldChar w:fldCharType="end"/>
+    </w:r>
+  </w:p>
+</w:hdr>
+</file>
+
+<file path=word/header3.xml><?xml version="1.0" encoding="utf-8"?>
+<w:hdr xmlns:o="urn:schemas-microsoft-com:office:office" xmlns:r="http://schemas.openxmlformats.org/officeDocument/2006/relationships" xmlns:v="urn:schemas-microsoft-com:vml" xmlns:w="http://schemas.openxmlformats.org/wordprocessingml/2006/main" xmlns:w10="urn:schemas-microsoft-com:office:word" xmlns:wp="http://schemas.openxmlformats.org/drawingml/2006/wordprocessingDrawing" xmlns:wps="http://schemas.microsoft.com/office/word/2010/wordprocessingShape" xmlns:wpg="http://schemas.microsoft.com/office/word/2010/wordprocessingGroup" xmlns:mc="http://schemas.openxmlformats.org/markup-compatibility/2006" xmlns:wp14="http://schemas.microsoft.com/office/word/2010/wordprocessingDrawing" xmlns:w14="http://schemas.microsoft.com/office/word/2010/wordml" xmlns:w15="http://schemas.microsoft.com/office/word/2012/wordml" mc:Ignorable="w14 wp14 w15">
+  <w:p>
+    <w:pPr>
+      <w:pStyle w:val="Header"/>
+      <w:rPr/>
+    </w:pPr>
+    <w:r>
+      <w:rPr/>
+      <w:fldChar w:fldCharType="begin"/>
+    </w:r>
+    <w:r>
+      <w:rPr/>
+      <w:instrText xml:space="preserve"> PAGE </w:instrText>
+    </w:r>
+    <w:r>
+      <w:rPr/>
+      <w:fldChar w:fldCharType="separate"/>
+    </w:r>
+    <w:r>
+      <w:rPr/>
+      <w:t>21</w:t>
     </w:r>
     <w:r>
       <w:rPr/>
@@ -13623,12 +13490,21 @@
   <w:style w:type="character" w:styleId="Caracteresdenotaalpie">
     <w:name w:val="Caracteres de nota al pie"/>
     <w:qFormat/>
-    <w:rPr/>
+    <w:rPr>
+      <w:vertAlign w:val="superscript"/>
+    </w:rPr>
   </w:style>
   <w:style w:type="character" w:styleId="FootnoteReference">
     <w:name w:val="Footnote Reference"/>
     <w:rPr>
       <w:vertAlign w:val="superscript"/>
+    </w:rPr>
+  </w:style>
+  <w:style w:type="character" w:styleId="Hyperlink">
+    <w:name w:val="Hyperlink"/>
+    <w:rPr>
+      <w:color w:val="000080"/>
+      <w:u w:val="single"/>
     </w:rPr>
   </w:style>
   <w:style w:type="paragraph" w:styleId="Ttulo">
